--- a/docs/张琪-本科毕业论文-定稿.docx
+++ b/docs/张琪-本科毕业论文-定稿.docx
@@ -2323,7 +2323,7 @@
         <w:rPr>
           <w:noProof/>
         </w:rPr>
-        <w:instrText>PAGEREF _Toc227273264 \h</w:instrText>
+        <w:instrText>PAGEREF _Toc227354831 \h</w:instrText>
       </w:r>
       <w:r>
         <w:rPr>
@@ -2410,7 +2410,7 @@
         <w:rPr>
           <w:noProof/>
         </w:rPr>
-        <w:instrText>PAGEREF _Toc227273265 \h</w:instrText>
+        <w:instrText>PAGEREF _Toc227354832 \h</w:instrText>
       </w:r>
       <w:r>
         <w:rPr>
@@ -2497,7 +2497,7 @@
         <w:rPr>
           <w:noProof/>
         </w:rPr>
-        <w:instrText>PAGEREF _Toc227273266 \h</w:instrText>
+        <w:instrText>PAGEREF _Toc227354833 \h</w:instrText>
       </w:r>
       <w:r>
         <w:rPr>
@@ -2584,7 +2584,7 @@
         <w:rPr>
           <w:noProof/>
         </w:rPr>
-        <w:instrText>PAGEREF _Toc227273267 \h</w:instrText>
+        <w:instrText>PAGEREF _Toc227354834 \h</w:instrText>
       </w:r>
       <w:r>
         <w:rPr>
@@ -2671,7 +2671,7 @@
         <w:rPr>
           <w:noProof/>
         </w:rPr>
-        <w:instrText>PAGEREF _Toc227273268 \h</w:instrText>
+        <w:instrText>PAGEREF _Toc227354835 \h</w:instrText>
       </w:r>
       <w:r>
         <w:rPr>
@@ -2758,7 +2758,7 @@
         <w:rPr>
           <w:noProof/>
         </w:rPr>
-        <w:instrText>PAGEREF _Toc227273269 \h</w:instrText>
+        <w:instrText>PAGEREF _Toc227354836 \h</w:instrText>
       </w:r>
       <w:r>
         <w:rPr>
@@ -2839,7 +2839,7 @@
         <w:rPr>
           <w:noProof/>
         </w:rPr>
-        <w:instrText>PAGEREF _Toc227273270 \h</w:instrText>
+        <w:instrText>PAGEREF _Toc227354837 \h</w:instrText>
       </w:r>
       <w:r>
         <w:rPr>
@@ -2926,7 +2926,7 @@
         <w:rPr>
           <w:noProof/>
         </w:rPr>
-        <w:instrText>PAGEREF _Toc227273271 \h</w:instrText>
+        <w:instrText>PAGEREF _Toc227354838 \h</w:instrText>
       </w:r>
       <w:r>
         <w:rPr>
@@ -3013,7 +3013,7 @@
         <w:rPr>
           <w:noProof/>
         </w:rPr>
-        <w:instrText>PAGEREF _Toc227273272 \h</w:instrText>
+        <w:instrText>PAGEREF _Toc227354839 \h</w:instrText>
       </w:r>
       <w:r>
         <w:rPr>
@@ -3039,7 +3039,7 @@
         <w:rPr>
           <w:noProof/>
         </w:rPr>
-        <w:t>- 11 -</w:t>
+        <w:t>- 12 -</w:t>
       </w:r>
       <w:r>
         <w:rPr>
@@ -3100,7 +3100,7 @@
         <w:rPr>
           <w:noProof/>
         </w:rPr>
-        <w:instrText>PAGEREF _Toc227273273 \h</w:instrText>
+        <w:instrText>PAGEREF _Toc227354840 \h</w:instrText>
       </w:r>
       <w:r>
         <w:rPr>
@@ -3187,7 +3187,7 @@
         <w:rPr>
           <w:noProof/>
         </w:rPr>
-        <w:instrText>PAGEREF _Toc227273274 \h</w:instrText>
+        <w:instrText>PAGEREF _Toc227354841 \h</w:instrText>
       </w:r>
       <w:r>
         <w:rPr>
@@ -3213,7 +3213,7 @@
         <w:rPr>
           <w:noProof/>
         </w:rPr>
-        <w:t>- 12 -</w:t>
+        <w:t>- 13 -</w:t>
       </w:r>
       <w:r>
         <w:rPr>
@@ -3274,7 +3274,7 @@
         <w:rPr>
           <w:noProof/>
         </w:rPr>
-        <w:instrText>PAGEREF _Toc227273275 \h</w:instrText>
+        <w:instrText>PAGEREF _Toc227354842 \h</w:instrText>
       </w:r>
       <w:r>
         <w:rPr>
@@ -3300,7 +3300,7 @@
         <w:rPr>
           <w:noProof/>
         </w:rPr>
-        <w:t>- 13 -</w:t>
+        <w:t>- 14 -</w:t>
       </w:r>
       <w:r>
         <w:rPr>
@@ -3361,7 +3361,7 @@
         <w:rPr>
           <w:noProof/>
         </w:rPr>
-        <w:instrText>PAGEREF _Toc227273276 \h</w:instrText>
+        <w:instrText>PAGEREF _Toc227354843 \h</w:instrText>
       </w:r>
       <w:r>
         <w:rPr>
@@ -3387,7 +3387,7 @@
         <w:rPr>
           <w:noProof/>
         </w:rPr>
-        <w:t>- 13 -</w:t>
+        <w:t>- 15 -</w:t>
       </w:r>
       <w:r>
         <w:rPr>
@@ -3442,7 +3442,7 @@
         <w:rPr>
           <w:noProof/>
         </w:rPr>
-        <w:instrText>PAGEREF _Toc227273277 \h</w:instrText>
+        <w:instrText>PAGEREF _Toc227354844 \h</w:instrText>
       </w:r>
       <w:r>
         <w:rPr>
@@ -3468,7 +3468,7 @@
         <w:rPr>
           <w:noProof/>
         </w:rPr>
-        <w:t>- 14 -</w:t>
+        <w:t>- 16 -</w:t>
       </w:r>
       <w:r>
         <w:rPr>
@@ -3529,7 +3529,7 @@
         <w:rPr>
           <w:noProof/>
         </w:rPr>
-        <w:instrText>PAGEREF _Toc227273278 \h</w:instrText>
+        <w:instrText>PAGEREF _Toc227354845 \h</w:instrText>
       </w:r>
       <w:r>
         <w:rPr>
@@ -3555,7 +3555,7 @@
         <w:rPr>
           <w:noProof/>
         </w:rPr>
-        <w:t>- 14 -</w:t>
+        <w:t>- 16 -</w:t>
       </w:r>
       <w:r>
         <w:rPr>
@@ -3616,7 +3616,7 @@
         <w:rPr>
           <w:noProof/>
         </w:rPr>
-        <w:instrText>PAGEREF _Toc227273279 \h</w:instrText>
+        <w:instrText>PAGEREF _Toc227354846 \h</w:instrText>
       </w:r>
       <w:r>
         <w:rPr>
@@ -3642,7 +3642,7 @@
         <w:rPr>
           <w:noProof/>
         </w:rPr>
-        <w:t>- 14 -</w:t>
+        <w:t>- 17 -</w:t>
       </w:r>
       <w:r>
         <w:rPr>
@@ -3703,7 +3703,7 @@
         <w:rPr>
           <w:noProof/>
         </w:rPr>
-        <w:instrText>PAGEREF _Toc227273280 \h</w:instrText>
+        <w:instrText>PAGEREF _Toc227354847 \h</w:instrText>
       </w:r>
       <w:r>
         <w:rPr>
@@ -3729,7 +3729,7 @@
         <w:rPr>
           <w:noProof/>
         </w:rPr>
-        <w:t>- 15 -</w:t>
+        <w:t>- 18 -</w:t>
       </w:r>
       <w:r>
         <w:rPr>
@@ -3781,7 +3781,7 @@
         <w:rPr>
           <w:noProof/>
         </w:rPr>
-        <w:instrText>PAGEREF _Toc227273281 \h</w:instrText>
+        <w:instrText>PAGEREF _Toc227354848 \h</w:instrText>
       </w:r>
       <w:r>
         <w:rPr>
@@ -3807,7 +3807,7 @@
         <w:rPr>
           <w:noProof/>
         </w:rPr>
-        <w:t>- 15 -</w:t>
+        <w:t>- 18 -</w:t>
       </w:r>
       <w:r>
         <w:rPr>
@@ -3859,7 +3859,7 @@
         <w:rPr>
           <w:noProof/>
         </w:rPr>
-        <w:instrText>PAGEREF _Toc227273282 \h</w:instrText>
+        <w:instrText>PAGEREF _Toc227354849 \h</w:instrText>
       </w:r>
       <w:r>
         <w:rPr>
@@ -3885,7 +3885,7 @@
         <w:rPr>
           <w:noProof/>
         </w:rPr>
-        <w:t>- 15 -</w:t>
+        <w:t>- 18 -</w:t>
       </w:r>
       <w:r>
         <w:rPr>
@@ -3937,7 +3937,7 @@
         <w:rPr>
           <w:noProof/>
         </w:rPr>
-        <w:instrText>PAGEREF _Toc227273283 \h</w:instrText>
+        <w:instrText>PAGEREF _Toc227354850 \h</w:instrText>
       </w:r>
       <w:r>
         <w:rPr>
@@ -3963,7 +3963,7 @@
         <w:rPr>
           <w:noProof/>
         </w:rPr>
-        <w:t>- 15 -</w:t>
+        <w:t>- 18 -</w:t>
       </w:r>
       <w:r>
         <w:rPr>
@@ -4015,7 +4015,7 @@
         <w:rPr>
           <w:noProof/>
         </w:rPr>
-        <w:instrText>PAGEREF _Toc227273284 \h</w:instrText>
+        <w:instrText>PAGEREF _Toc227354851 \h</w:instrText>
       </w:r>
       <w:r>
         <w:rPr>
@@ -4041,7 +4041,7 @@
         <w:rPr>
           <w:noProof/>
         </w:rPr>
-        <w:t>- 16 -</w:t>
+        <w:t>- 18 -</w:t>
       </w:r>
       <w:r>
         <w:rPr>
@@ -4093,7 +4093,7 @@
         <w:rPr>
           <w:noProof/>
         </w:rPr>
-        <w:instrText>PAGEREF _Toc227273285 \h</w:instrText>
+        <w:instrText>PAGEREF _Toc227354852 \h</w:instrText>
       </w:r>
       <w:r>
         <w:rPr>
@@ -4119,7 +4119,7 @@
         <w:rPr>
           <w:noProof/>
         </w:rPr>
-        <w:t>- 16 -</w:t>
+        <w:t>- 19 -</w:t>
       </w:r>
       <w:r>
         <w:rPr>
@@ -4180,7 +4180,7 @@
         <w:rPr>
           <w:noProof/>
         </w:rPr>
-        <w:instrText>PAGEREF _Toc227273286 \h</w:instrText>
+        <w:instrText>PAGEREF _Toc227354853 \h</w:instrText>
       </w:r>
       <w:r>
         <w:rPr>
@@ -4206,7 +4206,7 @@
         <w:rPr>
           <w:noProof/>
         </w:rPr>
-        <w:t>- 16 -</w:t>
+        <w:t>- 19 -</w:t>
       </w:r>
       <w:r>
         <w:rPr>
@@ -4258,7 +4258,7 @@
         <w:rPr>
           <w:noProof/>
         </w:rPr>
-        <w:instrText>PAGEREF _Toc227273287 \h</w:instrText>
+        <w:instrText>PAGEREF _Toc227354854 \h</w:instrText>
       </w:r>
       <w:r>
         <w:rPr>
@@ -4284,7 +4284,7 @@
         <w:rPr>
           <w:noProof/>
         </w:rPr>
-        <w:t>- 16 -</w:t>
+        <w:t>- 19 -</w:t>
       </w:r>
       <w:r>
         <w:rPr>
@@ -4336,7 +4336,7 @@
         <w:rPr>
           <w:noProof/>
         </w:rPr>
-        <w:instrText>PAGEREF _Toc227273288 \h</w:instrText>
+        <w:instrText>PAGEREF _Toc227354855 \h</w:instrText>
       </w:r>
       <w:r>
         <w:rPr>
@@ -4362,7 +4362,7 @@
         <w:rPr>
           <w:noProof/>
         </w:rPr>
-        <w:t>- 16 -</w:t>
+        <w:t>- 19 -</w:t>
       </w:r>
       <w:r>
         <w:rPr>
@@ -4414,7 +4414,7 @@
         <w:rPr>
           <w:noProof/>
         </w:rPr>
-        <w:instrText>PAGEREF _Toc227273289 \h</w:instrText>
+        <w:instrText>PAGEREF _Toc227354856 \h</w:instrText>
       </w:r>
       <w:r>
         <w:rPr>
@@ -4440,7 +4440,7 @@
         <w:rPr>
           <w:noProof/>
         </w:rPr>
-        <w:t>- 16 -</w:t>
+        <w:t>- 19 -</w:t>
       </w:r>
       <w:r>
         <w:rPr>
@@ -4501,7 +4501,7 @@
         <w:rPr>
           <w:noProof/>
         </w:rPr>
-        <w:instrText>PAGEREF _Toc227273290 \h</w:instrText>
+        <w:instrText>PAGEREF _Toc227354857 \h</w:instrText>
       </w:r>
       <w:r>
         <w:rPr>
@@ -4527,7 +4527,7 @@
         <w:rPr>
           <w:noProof/>
         </w:rPr>
-        <w:t>- 17 -</w:t>
+        <w:t>- 19 -</w:t>
       </w:r>
       <w:r>
         <w:rPr>
@@ -4583,7 +4583,7 @@
         <w:rPr>
           <w:noProof/>
         </w:rPr>
-        <w:instrText>PAGEREF _Toc227273291 \h</w:instrText>
+        <w:instrText>PAGEREF _Toc227354858 \h</w:instrText>
       </w:r>
       <w:r>
         <w:rPr>
@@ -4609,7 +4609,7 @@
         <w:rPr>
           <w:noProof/>
         </w:rPr>
-        <w:t>- 18 -</w:t>
+        <w:t>- 21 -</w:t>
       </w:r>
       <w:r>
         <w:rPr>
@@ -4670,7 +4670,7 @@
         <w:rPr>
           <w:noProof/>
         </w:rPr>
-        <w:instrText>PAGEREF _Toc227273292 \h</w:instrText>
+        <w:instrText>PAGEREF _Toc227354859 \h</w:instrText>
       </w:r>
       <w:r>
         <w:rPr>
@@ -4696,7 +4696,7 @@
         <w:rPr>
           <w:noProof/>
         </w:rPr>
-        <w:t>- 18 -</w:t>
+        <w:t>- 21 -</w:t>
       </w:r>
       <w:r>
         <w:rPr>
@@ -4757,7 +4757,7 @@
         <w:rPr>
           <w:noProof/>
         </w:rPr>
-        <w:instrText>PAGEREF _Toc227273293 \h</w:instrText>
+        <w:instrText>PAGEREF _Toc227354860 \h</w:instrText>
       </w:r>
       <w:r>
         <w:rPr>
@@ -4783,7 +4783,7 @@
         <w:rPr>
           <w:noProof/>
         </w:rPr>
-        <w:t>- 18 -</w:t>
+        <w:t>- 22 -</w:t>
       </w:r>
       <w:r>
         <w:rPr>
@@ -4835,7 +4835,7 @@
         <w:rPr>
           <w:noProof/>
         </w:rPr>
-        <w:instrText>PAGEREF _Toc227273294 \h</w:instrText>
+        <w:instrText>PAGEREF _Toc227354861 \h</w:instrText>
       </w:r>
       <w:r>
         <w:rPr>
@@ -4861,7 +4861,7 @@
         <w:rPr>
           <w:noProof/>
         </w:rPr>
-        <w:t>- 18 -</w:t>
+        <w:t>- 22 -</w:t>
       </w:r>
       <w:r>
         <w:rPr>
@@ -4913,7 +4913,7 @@
         <w:rPr>
           <w:noProof/>
         </w:rPr>
-        <w:instrText>PAGEREF _Toc227273295 \h</w:instrText>
+        <w:instrText>PAGEREF _Toc227354862 \h</w:instrText>
       </w:r>
       <w:r>
         <w:rPr>
@@ -4939,7 +4939,7 @@
         <w:rPr>
           <w:noProof/>
         </w:rPr>
-        <w:t>- 19 -</w:t>
+        <w:t>- 22 -</w:t>
       </w:r>
       <w:r>
         <w:rPr>
@@ -4991,7 +4991,7 @@
         <w:rPr>
           <w:noProof/>
         </w:rPr>
-        <w:instrText>PAGEREF _Toc227273296 \h</w:instrText>
+        <w:instrText>PAGEREF _Toc227354863 \h</w:instrText>
       </w:r>
       <w:r>
         <w:rPr>
@@ -5017,7 +5017,7 @@
         <w:rPr>
           <w:noProof/>
         </w:rPr>
-        <w:t>- 19 -</w:t>
+        <w:t>- 23 -</w:t>
       </w:r>
       <w:r>
         <w:rPr>
@@ -5069,7 +5069,7 @@
         <w:rPr>
           <w:noProof/>
         </w:rPr>
-        <w:instrText>PAGEREF _Toc227273297 \h</w:instrText>
+        <w:instrText>PAGEREF _Toc227354864 \h</w:instrText>
       </w:r>
       <w:r>
         <w:rPr>
@@ -5095,7 +5095,7 @@
         <w:rPr>
           <w:noProof/>
         </w:rPr>
-        <w:t>- 19 -</w:t>
+        <w:t>- 23 -</w:t>
       </w:r>
       <w:r>
         <w:rPr>
@@ -5147,7 +5147,7 @@
         <w:rPr>
           <w:noProof/>
         </w:rPr>
-        <w:instrText>PAGEREF _Toc227273298 \h</w:instrText>
+        <w:instrText>PAGEREF _Toc227354865 \h</w:instrText>
       </w:r>
       <w:r>
         <w:rPr>
@@ -5173,7 +5173,7 @@
         <w:rPr>
           <w:noProof/>
         </w:rPr>
-        <w:t>- 20 -</w:t>
+        <w:t>- 23 -</w:t>
       </w:r>
       <w:r>
         <w:rPr>
@@ -5234,7 +5234,7 @@
         <w:rPr>
           <w:noProof/>
         </w:rPr>
-        <w:instrText>PAGEREF _Toc227273299 \h</w:instrText>
+        <w:instrText>PAGEREF _Toc227354866 \h</w:instrText>
       </w:r>
       <w:r>
         <w:rPr>
@@ -5260,7 +5260,7 @@
         <w:rPr>
           <w:noProof/>
         </w:rPr>
-        <w:t>- 20 -</w:t>
+        <w:t>- 24 -</w:t>
       </w:r>
       <w:r>
         <w:rPr>
@@ -5321,7 +5321,7 @@
         <w:rPr>
           <w:noProof/>
         </w:rPr>
-        <w:instrText>PAGEREF _Toc227273300 \h</w:instrText>
+        <w:instrText>PAGEREF _Toc227354867 \h</w:instrText>
       </w:r>
       <w:r>
         <w:rPr>
@@ -5347,7 +5347,7 @@
         <w:rPr>
           <w:noProof/>
         </w:rPr>
-        <w:t>- 20 -</w:t>
+        <w:t>- 24 -</w:t>
       </w:r>
       <w:r>
         <w:rPr>
@@ -5399,7 +5399,7 @@
         <w:rPr>
           <w:noProof/>
         </w:rPr>
-        <w:instrText>PAGEREF _Toc227273301 \h</w:instrText>
+        <w:instrText>PAGEREF _Toc227354868 \h</w:instrText>
       </w:r>
       <w:r>
         <w:rPr>
@@ -5425,7 +5425,7 @@
         <w:rPr>
           <w:noProof/>
         </w:rPr>
-        <w:t>- 20 -</w:t>
+        <w:t>- 24 -</w:t>
       </w:r>
       <w:r>
         <w:rPr>
@@ -5477,7 +5477,7 @@
         <w:rPr>
           <w:noProof/>
         </w:rPr>
-        <w:instrText>PAGEREF _Toc227273302 \h</w:instrText>
+        <w:instrText>PAGEREF _Toc227354869 \h</w:instrText>
       </w:r>
       <w:r>
         <w:rPr>
@@ -5503,7 +5503,7 @@
         <w:rPr>
           <w:noProof/>
         </w:rPr>
-        <w:t>- 21 -</w:t>
+        <w:t>- 25 -</w:t>
       </w:r>
       <w:r>
         <w:rPr>
@@ -5555,7 +5555,7 @@
         <w:rPr>
           <w:noProof/>
         </w:rPr>
-        <w:instrText>PAGEREF _Toc227273303 \h</w:instrText>
+        <w:instrText>PAGEREF _Toc227354870 \h</w:instrText>
       </w:r>
       <w:r>
         <w:rPr>
@@ -5581,7 +5581,7 @@
         <w:rPr>
           <w:noProof/>
         </w:rPr>
-        <w:t>- 21 -</w:t>
+        <w:t>- 26 -</w:t>
       </w:r>
       <w:r>
         <w:rPr>
@@ -5642,7 +5642,7 @@
         <w:rPr>
           <w:noProof/>
         </w:rPr>
-        <w:instrText>PAGEREF _Toc227273304 \h</w:instrText>
+        <w:instrText>PAGEREF _Toc227354871 \h</w:instrText>
       </w:r>
       <w:r>
         <w:rPr>
@@ -5668,7 +5668,7 @@
         <w:rPr>
           <w:noProof/>
         </w:rPr>
-        <w:t>- 21 -</w:t>
+        <w:t>- 27 -</w:t>
       </w:r>
       <w:r>
         <w:rPr>
@@ -5729,7 +5729,7 @@
         <w:rPr>
           <w:noProof/>
         </w:rPr>
-        <w:instrText>PAGEREF _Toc227273305 \h</w:instrText>
+        <w:instrText>PAGEREF _Toc227354872 \h</w:instrText>
       </w:r>
       <w:r>
         <w:rPr>
@@ -5755,7 +5755,7 @@
         <w:rPr>
           <w:noProof/>
         </w:rPr>
-        <w:t>- 22 -</w:t>
+        <w:t>- 27 -</w:t>
       </w:r>
       <w:r>
         <w:rPr>
@@ -5810,7 +5810,7 @@
         <w:rPr>
           <w:noProof/>
         </w:rPr>
-        <w:instrText>PAGEREF _Toc227273306 \h</w:instrText>
+        <w:instrText>PAGEREF _Toc227354873 \h</w:instrText>
       </w:r>
       <w:r>
         <w:rPr>
@@ -5836,7 +5836,7 @@
         <w:rPr>
           <w:noProof/>
         </w:rPr>
-        <w:t>- 23 -</w:t>
+        <w:t>- 28 -</w:t>
       </w:r>
       <w:r>
         <w:rPr>
@@ -5897,7 +5897,7 @@
         <w:rPr>
           <w:noProof/>
         </w:rPr>
-        <w:instrText>PAGEREF _Toc227273307 \h</w:instrText>
+        <w:instrText>PAGEREF _Toc227354874 \h</w:instrText>
       </w:r>
       <w:r>
         <w:rPr>
@@ -5923,7 +5923,7 @@
         <w:rPr>
           <w:noProof/>
         </w:rPr>
-        <w:t>- 23 -</w:t>
+        <w:t>- 28 -</w:t>
       </w:r>
       <w:r>
         <w:rPr>
@@ -5984,7 +5984,7 @@
         <w:rPr>
           <w:noProof/>
         </w:rPr>
-        <w:instrText>PAGEREF _Toc227273308 \h</w:instrText>
+        <w:instrText>PAGEREF _Toc227354875 \h</w:instrText>
       </w:r>
       <w:r>
         <w:rPr>
@@ -6010,7 +6010,7 @@
         <w:rPr>
           <w:noProof/>
         </w:rPr>
-        <w:t>- 23 -</w:t>
+        <w:t>- 28 -</w:t>
       </w:r>
       <w:r>
         <w:rPr>
@@ -6062,7 +6062,7 @@
         <w:rPr>
           <w:noProof/>
         </w:rPr>
-        <w:instrText>PAGEREF _Toc227273309 \h</w:instrText>
+        <w:instrText>PAGEREF _Toc227354876 \h</w:instrText>
       </w:r>
       <w:r>
         <w:rPr>
@@ -6088,7 +6088,7 @@
         <w:rPr>
           <w:noProof/>
         </w:rPr>
-        <w:t>- 23 -</w:t>
+        <w:t>- 28 -</w:t>
       </w:r>
       <w:r>
         <w:rPr>
@@ -6140,7 +6140,7 @@
         <w:rPr>
           <w:noProof/>
         </w:rPr>
-        <w:instrText>PAGEREF _Toc227273310 \h</w:instrText>
+        <w:instrText>PAGEREF _Toc227354877 \h</w:instrText>
       </w:r>
       <w:r>
         <w:rPr>
@@ -6166,7 +6166,7 @@
         <w:rPr>
           <w:noProof/>
         </w:rPr>
-        <w:t>- 24 -</w:t>
+        <w:t>- 29 -</w:t>
       </w:r>
       <w:r>
         <w:rPr>
@@ -6218,7 +6218,7 @@
         <w:rPr>
           <w:noProof/>
         </w:rPr>
-        <w:instrText>PAGEREF _Toc227273311 \h</w:instrText>
+        <w:instrText>PAGEREF _Toc227354878 \h</w:instrText>
       </w:r>
       <w:r>
         <w:rPr>
@@ -6244,7 +6244,7 @@
         <w:rPr>
           <w:noProof/>
         </w:rPr>
-        <w:t>- 24 -</w:t>
+        <w:t>- 29 -</w:t>
       </w:r>
       <w:r>
         <w:rPr>
@@ -6305,7 +6305,7 @@
         <w:rPr>
           <w:noProof/>
         </w:rPr>
-        <w:instrText>PAGEREF _Toc227273312 \h</w:instrText>
+        <w:instrText>PAGEREF _Toc227354879 \h</w:instrText>
       </w:r>
       <w:r>
         <w:rPr>
@@ -6331,7 +6331,7 @@
         <w:rPr>
           <w:noProof/>
         </w:rPr>
-        <w:t>- 24 -</w:t>
+        <w:t>- 29 -</w:t>
       </w:r>
       <w:r>
         <w:rPr>
@@ -6383,7 +6383,7 @@
         <w:rPr>
           <w:noProof/>
         </w:rPr>
-        <w:instrText>PAGEREF _Toc227273313 \h</w:instrText>
+        <w:instrText>PAGEREF _Toc227354880 \h</w:instrText>
       </w:r>
       <w:r>
         <w:rPr>
@@ -6409,7 +6409,7 @@
         <w:rPr>
           <w:noProof/>
         </w:rPr>
-        <w:t>- 24 -</w:t>
+        <w:t>- 29 -</w:t>
       </w:r>
       <w:r>
         <w:rPr>
@@ -6461,7 +6461,7 @@
         <w:rPr>
           <w:noProof/>
         </w:rPr>
-        <w:instrText>PAGEREF _Toc227273314 \h</w:instrText>
+        <w:instrText>PAGEREF _Toc227354881 \h</w:instrText>
       </w:r>
       <w:r>
         <w:rPr>
@@ -6487,7 +6487,7 @@
         <w:rPr>
           <w:noProof/>
         </w:rPr>
-        <w:t>- 24 -</w:t>
+        <w:t>- 29 -</w:t>
       </w:r>
       <w:r>
         <w:rPr>
@@ -6539,7 +6539,7 @@
         <w:rPr>
           <w:noProof/>
         </w:rPr>
-        <w:instrText>PAGEREF _Toc227273315 \h</w:instrText>
+        <w:instrText>PAGEREF _Toc227354882 \h</w:instrText>
       </w:r>
       <w:r>
         <w:rPr>
@@ -6565,7 +6565,7 @@
         <w:rPr>
           <w:noProof/>
         </w:rPr>
-        <w:t>- 25 -</w:t>
+        <w:t>- 30 -</w:t>
       </w:r>
       <w:r>
         <w:rPr>
@@ -6617,7 +6617,7 @@
         <w:rPr>
           <w:noProof/>
         </w:rPr>
-        <w:instrText>PAGEREF _Toc227273316 \h</w:instrText>
+        <w:instrText>PAGEREF _Toc227354883 \h</w:instrText>
       </w:r>
       <w:r>
         <w:rPr>
@@ -6643,7 +6643,7 @@
         <w:rPr>
           <w:noProof/>
         </w:rPr>
-        <w:t>- 25 -</w:t>
+        <w:t>- 30 -</w:t>
       </w:r>
       <w:r>
         <w:rPr>
@@ -6704,7 +6704,7 @@
         <w:rPr>
           <w:noProof/>
         </w:rPr>
-        <w:instrText>PAGEREF _Toc227273317 \h</w:instrText>
+        <w:instrText>PAGEREF _Toc227354884 \h</w:instrText>
       </w:r>
       <w:r>
         <w:rPr>
@@ -6730,7 +6730,7 @@
         <w:rPr>
           <w:noProof/>
         </w:rPr>
-        <w:t>- 25 -</w:t>
+        <w:t>- 30 -</w:t>
       </w:r>
       <w:r>
         <w:rPr>
@@ -6782,7 +6782,7 @@
         <w:rPr>
           <w:noProof/>
         </w:rPr>
-        <w:instrText>PAGEREF _Toc227273318 \h</w:instrText>
+        <w:instrText>PAGEREF _Toc227354885 \h</w:instrText>
       </w:r>
       <w:r>
         <w:rPr>
@@ -6808,7 +6808,7 @@
         <w:rPr>
           <w:noProof/>
         </w:rPr>
-        <w:t>- 25 -</w:t>
+        <w:t>- 30 -</w:t>
       </w:r>
       <w:r>
         <w:rPr>
@@ -6860,7 +6860,7 @@
         <w:rPr>
           <w:noProof/>
         </w:rPr>
-        <w:instrText>PAGEREF _Toc227273319 \h</w:instrText>
+        <w:instrText>PAGEREF _Toc227354886 \h</w:instrText>
       </w:r>
       <w:r>
         <w:rPr>
@@ -6886,7 +6886,7 @@
         <w:rPr>
           <w:noProof/>
         </w:rPr>
-        <w:t>- 25 -</w:t>
+        <w:t>- 30 -</w:t>
       </w:r>
       <w:r>
         <w:rPr>
@@ -6948,7 +6948,7 @@
         <w:rPr>
           <w:noProof/>
         </w:rPr>
-        <w:instrText>PAGEREF _Toc227273320 \h</w:instrText>
+        <w:instrText>PAGEREF _Toc227354887 \h</w:instrText>
       </w:r>
       <w:r>
         <w:rPr>
@@ -6974,7 +6974,7 @@
         <w:rPr>
           <w:noProof/>
         </w:rPr>
-        <w:t>- 26 -</w:t>
+        <w:t>- 31 -</w:t>
       </w:r>
       <w:r>
         <w:rPr>
@@ -7026,7 +7026,7 @@
         <w:rPr>
           <w:noProof/>
         </w:rPr>
-        <w:instrText>PAGEREF _Toc227273321 \h</w:instrText>
+        <w:instrText>PAGEREF _Toc227354888 \h</w:instrText>
       </w:r>
       <w:r>
         <w:rPr>
@@ -7052,7 +7052,7 @@
         <w:rPr>
           <w:noProof/>
         </w:rPr>
-        <w:t>- 26 -</w:t>
+        <w:t>- 31 -</w:t>
       </w:r>
       <w:r>
         <w:rPr>
@@ -7104,7 +7104,7 @@
         <w:rPr>
           <w:noProof/>
         </w:rPr>
-        <w:instrText>PAGEREF _Toc227273322 \h</w:instrText>
+        <w:instrText>PAGEREF _Toc227354889 \h</w:instrText>
       </w:r>
       <w:r>
         <w:rPr>
@@ -7130,7 +7130,7 @@
         <w:rPr>
           <w:noProof/>
         </w:rPr>
-        <w:t>- 26 -</w:t>
+        <w:t>- 31 -</w:t>
       </w:r>
       <w:r>
         <w:rPr>
@@ -7182,7 +7182,7 @@
         <w:rPr>
           <w:noProof/>
         </w:rPr>
-        <w:instrText>PAGEREF _Toc227273323 \h</w:instrText>
+        <w:instrText>PAGEREF _Toc227354890 \h</w:instrText>
       </w:r>
       <w:r>
         <w:rPr>
@@ -7208,7 +7208,7 @@
         <w:rPr>
           <w:noProof/>
         </w:rPr>
-        <w:t>- 26 -</w:t>
+        <w:t>- 31 -</w:t>
       </w:r>
       <w:r>
         <w:rPr>
@@ -7269,7 +7269,7 @@
         <w:rPr>
           <w:noProof/>
         </w:rPr>
-        <w:instrText>PAGEREF _Toc227273324 \h</w:instrText>
+        <w:instrText>PAGEREF _Toc227354891 \h</w:instrText>
       </w:r>
       <w:r>
         <w:rPr>
@@ -7295,7 +7295,7 @@
         <w:rPr>
           <w:noProof/>
         </w:rPr>
-        <w:t>- 26 -</w:t>
+        <w:t>- 31 -</w:t>
       </w:r>
       <w:r>
         <w:rPr>
@@ -7347,7 +7347,7 @@
         <w:rPr>
           <w:noProof/>
         </w:rPr>
-        <w:instrText>PAGEREF _Toc227273325 \h</w:instrText>
+        <w:instrText>PAGEREF _Toc227354892 \h</w:instrText>
       </w:r>
       <w:r>
         <w:rPr>
@@ -7373,7 +7373,7 @@
         <w:rPr>
           <w:noProof/>
         </w:rPr>
-        <w:t>- 26 -</w:t>
+        <w:t>- 31 -</w:t>
       </w:r>
       <w:r>
         <w:rPr>
@@ -7425,7 +7425,7 @@
         <w:rPr>
           <w:noProof/>
         </w:rPr>
-        <w:instrText>PAGEREF _Toc227273326 \h</w:instrText>
+        <w:instrText>PAGEREF _Toc227354893 \h</w:instrText>
       </w:r>
       <w:r>
         <w:rPr>
@@ -7451,7 +7451,7 @@
         <w:rPr>
           <w:noProof/>
         </w:rPr>
-        <w:t>- 26 -</w:t>
+        <w:t>- 32 -</w:t>
       </w:r>
       <w:r>
         <w:rPr>
@@ -7503,7 +7503,7 @@
         <w:rPr>
           <w:noProof/>
         </w:rPr>
-        <w:instrText>PAGEREF _Toc227273327 \h</w:instrText>
+        <w:instrText>PAGEREF _Toc227354894 \h</w:instrText>
       </w:r>
       <w:r>
         <w:rPr>
@@ -7529,7 +7529,7 @@
         <w:rPr>
           <w:noProof/>
         </w:rPr>
-        <w:t>- 27 -</w:t>
+        <w:t>- 32 -</w:t>
       </w:r>
       <w:r>
         <w:rPr>
@@ -7581,7 +7581,7 @@
         <w:rPr>
           <w:noProof/>
         </w:rPr>
-        <w:instrText>PAGEREF _Toc227273328 \h</w:instrText>
+        <w:instrText>PAGEREF _Toc227354895 \h</w:instrText>
       </w:r>
       <w:r>
         <w:rPr>
@@ -7607,7 +7607,7 @@
         <w:rPr>
           <w:noProof/>
         </w:rPr>
-        <w:t>- 27 -</w:t>
+        <w:t>- 33 -</w:t>
       </w:r>
       <w:r>
         <w:rPr>
@@ -7668,7 +7668,7 @@
         <w:rPr>
           <w:noProof/>
         </w:rPr>
-        <w:instrText>PAGEREF _Toc227273329 \h</w:instrText>
+        <w:instrText>PAGEREF _Toc227354896 \h</w:instrText>
       </w:r>
       <w:r>
         <w:rPr>
@@ -7694,7 +7694,7 @@
         <w:rPr>
           <w:noProof/>
         </w:rPr>
-        <w:t>- 27 -</w:t>
+        <w:t>- 34 -</w:t>
       </w:r>
       <w:r>
         <w:rPr>
@@ -7755,7 +7755,7 @@
         <w:rPr>
           <w:noProof/>
         </w:rPr>
-        <w:instrText>PAGEREF _Toc227273330 \h</w:instrText>
+        <w:instrText>PAGEREF _Toc227354897 \h</w:instrText>
       </w:r>
       <w:r>
         <w:rPr>
@@ -7781,7 +7781,7 @@
         <w:rPr>
           <w:noProof/>
         </w:rPr>
-        <w:t>- 27 -</w:t>
+        <w:t>- 34 -</w:t>
       </w:r>
       <w:r>
         <w:rPr>
@@ -7836,7 +7836,7 @@
         <w:rPr>
           <w:noProof/>
         </w:rPr>
-        <w:instrText>PAGEREF _Toc227273331 \h</w:instrText>
+        <w:instrText>PAGEREF _Toc227354898 \h</w:instrText>
       </w:r>
       <w:r>
         <w:rPr>
@@ -7862,7 +7862,7 @@
         <w:rPr>
           <w:noProof/>
         </w:rPr>
-        <w:t>- 28 -</w:t>
+        <w:t>- 35 -</w:t>
       </w:r>
       <w:r>
         <w:rPr>
@@ -7923,7 +7923,7 @@
         <w:rPr>
           <w:noProof/>
         </w:rPr>
-        <w:instrText>PAGEREF _Toc227273332 \h</w:instrText>
+        <w:instrText>PAGEREF _Toc227354899 \h</w:instrText>
       </w:r>
       <w:r>
         <w:rPr>
@@ -7949,7 +7949,7 @@
         <w:rPr>
           <w:noProof/>
         </w:rPr>
-        <w:t>- 28 -</w:t>
+        <w:t>- 35 -</w:t>
       </w:r>
       <w:r>
         <w:rPr>
@@ -8010,7 +8010,7 @@
         <w:rPr>
           <w:noProof/>
         </w:rPr>
-        <w:instrText>PAGEREF _Toc227273333 \h</w:instrText>
+        <w:instrText>PAGEREF _Toc227354900 \h</w:instrText>
       </w:r>
       <w:r>
         <w:rPr>
@@ -8036,7 +8036,7 @@
         <w:rPr>
           <w:noProof/>
         </w:rPr>
-        <w:t>- 28 -</w:t>
+        <w:t>- 35 -</w:t>
       </w:r>
       <w:r>
         <w:rPr>
@@ -8088,7 +8088,7 @@
         <w:rPr>
           <w:noProof/>
         </w:rPr>
-        <w:instrText>PAGEREF _Toc227273334 \h</w:instrText>
+        <w:instrText>PAGEREF _Toc227354901 \h</w:instrText>
       </w:r>
       <w:r>
         <w:rPr>
@@ -8114,7 +8114,7 @@
         <w:rPr>
           <w:noProof/>
         </w:rPr>
-        <w:t>- 28 -</w:t>
+        <w:t>- 35 -</w:t>
       </w:r>
       <w:r>
         <w:rPr>
@@ -8166,7 +8166,7 @@
         <w:rPr>
           <w:noProof/>
         </w:rPr>
-        <w:instrText>PAGEREF _Toc227273335 \h</w:instrText>
+        <w:instrText>PAGEREF _Toc227354902 \h</w:instrText>
       </w:r>
       <w:r>
         <w:rPr>
@@ -8192,7 +8192,7 @@
         <w:rPr>
           <w:noProof/>
         </w:rPr>
-        <w:t>- 29 -</w:t>
+        <w:t>- 36 -</w:t>
       </w:r>
       <w:r>
         <w:rPr>
@@ -8244,7 +8244,7 @@
         <w:rPr>
           <w:noProof/>
         </w:rPr>
-        <w:instrText>PAGEREF _Toc227273336 \h</w:instrText>
+        <w:instrText>PAGEREF _Toc227354903 \h</w:instrText>
       </w:r>
       <w:r>
         <w:rPr>
@@ -8270,7 +8270,7 @@
         <w:rPr>
           <w:noProof/>
         </w:rPr>
-        <w:t>- 29 -</w:t>
+        <w:t>- 36 -</w:t>
       </w:r>
       <w:r>
         <w:rPr>
@@ -8322,7 +8322,7 @@
         <w:rPr>
           <w:noProof/>
         </w:rPr>
-        <w:instrText>PAGEREF _Toc227273337 \h</w:instrText>
+        <w:instrText>PAGEREF _Toc227354904 \h</w:instrText>
       </w:r>
       <w:r>
         <w:rPr>
@@ -8348,7 +8348,7 @@
         <w:rPr>
           <w:noProof/>
         </w:rPr>
-        <w:t>- 30 -</w:t>
+        <w:t>- 37 -</w:t>
       </w:r>
       <w:r>
         <w:rPr>
@@ -8409,7 +8409,7 @@
         <w:rPr>
           <w:noProof/>
         </w:rPr>
-        <w:instrText>PAGEREF _Toc227273338 \h</w:instrText>
+        <w:instrText>PAGEREF _Toc227354905 \h</w:instrText>
       </w:r>
       <w:r>
         <w:rPr>
@@ -8435,7 +8435,7 @@
         <w:rPr>
           <w:noProof/>
         </w:rPr>
-        <w:t>- 30 -</w:t>
+        <w:t>- 37 -</w:t>
       </w:r>
       <w:r>
         <w:rPr>
@@ -8487,7 +8487,7 @@
         <w:rPr>
           <w:noProof/>
         </w:rPr>
-        <w:instrText>PAGEREF _Toc227273339 \h</w:instrText>
+        <w:instrText>PAGEREF _Toc227354906 \h</w:instrText>
       </w:r>
       <w:r>
         <w:rPr>
@@ -8513,7 +8513,7 @@
         <w:rPr>
           <w:noProof/>
         </w:rPr>
-        <w:t>- 30 -</w:t>
+        <w:t>- 37 -</w:t>
       </w:r>
       <w:r>
         <w:rPr>
@@ -8565,7 +8565,7 @@
         <w:rPr>
           <w:noProof/>
         </w:rPr>
-        <w:instrText>PAGEREF _Toc227273340 \h</w:instrText>
+        <w:instrText>PAGEREF _Toc227354907 \h</w:instrText>
       </w:r>
       <w:r>
         <w:rPr>
@@ -8591,7 +8591,7 @@
         <w:rPr>
           <w:noProof/>
         </w:rPr>
-        <w:t>- 31 -</w:t>
+        <w:t>- 38 -</w:t>
       </w:r>
       <w:r>
         <w:rPr>
@@ -8643,7 +8643,7 @@
         <w:rPr>
           <w:noProof/>
         </w:rPr>
-        <w:instrText>PAGEREF _Toc227273341 \h</w:instrText>
+        <w:instrText>PAGEREF _Toc227354908 \h</w:instrText>
       </w:r>
       <w:r>
         <w:rPr>
@@ -8669,7 +8669,7 @@
         <w:rPr>
           <w:noProof/>
         </w:rPr>
-        <w:t>- 31 -</w:t>
+        <w:t>- 39 -</w:t>
       </w:r>
       <w:r>
         <w:rPr>
@@ -8730,7 +8730,7 @@
         <w:rPr>
           <w:noProof/>
         </w:rPr>
-        <w:instrText>PAGEREF _Toc227273342 \h</w:instrText>
+        <w:instrText>PAGEREF _Toc227354909 \h</w:instrText>
       </w:r>
       <w:r>
         <w:rPr>
@@ -8756,7 +8756,7 @@
         <w:rPr>
           <w:noProof/>
         </w:rPr>
-        <w:t>- 32 -</w:t>
+        <w:t>- 40 -</w:t>
       </w:r>
       <w:r>
         <w:rPr>
@@ -8808,7 +8808,7 @@
         <w:rPr>
           <w:noProof/>
         </w:rPr>
-        <w:instrText>PAGEREF _Toc227273343 \h</w:instrText>
+        <w:instrText>PAGEREF _Toc227354910 \h</w:instrText>
       </w:r>
       <w:r>
         <w:rPr>
@@ -8834,7 +8834,7 @@
         <w:rPr>
           <w:noProof/>
         </w:rPr>
-        <w:t>- 32 -</w:t>
+        <w:t>- 40 -</w:t>
       </w:r>
       <w:r>
         <w:rPr>
@@ -8886,7 +8886,7 @@
         <w:rPr>
           <w:noProof/>
         </w:rPr>
-        <w:instrText>PAGEREF _Toc227273344 \h</w:instrText>
+        <w:instrText>PAGEREF _Toc227354911 \h</w:instrText>
       </w:r>
       <w:r>
         <w:rPr>
@@ -8912,7 +8912,7 @@
         <w:rPr>
           <w:noProof/>
         </w:rPr>
-        <w:t>- 33 -</w:t>
+        <w:t>- 42 -</w:t>
       </w:r>
       <w:r>
         <w:rPr>
@@ -8973,7 +8973,7 @@
         <w:rPr>
           <w:noProof/>
         </w:rPr>
-        <w:instrText>PAGEREF _Toc227273345 \h</w:instrText>
+        <w:instrText>PAGEREF _Toc227354912 \h</w:instrText>
       </w:r>
       <w:r>
         <w:rPr>
@@ -8999,7 +8999,7 @@
         <w:rPr>
           <w:noProof/>
         </w:rPr>
-        <w:t>- 33 -</w:t>
+        <w:t>- 43 -</w:t>
       </w:r>
       <w:r>
         <w:rPr>
@@ -9051,7 +9051,7 @@
         <w:rPr>
           <w:noProof/>
         </w:rPr>
-        <w:instrText>PAGEREF _Toc227273346 \h</w:instrText>
+        <w:instrText>PAGEREF _Toc227354913 \h</w:instrText>
       </w:r>
       <w:r>
         <w:rPr>
@@ -9077,7 +9077,7 @@
         <w:rPr>
           <w:noProof/>
         </w:rPr>
-        <w:t>- 33 -</w:t>
+        <w:t>- 43 -</w:t>
       </w:r>
       <w:r>
         <w:rPr>
@@ -9129,7 +9129,7 @@
         <w:rPr>
           <w:noProof/>
         </w:rPr>
-        <w:instrText>PAGEREF _Toc227273347 \h</w:instrText>
+        <w:instrText>PAGEREF _Toc227354914 \h</w:instrText>
       </w:r>
       <w:r>
         <w:rPr>
@@ -9155,7 +9155,7 @@
         <w:rPr>
           <w:noProof/>
         </w:rPr>
-        <w:t>- 33 -</w:t>
+        <w:t>- 44 -</w:t>
       </w:r>
       <w:r>
         <w:rPr>
@@ -9216,7 +9216,7 @@
         <w:rPr>
           <w:noProof/>
         </w:rPr>
-        <w:instrText>PAGEREF _Toc227273348 \h</w:instrText>
+        <w:instrText>PAGEREF _Toc227354915 \h</w:instrText>
       </w:r>
       <w:r>
         <w:rPr>
@@ -9242,7 +9242,7 @@
         <w:rPr>
           <w:noProof/>
         </w:rPr>
-        <w:t>- 34 -</w:t>
+        <w:t>- 44 -</w:t>
       </w:r>
       <w:r>
         <w:rPr>
@@ -9304,7 +9304,7 @@
         <w:rPr>
           <w:noProof/>
         </w:rPr>
-        <w:instrText>PAGEREF _Toc227273349 \h</w:instrText>
+        <w:instrText>PAGEREF _Toc227354916 \h</w:instrText>
       </w:r>
       <w:r>
         <w:rPr>
@@ -9330,7 +9330,7 @@
         <w:rPr>
           <w:noProof/>
         </w:rPr>
-        <w:t>- 34 -</w:t>
+        <w:t>- 45 -</w:t>
       </w:r>
       <w:r>
         <w:rPr>
@@ -9385,7 +9385,7 @@
         <w:rPr>
           <w:noProof/>
         </w:rPr>
-        <w:instrText>PAGEREF _Toc227273350 \h</w:instrText>
+        <w:instrText>PAGEREF _Toc227354917 \h</w:instrText>
       </w:r>
       <w:r>
         <w:rPr>
@@ -9411,7 +9411,7 @@
         <w:rPr>
           <w:noProof/>
         </w:rPr>
-        <w:t>- 35 -</w:t>
+        <w:t>- 46 -</w:t>
       </w:r>
       <w:r>
         <w:rPr>
@@ -9472,7 +9472,7 @@
         <w:rPr>
           <w:noProof/>
         </w:rPr>
-        <w:instrText>PAGEREF _Toc227273351 \h</w:instrText>
+        <w:instrText>PAGEREF _Toc227354918 \h</w:instrText>
       </w:r>
       <w:r>
         <w:rPr>
@@ -9498,7 +9498,7 @@
         <w:rPr>
           <w:noProof/>
         </w:rPr>
-        <w:t>- 35 -</w:t>
+        <w:t>- 46 -</w:t>
       </w:r>
       <w:r>
         <w:rPr>
@@ -9559,7 +9559,7 @@
         <w:rPr>
           <w:noProof/>
         </w:rPr>
-        <w:instrText>PAGEREF _Toc227273352 \h</w:instrText>
+        <w:instrText>PAGEREF _Toc227354919 \h</w:instrText>
       </w:r>
       <w:r>
         <w:rPr>
@@ -9585,7 +9585,7 @@
         <w:rPr>
           <w:noProof/>
         </w:rPr>
-        <w:t>- 35 -</w:t>
+        <w:t>- 46 -</w:t>
       </w:r>
       <w:r>
         <w:rPr>
@@ -9646,7 +9646,7 @@
         <w:rPr>
           <w:noProof/>
         </w:rPr>
-        <w:instrText>PAGEREF _Toc227273353 \h</w:instrText>
+        <w:instrText>PAGEREF _Toc227354920 \h</w:instrText>
       </w:r>
       <w:r>
         <w:rPr>
@@ -9672,7 +9672,7 @@
         <w:rPr>
           <w:noProof/>
         </w:rPr>
-        <w:t>- 36 -</w:t>
+        <w:t>- 47 -</w:t>
       </w:r>
       <w:r>
         <w:rPr>
@@ -9727,7 +9727,7 @@
         <w:rPr>
           <w:noProof/>
         </w:rPr>
-        <w:instrText>PAGEREF _Toc227273354 \h</w:instrText>
+        <w:instrText>PAGEREF _Toc227354921 \h</w:instrText>
       </w:r>
       <w:r>
         <w:rPr>
@@ -9753,7 +9753,7 @@
         <w:rPr>
           <w:noProof/>
         </w:rPr>
-        <w:t>- 37 -</w:t>
+        <w:t>- 48 -</w:t>
       </w:r>
       <w:r>
         <w:rPr>
@@ -9808,7 +9808,7 @@
         <w:rPr>
           <w:noProof/>
         </w:rPr>
-        <w:instrText>PAGEREF _Toc227273355 \h</w:instrText>
+        <w:instrText>PAGEREF _Toc227354922 \h</w:instrText>
       </w:r>
       <w:r>
         <w:rPr>
@@ -9834,7 +9834,7 @@
         <w:rPr>
           <w:noProof/>
         </w:rPr>
-        <w:t>- 41 -</w:t>
+        <w:t>- 52 -</w:t>
       </w:r>
       <w:r>
         <w:rPr>
@@ -9887,7 +9887,7 @@
           <w:sz w:val="36"/>
         </w:rPr>
       </w:pPr>
-      <w:bookmarkStart w:id="4" w:name="_Toc227273264"/>
+      <w:bookmarkStart w:id="4" w:name="_Toc227354831"/>
       <w:r>
         <w:rPr>
           <w:rFonts w:ascii="黑体" w:eastAsia="黑体" w:hAnsi="黑体" w:hint="eastAsia"/>
@@ -9907,7 +9907,7 @@
           <w:b/>
         </w:rPr>
       </w:pPr>
-      <w:bookmarkStart w:id="5" w:name="_Toc227273265"/>
+      <w:bookmarkStart w:id="5" w:name="_Toc227354832"/>
       <w:r>
         <w:rPr>
           <w:rFonts w:ascii="黑体" w:hAnsi="黑体" w:hint="eastAsia"/>
@@ -10092,7 +10092,7 @@
           <w:b/>
         </w:rPr>
       </w:pPr>
-      <w:bookmarkStart w:id="6" w:name="_Toc227273266"/>
+      <w:bookmarkStart w:id="6" w:name="_Toc227354833"/>
       <w:r>
         <w:rPr>
           <w:rFonts w:ascii="黑体" w:hAnsi="黑体" w:hint="eastAsia"/>
@@ -10184,7 +10184,7 @@
           <w:b/>
         </w:rPr>
       </w:pPr>
-      <w:bookmarkStart w:id="7" w:name="_Toc227273267"/>
+      <w:bookmarkStart w:id="7" w:name="_Toc227354834"/>
       <w:r>
         <w:rPr>
           <w:rFonts w:ascii="黑体" w:hAnsi="黑体" w:hint="eastAsia"/>
@@ -10465,7 +10465,7 @@
           <w:b/>
         </w:rPr>
       </w:pPr>
-      <w:bookmarkStart w:id="8" w:name="_Toc227273268"/>
+      <w:bookmarkStart w:id="8" w:name="_Toc227354835"/>
       <w:r>
         <w:rPr>
           <w:rFonts w:ascii="黑体" w:hAnsi="黑体" w:hint="eastAsia"/>
@@ -10692,7 +10692,7 @@
           <w:b/>
         </w:rPr>
       </w:pPr>
-      <w:bookmarkStart w:id="9" w:name="_Toc227273269"/>
+      <w:bookmarkStart w:id="9" w:name="_Toc227354836"/>
       <w:r>
         <w:rPr>
           <w:rFonts w:ascii="黑体" w:hAnsi="黑体" w:hint="eastAsia"/>
@@ -11070,7 +11070,7 @@
           <w:sz w:val="36"/>
         </w:rPr>
       </w:pPr>
-      <w:bookmarkStart w:id="10" w:name="_Toc227273270"/>
+      <w:bookmarkStart w:id="10" w:name="_Toc227354837"/>
       <w:r>
         <w:rPr>
           <w:rFonts w:ascii="黑体" w:eastAsia="黑体" w:hAnsi="黑体" w:hint="eastAsia"/>
@@ -11090,7 +11090,7 @@
           <w:b/>
         </w:rPr>
       </w:pPr>
-      <w:bookmarkStart w:id="11" w:name="_Toc227273271"/>
+      <w:bookmarkStart w:id="11" w:name="_Toc227354838"/>
       <w:r>
         <w:rPr>
           <w:rFonts w:ascii="黑体" w:hAnsi="黑体" w:hint="eastAsia"/>
@@ -11250,6 +11250,167 @@
     </w:p>
     <w:p>
       <w:pPr>
+        <w:spacing w:line="460" w:lineRule="exact"/>
+        <w:ind w:firstLine="480"/>
+        <w:rPr>
+          <w:rFonts w:hint="eastAsia"/>
+          <w:sz w:val="24"/>
+        </w:rPr>
+      </w:pPr>
+      <w:r>
+        <w:rPr>
+          <w:rFonts w:hint="eastAsia"/>
+          <w:sz w:val="24"/>
+        </w:rPr>
+        <w:t>如图</w:t>
+      </w:r>
+      <w:r>
+        <w:rPr>
+          <w:rFonts w:hint="eastAsia"/>
+          <w:sz w:val="24"/>
+        </w:rPr>
+        <w:t>2-1</w:t>
+      </w:r>
+      <w:r>
+        <w:rPr>
+          <w:rFonts w:hint="eastAsia"/>
+          <w:sz w:val="24"/>
+        </w:rPr>
+        <w:t>所示，当前项目并不把图像描述看作可有可无的附加字段，而是把它作为图片资料进入统一检索与问答主链路之前的中间表示。图中的上路是图片资料经过多模态模型生成语义描述，再转成可索引文本；下路是</w:t>
+      </w:r>
+      <w:r>
+        <w:rPr>
+          <w:rFonts w:hint="eastAsia"/>
+          <w:sz w:val="24"/>
+        </w:rPr>
+        <w:t xml:space="preserve"> PDF </w:t>
+      </w:r>
+      <w:r>
+        <w:rPr>
+          <w:rFonts w:hint="eastAsia"/>
+          <w:sz w:val="24"/>
+        </w:rPr>
+        <w:t>文档经过文本抽取与分块形成文本块。两条链路最终汇入同一套向量索引、</w:t>
+      </w:r>
+      <w:r>
+        <w:rPr>
+          <w:rFonts w:hint="eastAsia"/>
+          <w:sz w:val="24"/>
+        </w:rPr>
+        <w:t xml:space="preserve">BM25 </w:t>
+      </w:r>
+      <w:r>
+        <w:rPr>
+          <w:rFonts w:hint="eastAsia"/>
+          <w:sz w:val="24"/>
+        </w:rPr>
+        <w:t>检索和</w:t>
+      </w:r>
+      <w:r>
+        <w:rPr>
+          <w:rFonts w:hint="eastAsia"/>
+          <w:sz w:val="24"/>
+        </w:rPr>
+        <w:t xml:space="preserve"> RAG </w:t>
+      </w:r>
+      <w:r>
+        <w:rPr>
+          <w:rFonts w:hint="eastAsia"/>
+          <w:sz w:val="24"/>
+        </w:rPr>
+        <w:t>问答流程，这也是后文系统设计与实现能够把图片知识库和文档知识库纳入相近检索结构的前提。</w:t>
+      </w:r>
+    </w:p>
+    <w:p>
+      <w:pPr>
+        <w:spacing w:before="120" w:after="120"/>
+        <w:jc w:val="center"/>
+        <w:rPr>
+          <w:rFonts w:hint="eastAsia"/>
+        </w:rPr>
+      </w:pPr>
+      <w:r>
+        <w:rPr>
+          <w:rFonts w:hint="eastAsia"/>
+          <w:noProof/>
+        </w:rPr>
+        <w:lastRenderedPageBreak/>
+        <w:drawing>
+          <wp:inline distT="0" distB="0" distL="0" distR="0" wp14:anchorId="3B38AE09" wp14:editId="5126500D">
+            <wp:extent cx="5452745" cy="3029510"/>
+            <wp:effectExtent l="0" t="0" r="0" b="0"/>
+            <wp:docPr id="240858397" name="图片 1"/>
+            <wp:cNvGraphicFramePr>
+              <a:graphicFrameLocks xmlns:a="http://schemas.openxmlformats.org/drawingml/2006/main" noChangeAspect="1"/>
+            </wp:cNvGraphicFramePr>
+            <a:graphic xmlns:a="http://schemas.openxmlformats.org/drawingml/2006/main">
+              <a:graphicData uri="http://schemas.openxmlformats.org/drawingml/2006/picture">
+                <pic:pic xmlns:pic="http://schemas.openxmlformats.org/drawingml/2006/picture">
+                  <pic:nvPicPr>
+                    <pic:cNvPr id="240858397" name=""/>
+                    <pic:cNvPicPr/>
+                  </pic:nvPicPr>
+                  <pic:blipFill>
+                    <a:blip r:embed="rId37" cstate="print">
+                      <a:extLst>
+                        <a:ext uri="{28A0092B-C50C-407E-A947-70E740481C1C}">
+                          <a14:useLocalDpi xmlns:a14="http://schemas.microsoft.com/office/drawing/2010/main" val="0"/>
+                        </a:ext>
+                      </a:extLst>
+                    </a:blip>
+                    <a:stretch>
+                      <a:fillRect/>
+                    </a:stretch>
+                  </pic:blipFill>
+                  <pic:spPr>
+                    <a:xfrm>
+                      <a:off x="0" y="0"/>
+                      <a:ext cx="5452745" cy="3029510"/>
+                    </a:xfrm>
+                    <a:prstGeom prst="rect">
+                      <a:avLst/>
+                    </a:prstGeom>
+                  </pic:spPr>
+                </pic:pic>
+              </a:graphicData>
+            </a:graphic>
+          </wp:inline>
+        </w:drawing>
+      </w:r>
+    </w:p>
+    <w:p>
+      <w:pPr>
+        <w:spacing w:line="460" w:lineRule="exact"/>
+        <w:jc w:val="center"/>
+        <w:rPr>
+          <w:rFonts w:hint="eastAsia"/>
+          <w:sz w:val="24"/>
+        </w:rPr>
+      </w:pPr>
+      <w:r>
+        <w:rPr>
+          <w:rFonts w:hint="eastAsia"/>
+          <w:sz w:val="24"/>
+        </w:rPr>
+        <w:t>图</w:t>
+      </w:r>
+      <w:r>
+        <w:rPr>
+          <w:rFonts w:hint="eastAsia"/>
+          <w:sz w:val="24"/>
+        </w:rPr>
+        <w:t xml:space="preserve">2-1 </w:t>
+      </w:r>
+      <w:r>
+        <w:rPr>
+          <w:rFonts w:hint="eastAsia"/>
+          <w:sz w:val="24"/>
+        </w:rPr>
+        <w:t>语义描述桥接原理图</w:t>
+      </w:r>
+    </w:p>
+    <w:p>
+      <w:pPr>
         <w:pStyle w:val="2"/>
         <w:spacing w:before="156" w:after="156"/>
         <w:rPr>
@@ -11257,7 +11418,7 @@
           <w:b/>
         </w:rPr>
       </w:pPr>
-      <w:bookmarkStart w:id="12" w:name="_Toc227273272"/>
+      <w:bookmarkStart w:id="12" w:name="_Toc227354839"/>
       <w:r>
         <w:rPr>
           <w:rFonts w:ascii="黑体" w:hAnsi="黑体" w:hint="eastAsia"/>
@@ -11470,16 +11631,69 @@
           <w:b/>
         </w:rPr>
       </w:pPr>
-      <w:bookmarkStart w:id="13" w:name="_Toc227273273"/>
+      <w:bookmarkStart w:id="13" w:name="_Toc227354840"/>
       <w:r>
         <w:rPr>
           <w:rFonts w:ascii="黑体" w:hAnsi="黑体" w:hint="eastAsia"/>
           <w:b/>
         </w:rPr>
+        <w:t>2.3 混合检索、融合与重排</w:t>
+      </w:r>
+      <w:bookmarkEnd w:id="13"/>
+    </w:p>
+    <w:p>
+      <w:pPr>
+        <w:spacing w:line="460" w:lineRule="exact"/>
+        <w:ind w:firstLine="480"/>
+        <w:rPr>
+          <w:rFonts w:hint="eastAsia"/>
+          <w:sz w:val="24"/>
+        </w:rPr>
+      </w:pPr>
+      <w:r>
+        <w:rPr>
+          <w:rFonts w:hint="eastAsia"/>
+          <w:sz w:val="24"/>
+        </w:rPr>
+        <w:t>混合检索是当前项目中提升召回稳健性的关键环节。依据代码实现，系统在检索时会综合使用向量检索和</w:t>
+      </w:r>
+      <w:r>
+        <w:rPr>
+          <w:rFonts w:hint="eastAsia"/>
+          <w:sz w:val="24"/>
+        </w:rPr>
+        <w:t xml:space="preserve"> BM25 </w:t>
+      </w:r>
+      <w:r>
+        <w:rPr>
+          <w:rFonts w:hint="eastAsia"/>
+          <w:sz w:val="24"/>
+        </w:rPr>
+        <w:t>检索，再通过倒数排序融合方法整合候选结果。该</w:t>
+      </w:r>
+      <w:r>
+        <w:rPr>
+          <w:rFonts w:hint="eastAsia"/>
+          <w:sz w:val="24"/>
+        </w:rPr>
         <w:lastRenderedPageBreak/>
-        <w:t>2.3 混合检索、融合与重排</w:t>
-      </w:r>
-      <w:bookmarkEnd w:id="13"/>
+        <w:t>做法的目的并不是机械叠加多个得分，而是在不要求不同检索器分数同尺度的情况下，对高排名结果进行统一排序</w:t>
+      </w:r>
+      <w:r>
+        <w:rPr>
+          <w:rFonts w:hint="eastAsia"/>
+          <w:sz w:val="24"/>
+          <w:vertAlign w:val="superscript"/>
+        </w:rPr>
+        <w:t>[21-22]</w:t>
+      </w:r>
+      <w:r>
+        <w:rPr>
+          <w:rFonts w:hint="eastAsia"/>
+          <w:sz w:val="24"/>
+        </w:rPr>
+        <w:t>。</w:t>
+      </w:r>
     </w:p>
     <w:p>
       <w:pPr>
@@ -11495,21 +11709,21 @@
           <w:rFonts w:hint="eastAsia"/>
           <w:sz w:val="24"/>
         </w:rPr>
-        <w:t>混合检索是当前项目中提升召回稳健性的关键环节。依据代码实现，系统在检索时会综合使用向量检索和</w:t>
-      </w:r>
-      <w:r>
-        <w:rPr>
-          <w:rFonts w:hint="eastAsia"/>
-          <w:sz w:val="24"/>
-        </w:rPr>
-        <w:t xml:space="preserve"> BM25 </w:t>
-      </w:r>
-      <w:r>
-        <w:rPr>
-          <w:rFonts w:hint="eastAsia"/>
-          <w:sz w:val="24"/>
-        </w:rPr>
-        <w:t>检索，再通过倒数排序融合方法整合候选结果。该做法的目的并不是机械叠加多个得分，而是在不要求不同检索器分数同尺度的情况下，对高排名结果进行统一排序</w:t>
+        <w:t>在候选集合形成之后，系统还会继续执行重排。重排阶段使用更强的匹配模型重新评估查询与候选项之间的相关性，从而把更可能满足用户真实意图的结果提前。对于多模态知识库这类资料异构性较强的场景，仅依赖初次召回往往容易出现“召回到了但排序不理想”的问题，加入重排后可以改善最终展示和问答使用的上下文质量。</w:t>
+      </w:r>
+      <w:r>
+        <w:rPr>
+          <w:rFonts w:hint="eastAsia"/>
+          <w:sz w:val="24"/>
+        </w:rPr>
+        <w:t xml:space="preserve">BERT </w:t>
+      </w:r>
+      <w:r>
+        <w:rPr>
+          <w:rFonts w:hint="eastAsia"/>
+          <w:sz w:val="24"/>
+        </w:rPr>
+        <w:t>重排、稠密检索和多阶段召回方案为这一类设计提供了较直接的参考</w:t>
       </w:r>
       <w:r>
         <w:rPr>
@@ -11517,7 +11731,7 @@
           <w:sz w:val="24"/>
           <w:vertAlign w:val="superscript"/>
         </w:rPr>
-        <w:t>[21-22]</w:t>
+        <w:t>[23-24]</w:t>
       </w:r>
       <w:r>
         <w:rPr>
@@ -11541,21 +11755,7 @@
           <w:rFonts w:hint="eastAsia"/>
           <w:sz w:val="24"/>
         </w:rPr>
-        <w:t>在候选集合形成之后，系统还会继续执行重排。重排阶段使用更强的匹配模型重新评估查询与候选项之间的相关性，从而把更可能满足用户真实意图的结果提前。对于多模态知识库这类资料异构性较强的场景，仅依赖初次召回往往容易出现“召回到了但排序不理想”的问题，加入重排后可以改善最终展示和问答使用的上下文质量。</w:t>
-      </w:r>
-      <w:r>
-        <w:rPr>
-          <w:rFonts w:hint="eastAsia"/>
-          <w:sz w:val="24"/>
-        </w:rPr>
-        <w:t xml:space="preserve">BERT </w:t>
-      </w:r>
-      <w:r>
-        <w:rPr>
-          <w:rFonts w:hint="eastAsia"/>
-          <w:sz w:val="24"/>
-        </w:rPr>
-        <w:t>重排、稠密检索和多阶段召回方案为这一类设计提供了较直接的参考</w:t>
+        <w:t>此外，当前系统还支持查询改写。对于表达较短、含糊或口语化的问题，改写可以先对查询做语义补全或规范化，再交给后续召回模块处理。这个步骤并不是所有请求都强制执行，而是作为可配置能力存在，体现了系统在工程实现上对检索质量和响应开销之间的平衡</w:t>
       </w:r>
       <w:r>
         <w:rPr>
@@ -11563,7 +11763,7 @@
           <w:sz w:val="24"/>
           <w:vertAlign w:val="superscript"/>
         </w:rPr>
-        <w:t>[23-24]</w:t>
+        <w:t>[1,19-20,23-24]</w:t>
       </w:r>
       <w:r>
         <w:rPr>
@@ -11576,33 +11776,133 @@
     <w:p>
       <w:pPr>
         <w:spacing w:line="460" w:lineRule="exact"/>
-        <w:ind w:firstLine="480"/>
-        <w:rPr>
-          <w:rFonts w:hint="eastAsia"/>
-          <w:sz w:val="24"/>
-        </w:rPr>
-      </w:pPr>
-      <w:r>
-        <w:rPr>
-          <w:rFonts w:hint="eastAsia"/>
-          <w:sz w:val="24"/>
-        </w:rPr>
-        <w:t>此外，当前系统还支持查询改写。对于表达较短、含糊或口语化的问题，改写可以先对查询做语义补全或规范化，再交给后续召回模块处理。这个步骤并不是所有请求都强制执行，而是作为可配置能力存在，体现了系统在工程实现上对检索质量和响应开销之间的平衡</w:t>
-      </w:r>
-      <w:r>
-        <w:rPr>
-          <w:rFonts w:hint="eastAsia"/>
-          <w:sz w:val="24"/>
-          <w:vertAlign w:val="superscript"/>
-        </w:rPr>
-        <w:t>[1,19-20,23-24]</w:t>
-      </w:r>
-      <w:r>
-        <w:rPr>
-          <w:rFonts w:hint="eastAsia"/>
-          <w:sz w:val="24"/>
-        </w:rPr>
-        <w:t>。</w:t>
+        <w:jc w:val="center"/>
+        <w:rPr>
+          <w:rFonts w:hint="eastAsia"/>
+          <w:sz w:val="24"/>
+        </w:rPr>
+      </w:pPr>
+      <w:r>
+        <w:rPr>
+          <w:rFonts w:hint="eastAsia"/>
+          <w:sz w:val="24"/>
+        </w:rPr>
+        <w:t>图</w:t>
+      </w:r>
+      <w:r>
+        <w:rPr>
+          <w:rFonts w:hint="eastAsia"/>
+          <w:sz w:val="24"/>
+        </w:rPr>
+        <w:t>2-2</w:t>
+      </w:r>
+      <w:r>
+        <w:rPr>
+          <w:rFonts w:hint="eastAsia"/>
+          <w:sz w:val="24"/>
+        </w:rPr>
+        <w:t>展示了本文所采用的混合检索基本逻辑。无论查询最初来自文本输入还是图像桥接描述，系统最终都会进入双路召回、融合与重排流程。这样的设计减少了“图像检索一条链、文档检索另一条链”的割裂感，也让后续来源回溯和</w:t>
+      </w:r>
+      <w:r>
+        <w:rPr>
+          <w:rFonts w:hint="eastAsia"/>
+          <w:sz w:val="24"/>
+        </w:rPr>
+        <w:t xml:space="preserve"> RAG </w:t>
+      </w:r>
+      <w:r>
+        <w:rPr>
+          <w:rFonts w:hint="eastAsia"/>
+          <w:sz w:val="24"/>
+        </w:rPr>
+        <w:t>上下文组织能够复用一套相对稳定的中间结构。</w:t>
+      </w:r>
+    </w:p>
+    <w:p>
+      <w:pPr>
+        <w:spacing w:before="120" w:after="120"/>
+        <w:jc w:val="center"/>
+        <w:rPr>
+          <w:rFonts w:hint="eastAsia"/>
+        </w:rPr>
+      </w:pPr>
+      <w:r>
+        <w:rPr>
+          <w:rFonts w:hint="eastAsia"/>
+          <w:noProof/>
+        </w:rPr>
+        <w:drawing>
+          <wp:inline distT="0" distB="0" distL="0" distR="0" wp14:anchorId="55F658B8" wp14:editId="40BDEC7D">
+            <wp:extent cx="5452745" cy="3029510"/>
+            <wp:effectExtent l="0" t="0" r="0" b="0"/>
+            <wp:docPr id="2064333671" name="图片 2"/>
+            <wp:cNvGraphicFramePr>
+              <a:graphicFrameLocks xmlns:a="http://schemas.openxmlformats.org/drawingml/2006/main" noChangeAspect="1"/>
+            </wp:cNvGraphicFramePr>
+            <a:graphic xmlns:a="http://schemas.openxmlformats.org/drawingml/2006/main">
+              <a:graphicData uri="http://schemas.openxmlformats.org/drawingml/2006/picture">
+                <pic:pic xmlns:pic="http://schemas.openxmlformats.org/drawingml/2006/picture">
+                  <pic:nvPicPr>
+                    <pic:cNvPr id="2064333671" name=""/>
+                    <pic:cNvPicPr/>
+                  </pic:nvPicPr>
+                  <pic:blipFill>
+                    <a:blip r:embed="rId38" cstate="print">
+                      <a:extLst>
+                        <a:ext uri="{28A0092B-C50C-407E-A947-70E740481C1C}">
+                          <a14:useLocalDpi xmlns:a14="http://schemas.microsoft.com/office/drawing/2010/main" val="0"/>
+                        </a:ext>
+                      </a:extLst>
+                    </a:blip>
+                    <a:stretch>
+                      <a:fillRect/>
+                    </a:stretch>
+                  </pic:blipFill>
+                  <pic:spPr>
+                    <a:xfrm>
+                      <a:off x="0" y="0"/>
+                      <a:ext cx="5452745" cy="3029510"/>
+                    </a:xfrm>
+                    <a:prstGeom prst="rect">
+                      <a:avLst/>
+                    </a:prstGeom>
+                  </pic:spPr>
+                </pic:pic>
+              </a:graphicData>
+            </a:graphic>
+          </wp:inline>
+        </w:drawing>
+      </w:r>
+    </w:p>
+    <w:p>
+      <w:pPr>
+        <w:spacing w:line="460" w:lineRule="exact"/>
+        <w:jc w:val="center"/>
+        <w:rPr>
+          <w:rFonts w:hint="eastAsia"/>
+          <w:sz w:val="24"/>
+        </w:rPr>
+      </w:pPr>
+      <w:r>
+        <w:rPr>
+          <w:rFonts w:hint="eastAsia"/>
+          <w:sz w:val="24"/>
+        </w:rPr>
+        <w:t>图</w:t>
+      </w:r>
+      <w:r>
+        <w:rPr>
+          <w:rFonts w:hint="eastAsia"/>
+          <w:sz w:val="24"/>
+        </w:rPr>
+        <w:t xml:space="preserve">2-2 </w:t>
+      </w:r>
+      <w:r>
+        <w:rPr>
+          <w:rFonts w:hint="eastAsia"/>
+          <w:sz w:val="24"/>
+        </w:rPr>
+        <w:t>混合检索与结果融合原理图</w:t>
       </w:r>
     </w:p>
     <w:p>
@@ -11614,7 +11914,7 @@
           <w:b/>
         </w:rPr>
       </w:pPr>
-      <w:bookmarkStart w:id="14" w:name="_Toc227273274"/>
+      <w:bookmarkStart w:id="14" w:name="_Toc227354841"/>
       <w:r>
         <w:rPr>
           <w:rFonts w:ascii="黑体" w:hAnsi="黑体" w:hint="eastAsia"/>
@@ -11666,7 +11966,15 @@
           <w:rFonts w:hint="eastAsia"/>
           <w:sz w:val="24"/>
         </w:rPr>
-        <w:t>）强调先从外部知识库中获取与问题相关的上下文，再将其送入生成模型形成回答。与完全依赖模型参数的直接回答相比，</w:t>
+        <w:t>）强调先从外部知识库中</w:t>
+      </w:r>
+      <w:r>
+        <w:rPr>
+          <w:rFonts w:hint="eastAsia"/>
+          <w:sz w:val="24"/>
+        </w:rPr>
+        <w:lastRenderedPageBreak/>
+        <w:t>获取与问题相关的上下文，再将其送入生成模型形成回答。与完全依赖模型参数的直接回答相比，</w:t>
       </w:r>
       <w:r>
         <w:rPr>
@@ -11826,13 +12134,12 @@
           <w:b/>
         </w:rPr>
       </w:pPr>
-      <w:bookmarkStart w:id="15" w:name="_Toc227273275"/>
+      <w:bookmarkStart w:id="15" w:name="_Toc227354842"/>
       <w:r>
         <w:rPr>
           <w:rFonts w:ascii="黑体" w:hAnsi="黑体" w:hint="eastAsia"/>
           <w:b/>
         </w:rPr>
-        <w:lastRenderedPageBreak/>
         <w:t>2.5 PDF 文档解析与分块处理</w:t>
       </w:r>
       <w:bookmarkEnd w:id="15"/>
@@ -12054,12 +12361,13 @@
           <w:b/>
         </w:rPr>
       </w:pPr>
-      <w:bookmarkStart w:id="16" w:name="_Toc227273276"/>
+      <w:bookmarkStart w:id="16" w:name="_Toc227354843"/>
       <w:r>
         <w:rPr>
           <w:rFonts w:ascii="黑体" w:hAnsi="黑体" w:hint="eastAsia"/>
           <w:b/>
         </w:rPr>
+        <w:lastRenderedPageBreak/>
         <w:t>2.6 本章小结</w:t>
       </w:r>
       <w:bookmarkEnd w:id="16"/>
@@ -12115,11 +12423,11 @@
           <w:rFonts w:asciiTheme="minorEastAsia" w:eastAsiaTheme="minorEastAsia" w:hAnsiTheme="minorEastAsia" w:hint="eastAsia"/>
         </w:rPr>
         <w:sectPr>
-          <w:headerReference w:type="even" r:id="rId37"/>
-          <w:headerReference w:type="default" r:id="rId38"/>
-          <w:footerReference w:type="even" r:id="rId39"/>
-          <w:headerReference w:type="first" r:id="rId40"/>
-          <w:footerReference w:type="first" r:id="rId41"/>
+          <w:headerReference w:type="even" r:id="rId39"/>
+          <w:headerReference w:type="default" r:id="rId40"/>
+          <w:footerReference w:type="even" r:id="rId41"/>
+          <w:headerReference w:type="first" r:id="rId42"/>
+          <w:footerReference w:type="first" r:id="rId43"/>
           <w:pgSz w:w="11906" w:h="16838"/>
           <w:pgMar w:top="1417" w:right="1417" w:bottom="1417" w:left="1701" w:header="851" w:footer="851" w:gutter="0"/>
           <w:pgNumType w:fmt="numberInDash"/>
@@ -12138,7 +12446,7 @@
           <w:sz w:val="36"/>
         </w:rPr>
       </w:pPr>
-      <w:bookmarkStart w:id="17" w:name="_Toc227273277"/>
+      <w:bookmarkStart w:id="17" w:name="_Toc227354844"/>
       <w:r>
         <w:rPr>
           <w:rFonts w:ascii="黑体" w:eastAsia="黑体" w:hAnsi="黑体" w:hint="eastAsia"/>
@@ -12158,7 +12466,7 @@
           <w:b/>
         </w:rPr>
       </w:pPr>
-      <w:bookmarkStart w:id="18" w:name="_Toc227273278"/>
+      <w:bookmarkStart w:id="18" w:name="_Toc227354845"/>
       <w:r>
         <w:rPr>
           <w:rFonts w:ascii="黑体" w:hAnsi="黑体" w:hint="eastAsia"/>
@@ -12353,6 +12661,167 @@
     </w:p>
     <w:p>
       <w:pPr>
+        <w:spacing w:line="460" w:lineRule="exact"/>
+        <w:ind w:firstLine="480"/>
+        <w:rPr>
+          <w:rFonts w:hint="eastAsia"/>
+          <w:sz w:val="24"/>
+        </w:rPr>
+      </w:pPr>
+      <w:r>
+        <w:rPr>
+          <w:rFonts w:hint="eastAsia"/>
+          <w:sz w:val="24"/>
+        </w:rPr>
+        <w:t>如图</w:t>
+      </w:r>
+      <w:r>
+        <w:rPr>
+          <w:rFonts w:hint="eastAsia"/>
+          <w:sz w:val="24"/>
+        </w:rPr>
+        <w:t>3-1</w:t>
+      </w:r>
+      <w:r>
+        <w:rPr>
+          <w:rFonts w:hint="eastAsia"/>
+          <w:sz w:val="24"/>
+        </w:rPr>
+        <w:t>所示，图片资料检索和文档问答虽然入口不同，但最终都汇入“入库</w:t>
+      </w:r>
+      <w:r>
+        <w:rPr>
+          <w:rFonts w:hint="eastAsia"/>
+          <w:sz w:val="24"/>
+        </w:rPr>
+        <w:t xml:space="preserve"> - </w:t>
+      </w:r>
+      <w:r>
+        <w:rPr>
+          <w:rFonts w:hint="eastAsia"/>
+          <w:sz w:val="24"/>
+        </w:rPr>
+        <w:t>检索</w:t>
+      </w:r>
+      <w:r>
+        <w:rPr>
+          <w:rFonts w:hint="eastAsia"/>
+          <w:sz w:val="24"/>
+        </w:rPr>
+        <w:t xml:space="preserve"> - </w:t>
+      </w:r>
+      <w:r>
+        <w:rPr>
+          <w:rFonts w:hint="eastAsia"/>
+          <w:sz w:val="24"/>
+        </w:rPr>
+        <w:t>问答</w:t>
+      </w:r>
+      <w:r>
+        <w:rPr>
+          <w:rFonts w:hint="eastAsia"/>
+          <w:sz w:val="24"/>
+        </w:rPr>
+        <w:t xml:space="preserve"> - </w:t>
+      </w:r>
+      <w:r>
+        <w:rPr>
+          <w:rFonts w:hint="eastAsia"/>
+          <w:sz w:val="24"/>
+        </w:rPr>
+        <w:t>维护”这条主任务链。也正因为系统面对的是一条持续运转的链路，而不是若干孤立按钮，本章后续的功能需求和非功能需求才会围绕一致性、可解释性和可扩展性展开。</w:t>
+      </w:r>
+    </w:p>
+    <w:p>
+      <w:pPr>
+        <w:spacing w:before="120" w:after="120"/>
+        <w:jc w:val="center"/>
+        <w:rPr>
+          <w:rFonts w:hint="eastAsia"/>
+        </w:rPr>
+      </w:pPr>
+      <w:r>
+        <w:rPr>
+          <w:rFonts w:hint="eastAsia"/>
+          <w:noProof/>
+        </w:rPr>
+        <w:lastRenderedPageBreak/>
+        <w:drawing>
+          <wp:inline distT="0" distB="0" distL="0" distR="0" wp14:anchorId="55105535" wp14:editId="6BB2ADAE">
+            <wp:extent cx="5452745" cy="3029510"/>
+            <wp:effectExtent l="0" t="0" r="0" b="0"/>
+            <wp:docPr id="816996066" name="图片 3"/>
+            <wp:cNvGraphicFramePr>
+              <a:graphicFrameLocks xmlns:a="http://schemas.openxmlformats.org/drawingml/2006/main" noChangeAspect="1"/>
+            </wp:cNvGraphicFramePr>
+            <a:graphic xmlns:a="http://schemas.openxmlformats.org/drawingml/2006/main">
+              <a:graphicData uri="http://schemas.openxmlformats.org/drawingml/2006/picture">
+                <pic:pic xmlns:pic="http://schemas.openxmlformats.org/drawingml/2006/picture">
+                  <pic:nvPicPr>
+                    <pic:cNvPr id="816996066" name=""/>
+                    <pic:cNvPicPr/>
+                  </pic:nvPicPr>
+                  <pic:blipFill>
+                    <a:blip r:embed="rId44" cstate="print">
+                      <a:extLst>
+                        <a:ext uri="{28A0092B-C50C-407E-A947-70E740481C1C}">
+                          <a14:useLocalDpi xmlns:a14="http://schemas.microsoft.com/office/drawing/2010/main" val="0"/>
+                        </a:ext>
+                      </a:extLst>
+                    </a:blip>
+                    <a:stretch>
+                      <a:fillRect/>
+                    </a:stretch>
+                  </pic:blipFill>
+                  <pic:spPr>
+                    <a:xfrm>
+                      <a:off x="0" y="0"/>
+                      <a:ext cx="5452745" cy="3029510"/>
+                    </a:xfrm>
+                    <a:prstGeom prst="rect">
+                      <a:avLst/>
+                    </a:prstGeom>
+                  </pic:spPr>
+                </pic:pic>
+              </a:graphicData>
+            </a:graphic>
+          </wp:inline>
+        </w:drawing>
+      </w:r>
+    </w:p>
+    <w:p>
+      <w:pPr>
+        <w:spacing w:line="460" w:lineRule="exact"/>
+        <w:jc w:val="center"/>
+        <w:rPr>
+          <w:rFonts w:hint="eastAsia"/>
+          <w:sz w:val="24"/>
+        </w:rPr>
+      </w:pPr>
+      <w:r>
+        <w:rPr>
+          <w:rFonts w:hint="eastAsia"/>
+          <w:sz w:val="24"/>
+        </w:rPr>
+        <w:t>图</w:t>
+      </w:r>
+      <w:r>
+        <w:rPr>
+          <w:rFonts w:hint="eastAsia"/>
+          <w:sz w:val="24"/>
+        </w:rPr>
+        <w:t xml:space="preserve">3-1 </w:t>
+      </w:r>
+      <w:r>
+        <w:rPr>
+          <w:rFonts w:hint="eastAsia"/>
+          <w:sz w:val="24"/>
+        </w:rPr>
+        <w:t>系统业务场景与任务链图</w:t>
+      </w:r>
+    </w:p>
+    <w:p>
+      <w:pPr>
         <w:pStyle w:val="2"/>
         <w:spacing w:before="156" w:after="156"/>
         <w:rPr>
@@ -12360,7 +12829,7 @@
           <w:b/>
         </w:rPr>
       </w:pPr>
-      <w:bookmarkStart w:id="19" w:name="_Toc227273279"/>
+      <w:bookmarkStart w:id="19" w:name="_Toc227354846"/>
       <w:r>
         <w:rPr>
           <w:rFonts w:ascii="黑体" w:hAnsi="黑体" w:hint="eastAsia"/>
@@ -12789,14 +13258,7 @@
               <w:rPr>
                 <w:rFonts w:hint="eastAsia"/>
               </w:rPr>
-              <w:t>用户上传图片，系统返回相</w:t>
-            </w:r>
-            <w:r>
-              <w:rPr>
-                <w:rFonts w:hint="eastAsia"/>
-              </w:rPr>
-              <w:lastRenderedPageBreak/>
-              <w:t>似图片结果</w:t>
+              <w:t>用户上传图片，系统返回相似图片结果</w:t>
             </w:r>
           </w:p>
         </w:tc>
@@ -12827,7 +13289,6 @@
               <w:rPr>
                 <w:rFonts w:hint="eastAsia"/>
               </w:rPr>
-              <w:lastRenderedPageBreak/>
               <w:t>F5</w:t>
             </w:r>
           </w:p>
@@ -13120,7 +13581,15 @@
           <w:rFonts w:hint="eastAsia"/>
           <w:sz w:val="24"/>
         </w:rPr>
-        <w:t>这些功能并不是纸面需求，而是已经体现在当前系统代码中的实际能力。例如，图片知识库和文档知识库分别对应独立页面与路由；会话问答不仅能返回回答，还能返回来源信息和检索步骤；管理端还提供了索引重建和配置更新接口。</w:t>
+        <w:t>这些功能并不是纸面需求，而是已经体现在当前系统代码中的实际能力。例如，</w:t>
+      </w:r>
+      <w:r>
+        <w:rPr>
+          <w:rFonts w:hint="eastAsia"/>
+          <w:sz w:val="24"/>
+        </w:rPr>
+        <w:lastRenderedPageBreak/>
+        <w:t>图片知识库和文档知识库分别对应独立页面与路由；会话问答不仅能返回回答，还能返回来源信息和检索步骤；管理端还提供了索引重建和配置更新接口。</w:t>
       </w:r>
     </w:p>
     <w:p>
@@ -13261,7 +13730,7 @@
           <w:b/>
         </w:rPr>
       </w:pPr>
-      <w:bookmarkStart w:id="20" w:name="_Toc227273280"/>
+      <w:bookmarkStart w:id="20" w:name="_Toc227354847"/>
       <w:r>
         <w:rPr>
           <w:rFonts w:ascii="黑体" w:hAnsi="黑体" w:hint="eastAsia"/>
@@ -13298,7 +13767,7 @@
           <w:sz w:val="24"/>
         </w:rPr>
       </w:pPr>
-      <w:bookmarkStart w:id="21" w:name="_Toc227273281"/>
+      <w:bookmarkStart w:id="21" w:name="_Toc227354848"/>
       <w:r>
         <w:rPr>
           <w:rFonts w:ascii="黑体" w:eastAsia="黑体" w:hAnsi="黑体" w:hint="eastAsia"/>
@@ -13335,7 +13804,7 @@
           <w:sz w:val="24"/>
         </w:rPr>
       </w:pPr>
-      <w:bookmarkStart w:id="22" w:name="_Toc227273282"/>
+      <w:bookmarkStart w:id="22" w:name="_Toc227354849"/>
       <w:r>
         <w:rPr>
           <w:rFonts w:ascii="黑体" w:eastAsia="黑体" w:hAnsi="黑体" w:hint="eastAsia"/>
@@ -13372,7 +13841,7 @@
           <w:sz w:val="24"/>
         </w:rPr>
       </w:pPr>
-      <w:bookmarkStart w:id="23" w:name="_Toc227273283"/>
+      <w:bookmarkStart w:id="23" w:name="_Toc227354850"/>
       <w:r>
         <w:rPr>
           <w:rFonts w:ascii="黑体" w:eastAsia="黑体" w:hAnsi="黑体" w:hint="eastAsia"/>
@@ -13410,15 +13879,7 @@
           <w:rFonts w:hint="eastAsia"/>
           <w:sz w:val="24"/>
         </w:rPr>
-        <w:t>元数据、向量库和本地文件存储。若三者之间的标识不一致，就会出现“数据库有记录但文件缺失”或“文件存在但索引未同步”等问题。因</w:t>
-      </w:r>
-      <w:r>
-        <w:rPr>
-          <w:rFonts w:hint="eastAsia"/>
-          <w:sz w:val="24"/>
-        </w:rPr>
-        <w:lastRenderedPageBreak/>
-        <w:t>此系统需要保证三存储之间的</w:t>
+        <w:t>元数据、向量库和本地文件存储。若三者之间的标识不一致，就会出现“数据库有记录但文件缺失”或“文件存在但索引未同步”等问题。因此系统需要保证三存储之间的</w:t>
       </w:r>
       <w:r>
         <w:rPr>
@@ -13445,7 +13906,7 @@
           <w:sz w:val="24"/>
         </w:rPr>
       </w:pPr>
-      <w:bookmarkStart w:id="24" w:name="_Toc227273284"/>
+      <w:bookmarkStart w:id="24" w:name="_Toc227354851"/>
       <w:r>
         <w:rPr>
           <w:rFonts w:ascii="黑体" w:eastAsia="黑体" w:hAnsi="黑体" w:hint="eastAsia"/>
@@ -13482,12 +13943,13 @@
           <w:sz w:val="24"/>
         </w:rPr>
       </w:pPr>
-      <w:bookmarkStart w:id="25" w:name="_Toc227273285"/>
+      <w:bookmarkStart w:id="25" w:name="_Toc227354852"/>
       <w:r>
         <w:rPr>
           <w:rFonts w:ascii="黑体" w:eastAsia="黑体" w:hAnsi="黑体" w:hint="eastAsia"/>
           <w:sz w:val="24"/>
         </w:rPr>
+        <w:lastRenderedPageBreak/>
         <w:t>3.3.5 响应效率需求</w:t>
       </w:r>
       <w:bookmarkEnd w:id="25"/>
@@ -13518,7 +13980,7 @@
           <w:b/>
         </w:rPr>
       </w:pPr>
-      <w:bookmarkStart w:id="26" w:name="_Toc227273286"/>
+      <w:bookmarkStart w:id="26" w:name="_Toc227354853"/>
       <w:r>
         <w:rPr>
           <w:rFonts w:ascii="黑体" w:hAnsi="黑体" w:hint="eastAsia"/>
@@ -13538,7 +14000,7 @@
           <w:sz w:val="24"/>
         </w:rPr>
       </w:pPr>
-      <w:bookmarkStart w:id="27" w:name="_Toc227273287"/>
+      <w:bookmarkStart w:id="27" w:name="_Toc227354854"/>
       <w:r>
         <w:rPr>
           <w:rFonts w:ascii="黑体" w:eastAsia="黑体" w:hAnsi="黑体" w:hint="eastAsia"/>
@@ -13603,7 +14065,7 @@
           <w:sz w:val="24"/>
         </w:rPr>
       </w:pPr>
-      <w:bookmarkStart w:id="28" w:name="_Toc227273288"/>
+      <w:bookmarkStart w:id="28" w:name="_Toc227354855"/>
       <w:r>
         <w:rPr>
           <w:rFonts w:ascii="黑体" w:eastAsia="黑体" w:hAnsi="黑体" w:hint="eastAsia"/>
@@ -13640,7 +14102,7 @@
           <w:sz w:val="24"/>
         </w:rPr>
       </w:pPr>
-      <w:bookmarkStart w:id="29" w:name="_Toc227273289"/>
+      <w:bookmarkStart w:id="29" w:name="_Toc227354856"/>
       <w:r>
         <w:rPr>
           <w:rFonts w:ascii="黑体" w:eastAsia="黑体" w:hAnsi="黑体" w:hint="eastAsia"/>
@@ -13704,32 +14166,39 @@
           <w:b/>
         </w:rPr>
       </w:pPr>
-      <w:bookmarkStart w:id="30" w:name="_Toc227273290"/>
+      <w:bookmarkStart w:id="30" w:name="_Toc227354857"/>
       <w:r>
         <w:rPr>
           <w:rFonts w:ascii="黑体" w:hAnsi="黑体" w:hint="eastAsia"/>
           <w:b/>
         </w:rPr>
+        <w:t>3.5 本章小结</w:t>
+      </w:r>
+      <w:bookmarkEnd w:id="30"/>
+    </w:p>
+    <w:p>
+      <w:pPr>
+        <w:spacing w:line="460" w:lineRule="exact"/>
+        <w:ind w:firstLine="480"/>
+        <w:rPr>
+          <w:rFonts w:hint="eastAsia"/>
+          <w:sz w:val="24"/>
+        </w:rPr>
+      </w:pPr>
+      <w:r>
+        <w:rPr>
+          <w:rFonts w:hint="eastAsia"/>
+          <w:sz w:val="24"/>
+        </w:rPr>
+        <w:t>本章从应用场景、功能需求、非功能需求和可行性四个方面分析了系统建设的必要性和可行性。综合来看，系统需要解决的核心问题并不是单一的图像检索或单一的问答，而是如何在图片资料和文档资料并存的条件下，把上传、解析、索引、检索、问答和结果回溯组织成一条可持续运行的任务链。下一章将在这些分析基础上进一步</w:t>
+      </w:r>
+      <w:r>
+        <w:rPr>
+          <w:rFonts w:hint="eastAsia"/>
+          <w:sz w:val="24"/>
+        </w:rPr>
         <w:lastRenderedPageBreak/>
-        <w:t>3.5 本章小结</w:t>
-      </w:r>
-      <w:bookmarkEnd w:id="30"/>
-    </w:p>
-    <w:p>
-      <w:pPr>
-        <w:spacing w:line="460" w:lineRule="exact"/>
-        <w:ind w:firstLine="480"/>
-        <w:rPr>
-          <w:rFonts w:hint="eastAsia"/>
-          <w:sz w:val="24"/>
-        </w:rPr>
-      </w:pPr>
-      <w:r>
-        <w:rPr>
-          <w:rFonts w:hint="eastAsia"/>
-          <w:sz w:val="24"/>
-        </w:rPr>
-        <w:t>本章从应用场景、功能需求、非功能需求和可行性四个方面分析了系统建设的必要性和可行性。综合来看，系统需要解决的核心问题并不是单一的图像检索或单一的问答，而是如何在图片资料和文档资料并存的条件下，把上传、解析、索引、检索、问答和结果回溯组织成一条可持续运行的任务链。下一章将在这些分析基础上进一步说明系统设计方案。</w:t>
+        <w:t>说明系统设计方案。</w:t>
       </w:r>
     </w:p>
     <w:p>
@@ -13738,11 +14207,11 @@
           <w:rFonts w:asciiTheme="minorEastAsia" w:eastAsiaTheme="minorEastAsia" w:hAnsiTheme="minorEastAsia" w:hint="eastAsia"/>
         </w:rPr>
         <w:sectPr>
-          <w:headerReference w:type="even" r:id="rId42"/>
-          <w:headerReference w:type="default" r:id="rId43"/>
-          <w:footerReference w:type="even" r:id="rId44"/>
-          <w:headerReference w:type="first" r:id="rId45"/>
-          <w:footerReference w:type="first" r:id="rId46"/>
+          <w:headerReference w:type="even" r:id="rId45"/>
+          <w:headerReference w:type="default" r:id="rId46"/>
+          <w:footerReference w:type="even" r:id="rId47"/>
+          <w:headerReference w:type="first" r:id="rId48"/>
+          <w:footerReference w:type="first" r:id="rId49"/>
           <w:pgSz w:w="11906" w:h="16838"/>
           <w:pgMar w:top="1417" w:right="1417" w:bottom="1417" w:left="1701" w:header="851" w:footer="851" w:gutter="0"/>
           <w:pgNumType w:fmt="numberInDash"/>
@@ -13761,7 +14230,7 @@
           <w:sz w:val="36"/>
         </w:rPr>
       </w:pPr>
-      <w:bookmarkStart w:id="31" w:name="_Toc227273291"/>
+      <w:bookmarkStart w:id="31" w:name="_Toc227354858"/>
       <w:r>
         <w:rPr>
           <w:rFonts w:ascii="黑体" w:eastAsia="黑体" w:hAnsi="黑体" w:hint="eastAsia"/>
@@ -13781,7 +14250,7 @@
           <w:b/>
         </w:rPr>
       </w:pPr>
-      <w:bookmarkStart w:id="32" w:name="_Toc227273292"/>
+      <w:bookmarkStart w:id="32" w:name="_Toc227354859"/>
       <w:r>
         <w:rPr>
           <w:rFonts w:ascii="黑体" w:hAnsi="黑体" w:hint="eastAsia"/>
@@ -13886,6 +14355,125 @@
     </w:p>
     <w:p>
       <w:pPr>
+        <w:spacing w:line="460" w:lineRule="exact"/>
+        <w:jc w:val="center"/>
+        <w:rPr>
+          <w:rFonts w:hint="eastAsia"/>
+          <w:sz w:val="24"/>
+        </w:rPr>
+      </w:pPr>
+      <w:r>
+        <w:rPr>
+          <w:rFonts w:hint="eastAsia"/>
+          <w:sz w:val="24"/>
+        </w:rPr>
+        <w:t>图</w:t>
+      </w:r>
+      <w:r>
+        <w:rPr>
+          <w:rFonts w:hint="eastAsia"/>
+          <w:sz w:val="24"/>
+        </w:rPr>
+        <w:t>4-1</w:t>
+      </w:r>
+      <w:r>
+        <w:rPr>
+          <w:rFonts w:hint="eastAsia"/>
+          <w:sz w:val="24"/>
+        </w:rPr>
+        <w:t>从系统层面概括了这一分层结构。图中既保留了前端、接口、业务、检索与存储的基本关系，也突出了“业务编排层调用检索语义层、检索语义层读写三类存储”的核心依赖，这与当前项目的真实代码组织是一致的。</w:t>
+      </w:r>
+    </w:p>
+    <w:p>
+      <w:pPr>
+        <w:spacing w:before="120" w:after="120"/>
+        <w:jc w:val="center"/>
+        <w:rPr>
+          <w:rFonts w:hint="eastAsia"/>
+        </w:rPr>
+      </w:pPr>
+      <w:r>
+        <w:rPr>
+          <w:rFonts w:hint="eastAsia"/>
+          <w:noProof/>
+        </w:rPr>
+        <w:lastRenderedPageBreak/>
+        <w:drawing>
+          <wp:inline distT="0" distB="0" distL="0" distR="0" wp14:anchorId="3EC863DA" wp14:editId="2B72BC68">
+            <wp:extent cx="5452745" cy="3029510"/>
+            <wp:effectExtent l="0" t="0" r="0" b="0"/>
+            <wp:docPr id="4274303" name="图片 4"/>
+            <wp:cNvGraphicFramePr>
+              <a:graphicFrameLocks xmlns:a="http://schemas.openxmlformats.org/drawingml/2006/main" noChangeAspect="1"/>
+            </wp:cNvGraphicFramePr>
+            <a:graphic xmlns:a="http://schemas.openxmlformats.org/drawingml/2006/main">
+              <a:graphicData uri="http://schemas.openxmlformats.org/drawingml/2006/picture">
+                <pic:pic xmlns:pic="http://schemas.openxmlformats.org/drawingml/2006/picture">
+                  <pic:nvPicPr>
+                    <pic:cNvPr id="4274303" name=""/>
+                    <pic:cNvPicPr/>
+                  </pic:nvPicPr>
+                  <pic:blipFill>
+                    <a:blip r:embed="rId50" cstate="print">
+                      <a:extLst>
+                        <a:ext uri="{28A0092B-C50C-407E-A947-70E740481C1C}">
+                          <a14:useLocalDpi xmlns:a14="http://schemas.microsoft.com/office/drawing/2010/main" val="0"/>
+                        </a:ext>
+                      </a:extLst>
+                    </a:blip>
+                    <a:stretch>
+                      <a:fillRect/>
+                    </a:stretch>
+                  </pic:blipFill>
+                  <pic:spPr>
+                    <a:xfrm>
+                      <a:off x="0" y="0"/>
+                      <a:ext cx="5452745" cy="3029510"/>
+                    </a:xfrm>
+                    <a:prstGeom prst="rect">
+                      <a:avLst/>
+                    </a:prstGeom>
+                  </pic:spPr>
+                </pic:pic>
+              </a:graphicData>
+            </a:graphic>
+          </wp:inline>
+        </w:drawing>
+      </w:r>
+    </w:p>
+    <w:p>
+      <w:pPr>
+        <w:spacing w:line="460" w:lineRule="exact"/>
+        <w:jc w:val="center"/>
+        <w:rPr>
+          <w:rFonts w:hint="eastAsia"/>
+          <w:sz w:val="24"/>
+        </w:rPr>
+      </w:pPr>
+      <w:r>
+        <w:rPr>
+          <w:rFonts w:hint="eastAsia"/>
+          <w:sz w:val="24"/>
+        </w:rPr>
+        <w:t>图</w:t>
+      </w:r>
+      <w:r>
+        <w:rPr>
+          <w:rFonts w:hint="eastAsia"/>
+          <w:sz w:val="24"/>
+        </w:rPr>
+        <w:t xml:space="preserve">4-1 </w:t>
+      </w:r>
+      <w:r>
+        <w:rPr>
+          <w:rFonts w:hint="eastAsia"/>
+          <w:sz w:val="24"/>
+        </w:rPr>
+        <w:t>系统总体架构图</w:t>
+      </w:r>
+    </w:p>
+    <w:p>
+      <w:pPr>
         <w:pStyle w:val="2"/>
         <w:spacing w:before="156" w:after="156"/>
         <w:rPr>
@@ -13893,7 +14481,7 @@
           <w:b/>
         </w:rPr>
       </w:pPr>
-      <w:bookmarkStart w:id="33" w:name="_Toc227273293"/>
+      <w:bookmarkStart w:id="33" w:name="_Toc227354860"/>
       <w:r>
         <w:rPr>
           <w:rFonts w:ascii="黑体" w:hAnsi="黑体" w:hint="eastAsia"/>
@@ -13913,7 +14501,7 @@
           <w:sz w:val="24"/>
         </w:rPr>
       </w:pPr>
-      <w:bookmarkStart w:id="34" w:name="_Toc227273294"/>
+      <w:bookmarkStart w:id="34" w:name="_Toc227354861"/>
       <w:r>
         <w:rPr>
           <w:rFonts w:ascii="黑体" w:eastAsia="黑体" w:hAnsi="黑体" w:hint="eastAsia"/>
@@ -13981,63 +14569,70 @@
           <w:sz w:val="24"/>
         </w:rPr>
       </w:pPr>
-      <w:bookmarkStart w:id="35" w:name="_Toc227273295"/>
+      <w:bookmarkStart w:id="35" w:name="_Toc227354862"/>
       <w:r>
         <w:rPr>
           <w:rFonts w:ascii="黑体" w:eastAsia="黑体" w:hAnsi="黑体" w:hint="eastAsia"/>
           <w:sz w:val="24"/>
         </w:rPr>
+        <w:t>4.2.2 文档知识库模块</w:t>
+      </w:r>
+      <w:bookmarkEnd w:id="35"/>
+    </w:p>
+    <w:p>
+      <w:pPr>
+        <w:spacing w:line="460" w:lineRule="exact"/>
+        <w:ind w:firstLine="480"/>
+        <w:rPr>
+          <w:rFonts w:hint="eastAsia"/>
+          <w:sz w:val="24"/>
+        </w:rPr>
+      </w:pPr>
+      <w:r>
+        <w:rPr>
+          <w:rFonts w:hint="eastAsia"/>
+          <w:sz w:val="24"/>
+        </w:rPr>
+        <w:t>文档知识库模块面向</w:t>
+      </w:r>
+      <w:r>
+        <w:rPr>
+          <w:rFonts w:hint="eastAsia"/>
+          <w:sz w:val="24"/>
+        </w:rPr>
+        <w:t xml:space="preserve"> PDF </w:t>
+      </w:r>
+      <w:r>
+        <w:rPr>
+          <w:rFonts w:hint="eastAsia"/>
+          <w:sz w:val="24"/>
+        </w:rPr>
+        <w:t>文档。由于文档解析通常比图片上传更耗时，系统采用“上传记录创建在前，后台解析在后”的方式组织流程。上传后，系统先创建文档记录并返回状态；随后后台任务负责抽取文本、切分文本块、提取图像和表格，并把结果同步到文档知识库。</w:t>
+      </w:r>
+    </w:p>
+    <w:p>
+      <w:pPr>
+        <w:spacing w:line="460" w:lineRule="exact"/>
+        <w:ind w:firstLine="480"/>
+        <w:rPr>
+          <w:rFonts w:hint="eastAsia"/>
+          <w:sz w:val="24"/>
+        </w:rPr>
+      </w:pPr>
+      <w:r>
+        <w:rPr>
+          <w:rFonts w:hint="eastAsia"/>
+          <w:sz w:val="24"/>
+        </w:rPr>
+        <w:t>这一设计首先是为了避免把长耗时解析放在单次上传请求里。文档上传后的文本抽取、图片裁剪、表格提取和索引写入都可能持续较长时间，如果坚持同步处理，接</w:t>
+      </w:r>
+      <w:r>
+        <w:rPr>
+          <w:rFonts w:hint="eastAsia"/>
+          <w:sz w:val="24"/>
+        </w:rPr>
         <w:lastRenderedPageBreak/>
-        <w:t>4.2.2 文档知识库模块</w:t>
-      </w:r>
-      <w:bookmarkEnd w:id="35"/>
-    </w:p>
-    <w:p>
-      <w:pPr>
-        <w:spacing w:line="460" w:lineRule="exact"/>
-        <w:ind w:firstLine="480"/>
-        <w:rPr>
-          <w:rFonts w:hint="eastAsia"/>
-          <w:sz w:val="24"/>
-        </w:rPr>
-      </w:pPr>
-      <w:r>
-        <w:rPr>
-          <w:rFonts w:hint="eastAsia"/>
-          <w:sz w:val="24"/>
-        </w:rPr>
-        <w:t>文档知识库模块面向</w:t>
-      </w:r>
-      <w:r>
-        <w:rPr>
-          <w:rFonts w:hint="eastAsia"/>
-          <w:sz w:val="24"/>
-        </w:rPr>
-        <w:t xml:space="preserve"> PDF </w:t>
-      </w:r>
-      <w:r>
-        <w:rPr>
-          <w:rFonts w:hint="eastAsia"/>
-          <w:sz w:val="24"/>
-        </w:rPr>
-        <w:t>文档。由于文档解析通常比图片上传更耗时，系统采用“上传记录创建在前，后台解析在后”的方式组织流程。上传后，系统先创建文档记录并返回状态；随后后台任务负责抽取文本、切分文本块、提取图像和表格，并把结果同步到文档知识库。</w:t>
-      </w:r>
-    </w:p>
-    <w:p>
-      <w:pPr>
-        <w:spacing w:line="460" w:lineRule="exact"/>
-        <w:ind w:firstLine="480"/>
-        <w:rPr>
-          <w:rFonts w:hint="eastAsia"/>
-          <w:sz w:val="24"/>
-        </w:rPr>
-      </w:pPr>
-      <w:r>
-        <w:rPr>
-          <w:rFonts w:hint="eastAsia"/>
-          <w:sz w:val="24"/>
-        </w:rPr>
-        <w:t>这一设计首先是为了避免把长耗时解析放在单次上传请求里。文档上传后的文本抽取、图片裁剪、表格提取和索引写入都可能持续较长时间，如果坚持同步处理，接口更容易超时，前端也无法及时显示处理中状态。当前代码采用“先建记录、再后台解析、前端轮询进度”的方式，使文档在上传后就进入可管理状态，同时把真正耗时的解析过程放到后台完成，这比同步阻塞更符合系统实际使用方式。</w:t>
+        <w:t>口更容易超时，前端也无法及时显示处理中状态。当前代码采用“先建记录、再后台解析、前端轮询进度”的方式，使文档在上传后就进入可管理状态，同时把真正耗时的解析过程放到后台完成，这比同步阻塞更符合系统实际使用方式。</w:t>
       </w:r>
     </w:p>
     <w:p>
@@ -14050,7 +14645,7 @@
           <w:sz w:val="24"/>
         </w:rPr>
       </w:pPr>
-      <w:bookmarkStart w:id="36" w:name="_Toc227273296"/>
+      <w:bookmarkStart w:id="36" w:name="_Toc227354863"/>
       <w:r>
         <w:rPr>
           <w:rFonts w:ascii="黑体" w:eastAsia="黑体" w:hAnsi="黑体" w:hint="eastAsia"/>
@@ -14132,7 +14727,7 @@
           <w:sz w:val="24"/>
         </w:rPr>
       </w:pPr>
-      <w:bookmarkStart w:id="37" w:name="_Toc227273297"/>
+      <w:bookmarkStart w:id="37" w:name="_Toc227354864"/>
       <w:r>
         <w:rPr>
           <w:rFonts w:ascii="黑体" w:eastAsia="黑体" w:hAnsi="黑体" w:hint="eastAsia"/>
@@ -14187,15 +14782,7 @@
           <w:rFonts w:hint="eastAsia"/>
           <w:sz w:val="24"/>
         </w:rPr>
-        <w:t>流程，不仅会增加</w:t>
-      </w:r>
-      <w:r>
-        <w:rPr>
-          <w:rFonts w:hint="eastAsia"/>
-          <w:sz w:val="24"/>
-        </w:rPr>
-        <w:lastRenderedPageBreak/>
-        <w:t>不必要的检索开销，还会让部分本应直接回答或直接检索的请求被拉长。因此，多执行模式分流并不是额外装饰，而是为了让不同交互入口进入更合适的处理路径。</w:t>
+        <w:t>流程，不仅会增加不必要的检索开销，还会让部分本应直接回答或直接检索的请求被拉长。因此，多执行模式分流并不是额外装饰，而是为了让不同交互入口进入更合适的处理路径。</w:t>
       </w:r>
     </w:p>
     <w:p>
@@ -14208,7 +14795,7 @@
           <w:sz w:val="24"/>
         </w:rPr>
       </w:pPr>
-      <w:bookmarkStart w:id="38" w:name="_Toc227273298"/>
+      <w:bookmarkStart w:id="38" w:name="_Toc227354865"/>
       <w:r>
         <w:rPr>
           <w:rFonts w:ascii="黑体" w:eastAsia="黑体" w:hAnsi="黑体" w:hint="eastAsia"/>
@@ -14258,12 +14845,13 @@
           <w:b/>
         </w:rPr>
       </w:pPr>
-      <w:bookmarkStart w:id="39" w:name="_Toc227273299"/>
+      <w:bookmarkStart w:id="39" w:name="_Toc227354866"/>
       <w:r>
         <w:rPr>
           <w:rFonts w:ascii="黑体" w:hAnsi="黑体" w:hint="eastAsia"/>
           <w:b/>
         </w:rPr>
+        <w:lastRenderedPageBreak/>
         <w:t>4.3 数据存储设计</w:t>
       </w:r>
       <w:bookmarkEnd w:id="39"/>
@@ -14342,7 +14930,7 @@
           <w:b/>
         </w:rPr>
       </w:pPr>
-      <w:bookmarkStart w:id="40" w:name="_Toc227273300"/>
+      <w:bookmarkStart w:id="40" w:name="_Toc227354867"/>
       <w:r>
         <w:rPr>
           <w:rFonts w:ascii="黑体" w:hAnsi="黑体" w:hint="eastAsia"/>
@@ -14362,7 +14950,7 @@
           <w:sz w:val="24"/>
         </w:rPr>
       </w:pPr>
-      <w:bookmarkStart w:id="41" w:name="_Toc227273301"/>
+      <w:bookmarkStart w:id="41" w:name="_Toc227354868"/>
       <w:r>
         <w:rPr>
           <w:rFonts w:ascii="黑体" w:eastAsia="黑体" w:hAnsi="黑体" w:hint="eastAsia"/>
@@ -14531,32 +15119,164 @@
           <w:rFonts w:hint="eastAsia"/>
           <w:sz w:val="24"/>
         </w:rPr>
+        <w:t xml:space="preserve">6. </w:t>
+      </w:r>
+      <w:r>
+        <w:rPr>
+          <w:rFonts w:hint="eastAsia"/>
+          <w:sz w:val="24"/>
+        </w:rPr>
+        <w:t>返回上传结果，前端刷新图片列表。</w:t>
+      </w:r>
+    </w:p>
+    <w:p>
+      <w:pPr>
+        <w:spacing w:line="460" w:lineRule="exact"/>
+        <w:ind w:firstLine="480"/>
+        <w:rPr>
+          <w:rFonts w:hint="eastAsia"/>
+          <w:sz w:val="24"/>
+        </w:rPr>
+      </w:pPr>
+      <w:r>
+        <w:rPr>
+          <w:rFonts w:hint="eastAsia"/>
+          <w:sz w:val="24"/>
+        </w:rPr>
+        <w:t>该流程体现了“先语义化，再统一入库”的设计思想。对当前项目而言，生成描述不是附加信息，而是后续检索能力的前提。</w:t>
+      </w:r>
+    </w:p>
+    <w:p>
+      <w:pPr>
+        <w:spacing w:line="460" w:lineRule="exact"/>
+        <w:ind w:firstLine="480"/>
+        <w:rPr>
+          <w:rFonts w:hint="eastAsia"/>
+          <w:sz w:val="24"/>
+        </w:rPr>
+      </w:pPr>
+      <w:r>
+        <w:rPr>
+          <w:rFonts w:hint="eastAsia"/>
+          <w:sz w:val="24"/>
+        </w:rPr>
+        <w:t>如图</w:t>
+      </w:r>
+      <w:r>
+        <w:rPr>
+          <w:rFonts w:hint="eastAsia"/>
+          <w:sz w:val="24"/>
+        </w:rPr>
+        <w:t>4-2</w:t>
+      </w:r>
+      <w:r>
+        <w:rPr>
+          <w:rFonts w:hint="eastAsia"/>
+          <w:sz w:val="24"/>
+        </w:rPr>
+        <w:t>所示，图片入库流程的关键不在“把文件存下来”，而在“把图片转成后续可检索、可解释的语义化知识单元”。因此，语义描述生成、向量索引写入和</w:t>
+      </w:r>
+      <w:r>
+        <w:rPr>
+          <w:rFonts w:hint="eastAsia"/>
+          <w:sz w:val="24"/>
+        </w:rPr>
+        <w:t xml:space="preserve"> BM25 </w:t>
+      </w:r>
+      <w:r>
+        <w:rPr>
+          <w:rFonts w:hint="eastAsia"/>
+          <w:sz w:val="24"/>
+        </w:rPr>
+        <w:t>增量更新被放在同一条连续流程中，而不是拆成彼此独立的后台动作。</w:t>
+      </w:r>
+    </w:p>
+    <w:p>
+      <w:pPr>
+        <w:spacing w:before="120" w:after="120"/>
+        <w:jc w:val="center"/>
+        <w:rPr>
+          <w:rFonts w:hint="eastAsia"/>
+        </w:rPr>
+      </w:pPr>
+      <w:r>
+        <w:rPr>
+          <w:rFonts w:hint="eastAsia"/>
+          <w:noProof/>
+        </w:rPr>
         <w:lastRenderedPageBreak/>
-        <w:t xml:space="preserve">6. </w:t>
-      </w:r>
-      <w:r>
-        <w:rPr>
-          <w:rFonts w:hint="eastAsia"/>
-          <w:sz w:val="24"/>
-        </w:rPr>
-        <w:t>返回上传结果，前端刷新图片列表。</w:t>
-      </w:r>
-    </w:p>
-    <w:p>
-      <w:pPr>
-        <w:spacing w:line="460" w:lineRule="exact"/>
-        <w:ind w:firstLine="480"/>
-        <w:rPr>
-          <w:rFonts w:hint="eastAsia"/>
-          <w:sz w:val="24"/>
-        </w:rPr>
-      </w:pPr>
-      <w:r>
-        <w:rPr>
-          <w:rFonts w:hint="eastAsia"/>
-          <w:sz w:val="24"/>
-        </w:rPr>
-        <w:t>该流程体现了“先语义化，再统一入库”的设计思想。对当前项目而言，生成描述不是附加信息，而是后续检索能力的前提。</w:t>
+        <w:drawing>
+          <wp:inline distT="0" distB="0" distL="0" distR="0" wp14:anchorId="190FD7AB" wp14:editId="36EC89E4">
+            <wp:extent cx="5452745" cy="3029510"/>
+            <wp:effectExtent l="0" t="0" r="0" b="0"/>
+            <wp:docPr id="306446977" name="图片 5"/>
+            <wp:cNvGraphicFramePr>
+              <a:graphicFrameLocks xmlns:a="http://schemas.openxmlformats.org/drawingml/2006/main" noChangeAspect="1"/>
+            </wp:cNvGraphicFramePr>
+            <a:graphic xmlns:a="http://schemas.openxmlformats.org/drawingml/2006/main">
+              <a:graphicData uri="http://schemas.openxmlformats.org/drawingml/2006/picture">
+                <pic:pic xmlns:pic="http://schemas.openxmlformats.org/drawingml/2006/picture">
+                  <pic:nvPicPr>
+                    <pic:cNvPr id="306446977" name=""/>
+                    <pic:cNvPicPr/>
+                  </pic:nvPicPr>
+                  <pic:blipFill>
+                    <a:blip r:embed="rId51" cstate="print">
+                      <a:extLst>
+                        <a:ext uri="{28A0092B-C50C-407E-A947-70E740481C1C}">
+                          <a14:useLocalDpi xmlns:a14="http://schemas.microsoft.com/office/drawing/2010/main" val="0"/>
+                        </a:ext>
+                      </a:extLst>
+                    </a:blip>
+                    <a:stretch>
+                      <a:fillRect/>
+                    </a:stretch>
+                  </pic:blipFill>
+                  <pic:spPr>
+                    <a:xfrm>
+                      <a:off x="0" y="0"/>
+                      <a:ext cx="5452745" cy="3029510"/>
+                    </a:xfrm>
+                    <a:prstGeom prst="rect">
+                      <a:avLst/>
+                    </a:prstGeom>
+                  </pic:spPr>
+                </pic:pic>
+              </a:graphicData>
+            </a:graphic>
+          </wp:inline>
+        </w:drawing>
+      </w:r>
+    </w:p>
+    <w:p>
+      <w:pPr>
+        <w:spacing w:line="460" w:lineRule="exact"/>
+        <w:jc w:val="center"/>
+        <w:rPr>
+          <w:rFonts w:hint="eastAsia"/>
+          <w:sz w:val="24"/>
+        </w:rPr>
+      </w:pPr>
+      <w:r>
+        <w:rPr>
+          <w:rFonts w:hint="eastAsia"/>
+          <w:sz w:val="24"/>
+        </w:rPr>
+        <w:t>图</w:t>
+      </w:r>
+      <w:r>
+        <w:rPr>
+          <w:rFonts w:hint="eastAsia"/>
+          <w:sz w:val="24"/>
+        </w:rPr>
+        <w:t xml:space="preserve">4-2 </w:t>
+      </w:r>
+      <w:r>
+        <w:rPr>
+          <w:rFonts w:hint="eastAsia"/>
+          <w:sz w:val="24"/>
+        </w:rPr>
+        <w:t>图片知识库入库流程图</w:t>
       </w:r>
     </w:p>
     <w:p>
@@ -14569,7 +15289,7 @@
           <w:sz w:val="24"/>
         </w:rPr>
       </w:pPr>
-      <w:bookmarkStart w:id="42" w:name="_Toc227273302"/>
+      <w:bookmarkStart w:id="42" w:name="_Toc227354869"/>
       <w:r>
         <w:rPr>
           <w:rFonts w:ascii="黑体" w:eastAsia="黑体" w:hAnsi="黑体" w:hint="eastAsia"/>
@@ -14777,6 +15497,125 @@
           <w:sz w:val="24"/>
         </w:rPr>
         <w:t>文件”，而是把文档中的多种可用信息整理为可检索、可问答的知识单元。</w:t>
+      </w:r>
+    </w:p>
+    <w:p>
+      <w:pPr>
+        <w:spacing w:line="460" w:lineRule="exact"/>
+        <w:jc w:val="center"/>
+        <w:rPr>
+          <w:rFonts w:hint="eastAsia"/>
+          <w:sz w:val="24"/>
+        </w:rPr>
+      </w:pPr>
+      <w:r>
+        <w:rPr>
+          <w:rFonts w:hint="eastAsia"/>
+          <w:sz w:val="24"/>
+        </w:rPr>
+        <w:t>图</w:t>
+      </w:r>
+      <w:r>
+        <w:rPr>
+          <w:rFonts w:hint="eastAsia"/>
+          <w:sz w:val="24"/>
+        </w:rPr>
+        <w:t>4-3</w:t>
+      </w:r>
+      <w:r>
+        <w:rPr>
+          <w:rFonts w:hint="eastAsia"/>
+          <w:sz w:val="24"/>
+        </w:rPr>
+        <w:t>展示了文档知识库与图片知识库在设计上的主要差异。图片入库更接近同步完成，而文档入库必须经过“先建记录、再后台解析、持续更新进度”的异步过程。这样的设计使文档上传后能够立即进入可管理状态，也让前端能真实展示解析阶段和处理结果。</w:t>
+      </w:r>
+    </w:p>
+    <w:p>
+      <w:pPr>
+        <w:spacing w:before="120" w:after="120"/>
+        <w:jc w:val="center"/>
+        <w:rPr>
+          <w:rFonts w:hint="eastAsia"/>
+        </w:rPr>
+      </w:pPr>
+      <w:r>
+        <w:rPr>
+          <w:rFonts w:hint="eastAsia"/>
+          <w:noProof/>
+        </w:rPr>
+        <w:lastRenderedPageBreak/>
+        <w:drawing>
+          <wp:inline distT="0" distB="0" distL="0" distR="0" wp14:anchorId="485FDA46" wp14:editId="6357B5F6">
+            <wp:extent cx="5452745" cy="3029510"/>
+            <wp:effectExtent l="0" t="0" r="0" b="0"/>
+            <wp:docPr id="1830436162" name="图片 6"/>
+            <wp:cNvGraphicFramePr>
+              <a:graphicFrameLocks xmlns:a="http://schemas.openxmlformats.org/drawingml/2006/main" noChangeAspect="1"/>
+            </wp:cNvGraphicFramePr>
+            <a:graphic xmlns:a="http://schemas.openxmlformats.org/drawingml/2006/main">
+              <a:graphicData uri="http://schemas.openxmlformats.org/drawingml/2006/picture">
+                <pic:pic xmlns:pic="http://schemas.openxmlformats.org/drawingml/2006/picture">
+                  <pic:nvPicPr>
+                    <pic:cNvPr id="1830436162" name=""/>
+                    <pic:cNvPicPr/>
+                  </pic:nvPicPr>
+                  <pic:blipFill>
+                    <a:blip r:embed="rId52" cstate="print">
+                      <a:extLst>
+                        <a:ext uri="{28A0092B-C50C-407E-A947-70E740481C1C}">
+                          <a14:useLocalDpi xmlns:a14="http://schemas.microsoft.com/office/drawing/2010/main" val="0"/>
+                        </a:ext>
+                      </a:extLst>
+                    </a:blip>
+                    <a:stretch>
+                      <a:fillRect/>
+                    </a:stretch>
+                  </pic:blipFill>
+                  <pic:spPr>
+                    <a:xfrm>
+                      <a:off x="0" y="0"/>
+                      <a:ext cx="5452745" cy="3029510"/>
+                    </a:xfrm>
+                    <a:prstGeom prst="rect">
+                      <a:avLst/>
+                    </a:prstGeom>
+                  </pic:spPr>
+                </pic:pic>
+              </a:graphicData>
+            </a:graphic>
+          </wp:inline>
+        </w:drawing>
+      </w:r>
+    </w:p>
+    <w:p>
+      <w:pPr>
+        <w:spacing w:line="460" w:lineRule="exact"/>
+        <w:jc w:val="center"/>
+        <w:rPr>
+          <w:rFonts w:hint="eastAsia"/>
+          <w:sz w:val="24"/>
+        </w:rPr>
+      </w:pPr>
+      <w:r>
+        <w:rPr>
+          <w:rFonts w:hint="eastAsia"/>
+          <w:sz w:val="24"/>
+        </w:rPr>
+        <w:t>图</w:t>
+      </w:r>
+      <w:r>
+        <w:rPr>
+          <w:rFonts w:hint="eastAsia"/>
+          <w:sz w:val="24"/>
+        </w:rPr>
+        <w:t xml:space="preserve">4-3 </w:t>
+      </w:r>
+      <w:r>
+        <w:rPr>
+          <w:rFonts w:hint="eastAsia"/>
+          <w:sz w:val="24"/>
+        </w:rPr>
+        <w:t>文档知识库异步解析与入库流程图</w:t>
       </w:r>
     </w:p>
     <w:p>
@@ -14789,7 +15628,7 @@
           <w:sz w:val="24"/>
         </w:rPr>
       </w:pPr>
-      <w:bookmarkStart w:id="43" w:name="_Toc227273303"/>
+      <w:bookmarkStart w:id="43" w:name="_Toc227354870"/>
       <w:r>
         <w:rPr>
           <w:rFonts w:ascii="黑体" w:eastAsia="黑体" w:hAnsi="黑体" w:hint="eastAsia"/>
@@ -14831,6 +15670,167 @@
           <w:sz w:val="24"/>
         </w:rPr>
         <w:t>对于图像输入，系统会先生成图像描述，再把描述送入统一的检索链路。这样的设计减少了为图像检索和文本检索维护两套完全独立流程的成本，也让来源组织、候选排序和问答上下文构建可以复用同一套中间表示，更符合本项目“桥接”的总体思路。</w:t>
+      </w:r>
+    </w:p>
+    <w:p>
+      <w:pPr>
+        <w:spacing w:line="460" w:lineRule="exact"/>
+        <w:ind w:firstLine="480"/>
+        <w:rPr>
+          <w:rFonts w:hint="eastAsia"/>
+          <w:sz w:val="24"/>
+        </w:rPr>
+      </w:pPr>
+      <w:r>
+        <w:rPr>
+          <w:rFonts w:hint="eastAsia"/>
+          <w:sz w:val="24"/>
+        </w:rPr>
+        <w:t>如图</w:t>
+      </w:r>
+      <w:r>
+        <w:rPr>
+          <w:rFonts w:hint="eastAsia"/>
+          <w:sz w:val="24"/>
+        </w:rPr>
+        <w:t>4-4</w:t>
+      </w:r>
+      <w:r>
+        <w:rPr>
+          <w:rFonts w:hint="eastAsia"/>
+          <w:sz w:val="24"/>
+        </w:rPr>
+        <w:t>所示，文本问答、图文问答和知识库问答虽然执行模式不同，但它们共享同一条“分流判断</w:t>
+      </w:r>
+      <w:r>
+        <w:rPr>
+          <w:rFonts w:hint="eastAsia"/>
+          <w:sz w:val="24"/>
+        </w:rPr>
+        <w:t xml:space="preserve"> - </w:t>
+      </w:r>
+      <w:r>
+        <w:rPr>
+          <w:rFonts w:hint="eastAsia"/>
+          <w:sz w:val="24"/>
+        </w:rPr>
+        <w:t>统一检索</w:t>
+      </w:r>
+      <w:r>
+        <w:rPr>
+          <w:rFonts w:hint="eastAsia"/>
+          <w:sz w:val="24"/>
+        </w:rPr>
+        <w:t xml:space="preserve"> - </w:t>
+      </w:r>
+      <w:r>
+        <w:rPr>
+          <w:rFonts w:hint="eastAsia"/>
+          <w:sz w:val="24"/>
+        </w:rPr>
+        <w:t>上下文组织</w:t>
+      </w:r>
+      <w:r>
+        <w:rPr>
+          <w:rFonts w:hint="eastAsia"/>
+          <w:sz w:val="24"/>
+        </w:rPr>
+        <w:t xml:space="preserve"> - </w:t>
+      </w:r>
+      <w:r>
+        <w:rPr>
+          <w:rFonts w:hint="eastAsia"/>
+          <w:sz w:val="24"/>
+        </w:rPr>
+        <w:t>回答与回溯”的主处理路径。也就是说，多执行模式分流并没有打破系统主链路，反而让不同输入能够进入更合适的处理方式。</w:t>
+      </w:r>
+    </w:p>
+    <w:p>
+      <w:pPr>
+        <w:spacing w:before="120" w:after="120"/>
+        <w:jc w:val="center"/>
+        <w:rPr>
+          <w:rFonts w:hint="eastAsia"/>
+        </w:rPr>
+      </w:pPr>
+      <w:r>
+        <w:rPr>
+          <w:rFonts w:hint="eastAsia"/>
+          <w:noProof/>
+        </w:rPr>
+        <w:lastRenderedPageBreak/>
+        <w:drawing>
+          <wp:inline distT="0" distB="0" distL="0" distR="0" wp14:anchorId="21D6285A" wp14:editId="37701EBB">
+            <wp:extent cx="5452745" cy="3029510"/>
+            <wp:effectExtent l="0" t="0" r="0" b="0"/>
+            <wp:docPr id="1190836664" name="图片 7"/>
+            <wp:cNvGraphicFramePr>
+              <a:graphicFrameLocks xmlns:a="http://schemas.openxmlformats.org/drawingml/2006/main" noChangeAspect="1"/>
+            </wp:cNvGraphicFramePr>
+            <a:graphic xmlns:a="http://schemas.openxmlformats.org/drawingml/2006/main">
+              <a:graphicData uri="http://schemas.openxmlformats.org/drawingml/2006/picture">
+                <pic:pic xmlns:pic="http://schemas.openxmlformats.org/drawingml/2006/picture">
+                  <pic:nvPicPr>
+                    <pic:cNvPr id="1190836664" name=""/>
+                    <pic:cNvPicPr/>
+                  </pic:nvPicPr>
+                  <pic:blipFill>
+                    <a:blip r:embed="rId53" cstate="print">
+                      <a:extLst>
+                        <a:ext uri="{28A0092B-C50C-407E-A947-70E740481C1C}">
+                          <a14:useLocalDpi xmlns:a14="http://schemas.microsoft.com/office/drawing/2010/main" val="0"/>
+                        </a:ext>
+                      </a:extLst>
+                    </a:blip>
+                    <a:stretch>
+                      <a:fillRect/>
+                    </a:stretch>
+                  </pic:blipFill>
+                  <pic:spPr>
+                    <a:xfrm>
+                      <a:off x="0" y="0"/>
+                      <a:ext cx="5452745" cy="3029510"/>
+                    </a:xfrm>
+                    <a:prstGeom prst="rect">
+                      <a:avLst/>
+                    </a:prstGeom>
+                  </pic:spPr>
+                </pic:pic>
+              </a:graphicData>
+            </a:graphic>
+          </wp:inline>
+        </w:drawing>
+      </w:r>
+    </w:p>
+    <w:p>
+      <w:pPr>
+        <w:spacing w:line="460" w:lineRule="exact"/>
+        <w:jc w:val="center"/>
+        <w:rPr>
+          <w:rFonts w:hint="eastAsia"/>
+          <w:sz w:val="24"/>
+        </w:rPr>
+      </w:pPr>
+      <w:r>
+        <w:rPr>
+          <w:rFonts w:hint="eastAsia"/>
+          <w:sz w:val="24"/>
+        </w:rPr>
+        <w:t>图</w:t>
+      </w:r>
+      <w:r>
+        <w:rPr>
+          <w:rFonts w:hint="eastAsia"/>
+          <w:sz w:val="24"/>
+        </w:rPr>
+        <w:t xml:space="preserve">4-4 </w:t>
+      </w:r>
+      <w:r>
+        <w:rPr>
+          <w:rFonts w:hint="eastAsia"/>
+          <w:sz w:val="24"/>
+        </w:rPr>
+        <w:t>检索与问答流程图</w:t>
       </w:r>
     </w:p>
     <w:p>
@@ -14842,7 +15842,7 @@
           <w:b/>
         </w:rPr>
       </w:pPr>
-      <w:bookmarkStart w:id="44" w:name="_Toc227273304"/>
+      <w:bookmarkStart w:id="44" w:name="_Toc227354871"/>
       <w:r>
         <w:rPr>
           <w:rFonts w:ascii="黑体" w:hAnsi="黑体" w:hint="eastAsia"/>
@@ -14897,15 +15897,7 @@
           <w:rFonts w:hint="eastAsia"/>
           <w:sz w:val="24"/>
         </w:rPr>
-        <w:t>这种交互模式有利于毕业设计中的系统展示和后续维护。一方面，前端页面能够比较直观地体现图片管理、文档解析和问答流程；另一方面，后端逻辑集中在接口与</w:t>
-      </w:r>
-      <w:r>
-        <w:rPr>
-          <w:rFonts w:hint="eastAsia"/>
-          <w:sz w:val="24"/>
-        </w:rPr>
-        <w:lastRenderedPageBreak/>
-        <w:t>应用层，便于进一步增加接口或替换底层模型配置。</w:t>
+        <w:t>这种交互模式有利于毕业设计中的系统展示和后续维护。一方面，前端页面能够比较直观地体现图片管理、文档解析和问答流程；另一方面，后端逻辑集中在接口与应用层，便于进一步增加接口或替换底层模型配置。</w:t>
       </w:r>
     </w:p>
     <w:p>
@@ -14917,7 +15909,7 @@
           <w:b/>
         </w:rPr>
       </w:pPr>
-      <w:bookmarkStart w:id="45" w:name="_Toc227273305"/>
+      <w:bookmarkStart w:id="45" w:name="_Toc227354872"/>
       <w:r>
         <w:rPr>
           <w:rFonts w:ascii="黑体" w:hAnsi="黑体" w:hint="eastAsia"/>
@@ -14950,11 +15942,11 @@
           <w:rFonts w:asciiTheme="minorEastAsia" w:eastAsiaTheme="minorEastAsia" w:hAnsiTheme="minorEastAsia" w:hint="eastAsia"/>
         </w:rPr>
         <w:sectPr>
-          <w:headerReference w:type="even" r:id="rId47"/>
-          <w:headerReference w:type="default" r:id="rId48"/>
-          <w:footerReference w:type="even" r:id="rId49"/>
-          <w:headerReference w:type="first" r:id="rId50"/>
-          <w:footerReference w:type="first" r:id="rId51"/>
+          <w:headerReference w:type="even" r:id="rId54"/>
+          <w:headerReference w:type="default" r:id="rId55"/>
+          <w:footerReference w:type="even" r:id="rId56"/>
+          <w:headerReference w:type="first" r:id="rId57"/>
+          <w:footerReference w:type="first" r:id="rId58"/>
           <w:pgSz w:w="11906" w:h="16838"/>
           <w:pgMar w:top="1417" w:right="1417" w:bottom="1417" w:left="1701" w:header="851" w:footer="851" w:gutter="0"/>
           <w:pgNumType w:fmt="numberInDash"/>
@@ -14973,7 +15965,7 @@
           <w:sz w:val="36"/>
         </w:rPr>
       </w:pPr>
-      <w:bookmarkStart w:id="46" w:name="_Toc227273306"/>
+      <w:bookmarkStart w:id="46" w:name="_Toc227354873"/>
       <w:r>
         <w:rPr>
           <w:rFonts w:ascii="黑体" w:eastAsia="黑体" w:hAnsi="黑体" w:hint="eastAsia"/>
@@ -14993,7 +15985,7 @@
           <w:b/>
         </w:rPr>
       </w:pPr>
-      <w:bookmarkStart w:id="47" w:name="_Toc227273307"/>
+      <w:bookmarkStart w:id="47" w:name="_Toc227354874"/>
       <w:r>
         <w:rPr>
           <w:rFonts w:ascii="黑体" w:hAnsi="黑体" w:hint="eastAsia"/>
@@ -15298,7 +16290,7 @@
           <w:b/>
         </w:rPr>
       </w:pPr>
-      <w:bookmarkStart w:id="48" w:name="_Toc227273308"/>
+      <w:bookmarkStart w:id="48" w:name="_Toc227354875"/>
       <w:r>
         <w:rPr>
           <w:rFonts w:ascii="黑体" w:hAnsi="黑体" w:hint="eastAsia"/>
@@ -15318,7 +16310,7 @@
           <w:sz w:val="24"/>
         </w:rPr>
       </w:pPr>
-      <w:bookmarkStart w:id="49" w:name="_Toc227273309"/>
+      <w:bookmarkStart w:id="49" w:name="_Toc227354876"/>
       <w:r>
         <w:rPr>
           <w:rFonts w:ascii="黑体" w:eastAsia="黑体" w:hAnsi="黑体" w:hint="eastAsia"/>
@@ -15372,7 +16364,7 @@
           <w:sz w:val="24"/>
         </w:rPr>
       </w:pPr>
-      <w:bookmarkStart w:id="50" w:name="_Toc227273310"/>
+      <w:bookmarkStart w:id="50" w:name="_Toc227354877"/>
       <w:r>
         <w:rPr>
           <w:rFonts w:ascii="黑体" w:eastAsia="黑体" w:hAnsi="黑体" w:hint="eastAsia"/>
@@ -15498,7 +16490,7 @@
           <w:sz w:val="24"/>
         </w:rPr>
       </w:pPr>
-      <w:bookmarkStart w:id="51" w:name="_Toc227273311"/>
+      <w:bookmarkStart w:id="51" w:name="_Toc227354878"/>
       <w:r>
         <w:rPr>
           <w:rFonts w:ascii="黑体" w:eastAsia="黑体" w:hAnsi="黑体" w:hint="eastAsia"/>
@@ -15534,7 +16526,7 @@
           <w:b/>
         </w:rPr>
       </w:pPr>
-      <w:bookmarkStart w:id="52" w:name="_Toc227273312"/>
+      <w:bookmarkStart w:id="52" w:name="_Toc227354879"/>
       <w:r>
         <w:rPr>
           <w:rFonts w:ascii="黑体" w:hAnsi="黑体" w:hint="eastAsia"/>
@@ -15554,7 +16546,7 @@
           <w:sz w:val="24"/>
         </w:rPr>
       </w:pPr>
-      <w:bookmarkStart w:id="53" w:name="_Toc227273313"/>
+      <w:bookmarkStart w:id="53" w:name="_Toc227354880"/>
       <w:r>
         <w:rPr>
           <w:rFonts w:ascii="黑体" w:eastAsia="黑体" w:hAnsi="黑体" w:hint="eastAsia"/>
@@ -15622,7 +16614,7 @@
           <w:sz w:val="24"/>
         </w:rPr>
       </w:pPr>
-      <w:bookmarkStart w:id="54" w:name="_Toc227273314"/>
+      <w:bookmarkStart w:id="54" w:name="_Toc227354881"/>
       <w:r>
         <w:rPr>
           <w:rFonts w:ascii="黑体" w:eastAsia="黑体" w:hAnsi="黑体" w:hint="eastAsia"/>
@@ -15734,7 +16726,7 @@
           <w:sz w:val="24"/>
         </w:rPr>
       </w:pPr>
-      <w:bookmarkStart w:id="55" w:name="_Toc227273315"/>
+      <w:bookmarkStart w:id="55" w:name="_Toc227354882"/>
       <w:r>
         <w:rPr>
           <w:rFonts w:ascii="黑体" w:eastAsia="黑体" w:hAnsi="黑体" w:hint="eastAsia"/>
@@ -15785,7 +16777,7 @@
           <w:sz w:val="24"/>
         </w:rPr>
       </w:pPr>
-      <w:bookmarkStart w:id="56" w:name="_Toc227273316"/>
+      <w:bookmarkStart w:id="56" w:name="_Toc227354883"/>
       <w:r>
         <w:rPr>
           <w:rFonts w:ascii="黑体" w:eastAsia="黑体" w:hAnsi="黑体" w:hint="eastAsia"/>
@@ -15821,7 +16813,7 @@
           <w:b/>
         </w:rPr>
       </w:pPr>
-      <w:bookmarkStart w:id="57" w:name="_Toc227273317"/>
+      <w:bookmarkStart w:id="57" w:name="_Toc227354884"/>
       <w:r>
         <w:rPr>
           <w:rFonts w:ascii="黑体" w:hAnsi="黑体" w:hint="eastAsia"/>
@@ -15841,7 +16833,7 @@
           <w:sz w:val="24"/>
         </w:rPr>
       </w:pPr>
-      <w:bookmarkStart w:id="58" w:name="_Toc227273318"/>
+      <w:bookmarkStart w:id="58" w:name="_Toc227354885"/>
       <w:r>
         <w:rPr>
           <w:rFonts w:ascii="黑体" w:eastAsia="黑体" w:hAnsi="黑体" w:hint="eastAsia"/>
@@ -15980,7 +16972,7 @@
           <w:sz w:val="24"/>
         </w:rPr>
       </w:pPr>
-      <w:bookmarkStart w:id="59" w:name="_Toc227273319"/>
+      <w:bookmarkStart w:id="59" w:name="_Toc227354886"/>
       <w:r>
         <w:rPr>
           <w:rFonts w:ascii="黑体" w:eastAsia="黑体" w:hAnsi="黑体" w:hint="eastAsia"/>
@@ -16041,7 +17033,7 @@
           <w:b/>
         </w:rPr>
       </w:pPr>
-      <w:bookmarkStart w:id="60" w:name="_Toc227273320"/>
+      <w:bookmarkStart w:id="60" w:name="_Toc227354887"/>
       <w:r>
         <w:rPr>
           <w:rFonts w:ascii="黑体" w:hAnsi="黑体" w:hint="eastAsia"/>
@@ -16061,7 +17053,7 @@
           <w:sz w:val="24"/>
         </w:rPr>
       </w:pPr>
-      <w:bookmarkStart w:id="61" w:name="_Toc227273321"/>
+      <w:bookmarkStart w:id="61" w:name="_Toc227354888"/>
       <w:r>
         <w:rPr>
           <w:rFonts w:ascii="黑体" w:eastAsia="黑体" w:hAnsi="黑体" w:hint="eastAsia"/>
@@ -16098,7 +17090,7 @@
           <w:sz w:val="24"/>
         </w:rPr>
       </w:pPr>
-      <w:bookmarkStart w:id="62" w:name="_Toc227273322"/>
+      <w:bookmarkStart w:id="62" w:name="_Toc227354889"/>
       <w:r>
         <w:rPr>
           <w:rFonts w:ascii="黑体" w:eastAsia="黑体" w:hAnsi="黑体" w:hint="eastAsia"/>
@@ -16163,7 +17155,7 @@
           <w:sz w:val="24"/>
         </w:rPr>
       </w:pPr>
-      <w:bookmarkStart w:id="63" w:name="_Toc227273323"/>
+      <w:bookmarkStart w:id="63" w:name="_Toc227354890"/>
       <w:r>
         <w:rPr>
           <w:rFonts w:ascii="黑体" w:eastAsia="黑体" w:hAnsi="黑体" w:hint="eastAsia"/>
@@ -16199,7 +17191,7 @@
           <w:b/>
         </w:rPr>
       </w:pPr>
-      <w:bookmarkStart w:id="64" w:name="_Toc227273324"/>
+      <w:bookmarkStart w:id="64" w:name="_Toc227354891"/>
       <w:r>
         <w:rPr>
           <w:rFonts w:ascii="黑体" w:hAnsi="黑体" w:hint="eastAsia"/>
@@ -16219,7 +17211,7 @@
           <w:sz w:val="24"/>
         </w:rPr>
       </w:pPr>
-      <w:bookmarkStart w:id="65" w:name="_Toc227273325"/>
+      <w:bookmarkStart w:id="65" w:name="_Toc227354892"/>
       <w:r>
         <w:rPr>
           <w:rFonts w:ascii="黑体" w:eastAsia="黑体" w:hAnsi="黑体" w:hint="eastAsia"/>
@@ -16244,6 +17236,125 @@
           <w:sz w:val="24"/>
         </w:rPr>
         <w:t>图片知识库页面集成了上传区、筛选条件、网格或表格展示、详情预览、编辑、重处理和删除操作。该页面对应后端图片知识库接口，是用户维护图片资料的主要入口。前端整体采用组件化页面组织方式实现列表、表单和状态提示，并通过统一的路由和接口封装把图片管理流程串联起来。</w:t>
+      </w:r>
+    </w:p>
+    <w:p>
+      <w:pPr>
+        <w:spacing w:line="460" w:lineRule="exact"/>
+        <w:jc w:val="center"/>
+        <w:rPr>
+          <w:rFonts w:hint="eastAsia"/>
+          <w:sz w:val="24"/>
+        </w:rPr>
+      </w:pPr>
+      <w:r>
+        <w:rPr>
+          <w:rFonts w:hint="eastAsia"/>
+          <w:sz w:val="24"/>
+        </w:rPr>
+        <w:t>图</w:t>
+      </w:r>
+      <w:r>
+        <w:rPr>
+          <w:rFonts w:hint="eastAsia"/>
+          <w:sz w:val="24"/>
+        </w:rPr>
+        <w:t>5-1</w:t>
+      </w:r>
+      <w:r>
+        <w:rPr>
+          <w:rFonts w:hint="eastAsia"/>
+          <w:sz w:val="24"/>
+        </w:rPr>
+        <w:t>给出了当前系统中图片知识库页面的真实界面。页面上半部分保留上传入口，下半部分展示已入库图片、语义描述摘要和基础管理操作。这种布局能够同时兼顾“新图片入库”和“已有图片维护”两类常见使用动作。</w:t>
+      </w:r>
+    </w:p>
+    <w:p>
+      <w:pPr>
+        <w:spacing w:before="120" w:after="120"/>
+        <w:jc w:val="center"/>
+        <w:rPr>
+          <w:rFonts w:hint="eastAsia"/>
+        </w:rPr>
+      </w:pPr>
+      <w:r>
+        <w:rPr>
+          <w:rFonts w:hint="eastAsia"/>
+          <w:noProof/>
+        </w:rPr>
+        <w:lastRenderedPageBreak/>
+        <w:drawing>
+          <wp:inline distT="0" distB="0" distL="0" distR="0" wp14:anchorId="11F0A189" wp14:editId="5327C2FC">
+            <wp:extent cx="5452745" cy="2337600"/>
+            <wp:effectExtent l="0" t="0" r="0" b="5715"/>
+            <wp:docPr id="1283474702" name="图片 8"/>
+            <wp:cNvGraphicFramePr>
+              <a:graphicFrameLocks xmlns:a="http://schemas.openxmlformats.org/drawingml/2006/main" noChangeAspect="1"/>
+            </wp:cNvGraphicFramePr>
+            <a:graphic xmlns:a="http://schemas.openxmlformats.org/drawingml/2006/main">
+              <a:graphicData uri="http://schemas.openxmlformats.org/drawingml/2006/picture">
+                <pic:pic xmlns:pic="http://schemas.openxmlformats.org/drawingml/2006/picture">
+                  <pic:nvPicPr>
+                    <pic:cNvPr id="1283474702" name=""/>
+                    <pic:cNvPicPr/>
+                  </pic:nvPicPr>
+                  <pic:blipFill>
+                    <a:blip r:embed="rId59" cstate="print">
+                      <a:extLst>
+                        <a:ext uri="{28A0092B-C50C-407E-A947-70E740481C1C}">
+                          <a14:useLocalDpi xmlns:a14="http://schemas.microsoft.com/office/drawing/2010/main" val="0"/>
+                        </a:ext>
+                      </a:extLst>
+                    </a:blip>
+                    <a:stretch>
+                      <a:fillRect/>
+                    </a:stretch>
+                  </pic:blipFill>
+                  <pic:spPr>
+                    <a:xfrm>
+                      <a:off x="0" y="0"/>
+                      <a:ext cx="5452745" cy="2337600"/>
+                    </a:xfrm>
+                    <a:prstGeom prst="rect">
+                      <a:avLst/>
+                    </a:prstGeom>
+                  </pic:spPr>
+                </pic:pic>
+              </a:graphicData>
+            </a:graphic>
+          </wp:inline>
+        </w:drawing>
+      </w:r>
+    </w:p>
+    <w:p>
+      <w:pPr>
+        <w:spacing w:line="460" w:lineRule="exact"/>
+        <w:jc w:val="center"/>
+        <w:rPr>
+          <w:rFonts w:hint="eastAsia"/>
+          <w:sz w:val="24"/>
+        </w:rPr>
+      </w:pPr>
+      <w:r>
+        <w:rPr>
+          <w:rFonts w:hint="eastAsia"/>
+          <w:sz w:val="24"/>
+        </w:rPr>
+        <w:t>图</w:t>
+      </w:r>
+      <w:r>
+        <w:rPr>
+          <w:rFonts w:hint="eastAsia"/>
+          <w:sz w:val="24"/>
+        </w:rPr>
+        <w:t xml:space="preserve">5-1 </w:t>
+      </w:r>
+      <w:r>
+        <w:rPr>
+          <w:rFonts w:hint="eastAsia"/>
+          <w:sz w:val="24"/>
+        </w:rPr>
+        <w:t>图片知识库页面截图</w:t>
       </w:r>
     </w:p>
     <w:p>
@@ -16256,7 +17367,7 @@
           <w:sz w:val="24"/>
         </w:rPr>
       </w:pPr>
-      <w:bookmarkStart w:id="66" w:name="_Toc227273326"/>
+      <w:bookmarkStart w:id="66" w:name="_Toc227354893"/>
       <w:r>
         <w:rPr>
           <w:rFonts w:ascii="黑体" w:eastAsia="黑体" w:hAnsi="黑体" w:hint="eastAsia"/>
@@ -16294,15 +17405,125 @@
           <w:rFonts w:hint="eastAsia"/>
           <w:sz w:val="24"/>
         </w:rPr>
-        <w:t>上传、解析进度查看、列表浏览和结果查看。由于文</w:t>
-      </w:r>
-      <w:r>
-        <w:rPr>
-          <w:rFonts w:hint="eastAsia"/>
-          <w:sz w:val="24"/>
-        </w:rPr>
-        <w:lastRenderedPageBreak/>
-        <w:t>档解析是异步流程，因此该页面在交互上更强调状态可视化，这与后端的进度更新机制相呼应。</w:t>
+        <w:t>上传、解析进度查看、列表浏览和结果查看。由于文档解析是异步流程，因此该页面在交互上更强调状态可视化，这与后端的进度更新机制相呼应。</w:t>
+      </w:r>
+    </w:p>
+    <w:p>
+      <w:pPr>
+        <w:spacing w:line="460" w:lineRule="exact"/>
+        <w:ind w:firstLine="480"/>
+        <w:rPr>
+          <w:rFonts w:hint="eastAsia"/>
+          <w:sz w:val="24"/>
+        </w:rPr>
+      </w:pPr>
+      <w:r>
+        <w:rPr>
+          <w:rFonts w:hint="eastAsia"/>
+          <w:sz w:val="24"/>
+        </w:rPr>
+        <w:t>如图</w:t>
+      </w:r>
+      <w:r>
+        <w:rPr>
+          <w:rFonts w:hint="eastAsia"/>
+          <w:sz w:val="24"/>
+        </w:rPr>
+        <w:t>5-2</w:t>
+      </w:r>
+      <w:r>
+        <w:rPr>
+          <w:rFonts w:hint="eastAsia"/>
+          <w:sz w:val="24"/>
+        </w:rPr>
+        <w:t>所示，文档知识库页面不仅展示文档列表，还支持查看解析结果抽屉。用户可以在同一工作区中看到上传状态、文档完成情况、文本片段数量和提取图片数量，这比把解析结果拆到独立页面更便于核对文档入库质量。</w:t>
+      </w:r>
+    </w:p>
+    <w:p>
+      <w:pPr>
+        <w:spacing w:before="120" w:after="120"/>
+        <w:jc w:val="center"/>
+        <w:rPr>
+          <w:rFonts w:hint="eastAsia"/>
+        </w:rPr>
+      </w:pPr>
+      <w:r>
+        <w:rPr>
+          <w:rFonts w:hint="eastAsia"/>
+          <w:noProof/>
+        </w:rPr>
+        <w:drawing>
+          <wp:inline distT="0" distB="0" distL="0" distR="0" wp14:anchorId="07F25820" wp14:editId="4474E2A6">
+            <wp:extent cx="5452745" cy="2337600"/>
+            <wp:effectExtent l="0" t="0" r="0" b="5715"/>
+            <wp:docPr id="1735379662" name="图片 9"/>
+            <wp:cNvGraphicFramePr>
+              <a:graphicFrameLocks xmlns:a="http://schemas.openxmlformats.org/drawingml/2006/main" noChangeAspect="1"/>
+            </wp:cNvGraphicFramePr>
+            <a:graphic xmlns:a="http://schemas.openxmlformats.org/drawingml/2006/main">
+              <a:graphicData uri="http://schemas.openxmlformats.org/drawingml/2006/picture">
+                <pic:pic xmlns:pic="http://schemas.openxmlformats.org/drawingml/2006/picture">
+                  <pic:nvPicPr>
+                    <pic:cNvPr id="1735379662" name=""/>
+                    <pic:cNvPicPr/>
+                  </pic:nvPicPr>
+                  <pic:blipFill>
+                    <a:blip r:embed="rId60" cstate="print">
+                      <a:extLst>
+                        <a:ext uri="{28A0092B-C50C-407E-A947-70E740481C1C}">
+                          <a14:useLocalDpi xmlns:a14="http://schemas.microsoft.com/office/drawing/2010/main" val="0"/>
+                        </a:ext>
+                      </a:extLst>
+                    </a:blip>
+                    <a:stretch>
+                      <a:fillRect/>
+                    </a:stretch>
+                  </pic:blipFill>
+                  <pic:spPr>
+                    <a:xfrm>
+                      <a:off x="0" y="0"/>
+                      <a:ext cx="5452745" cy="2337600"/>
+                    </a:xfrm>
+                    <a:prstGeom prst="rect">
+                      <a:avLst/>
+                    </a:prstGeom>
+                  </pic:spPr>
+                </pic:pic>
+              </a:graphicData>
+            </a:graphic>
+          </wp:inline>
+        </w:drawing>
+      </w:r>
+    </w:p>
+    <w:p>
+      <w:pPr>
+        <w:spacing w:line="460" w:lineRule="exact"/>
+        <w:jc w:val="center"/>
+        <w:rPr>
+          <w:rFonts w:hint="eastAsia"/>
+          <w:sz w:val="24"/>
+        </w:rPr>
+      </w:pPr>
+      <w:r>
+        <w:rPr>
+          <w:rFonts w:hint="eastAsia"/>
+          <w:sz w:val="24"/>
+        </w:rPr>
+        <w:t>图</w:t>
+      </w:r>
+      <w:r>
+        <w:rPr>
+          <w:rFonts w:hint="eastAsia"/>
+          <w:sz w:val="24"/>
+        </w:rPr>
+        <w:t xml:space="preserve">5-2 </w:t>
+      </w:r>
+      <w:r>
+        <w:rPr>
+          <w:rFonts w:hint="eastAsia"/>
+          <w:sz w:val="24"/>
+        </w:rPr>
+        <w:t>文档知识库与解析结果页面截图</w:t>
       </w:r>
     </w:p>
     <w:p>
@@ -16315,7 +17536,7 @@
           <w:sz w:val="24"/>
         </w:rPr>
       </w:pPr>
-      <w:bookmarkStart w:id="67" w:name="_Toc227273327"/>
+      <w:bookmarkStart w:id="67" w:name="_Toc227354894"/>
       <w:r>
         <w:rPr>
           <w:rFonts w:ascii="黑体" w:eastAsia="黑体" w:hAnsi="黑体" w:hint="eastAsia"/>
@@ -16339,7 +17560,133 @@
           <w:rFonts w:hint="eastAsia"/>
           <w:sz w:val="24"/>
         </w:rPr>
-        <w:t>检索页面提供文本搜图和图搜图两种入口，返回结果以卡片形式展示，并支持图片预览。页面结构相对集中，便于用户快速验证查询结果，也便于在实验演示中体现系统主要检索能力。</w:t>
+        <w:t>检索页面提供文本搜图和图搜图两种入口，返回结果以卡片形式展示，并支持图</w:t>
+      </w:r>
+      <w:r>
+        <w:rPr>
+          <w:rFonts w:hint="eastAsia"/>
+          <w:sz w:val="24"/>
+        </w:rPr>
+        <w:lastRenderedPageBreak/>
+        <w:t>片预览。页面结构相对集中，便于用户快速验证查询结果，也便于在实验演示中体现系统主要检索能力。</w:t>
+      </w:r>
+    </w:p>
+    <w:p>
+      <w:pPr>
+        <w:spacing w:line="460" w:lineRule="exact"/>
+        <w:jc w:val="center"/>
+        <w:rPr>
+          <w:rFonts w:hint="eastAsia"/>
+          <w:sz w:val="24"/>
+        </w:rPr>
+      </w:pPr>
+      <w:r>
+        <w:rPr>
+          <w:rFonts w:hint="eastAsia"/>
+          <w:sz w:val="24"/>
+        </w:rPr>
+        <w:t>图</w:t>
+      </w:r>
+      <w:r>
+        <w:rPr>
+          <w:rFonts w:hint="eastAsia"/>
+          <w:sz w:val="24"/>
+        </w:rPr>
+        <w:t>5-3</w:t>
+      </w:r>
+      <w:r>
+        <w:rPr>
+          <w:rFonts w:hint="eastAsia"/>
+          <w:sz w:val="24"/>
+        </w:rPr>
+        <w:t>展示了检索页面的实际效果。页面左侧为文本搜图入口，右侧为图搜图入口，查询参数和结果区域被放在同一屏内，便于用户快速调整返回数量、过滤阈值并观察召回结果。</w:t>
+      </w:r>
+    </w:p>
+    <w:p>
+      <w:pPr>
+        <w:spacing w:before="120" w:after="120"/>
+        <w:jc w:val="center"/>
+        <w:rPr>
+          <w:rFonts w:hint="eastAsia"/>
+        </w:rPr>
+      </w:pPr>
+      <w:r>
+        <w:rPr>
+          <w:rFonts w:hint="eastAsia"/>
+          <w:noProof/>
+        </w:rPr>
+        <w:drawing>
+          <wp:inline distT="0" distB="0" distL="0" distR="0" wp14:anchorId="3487BAA8" wp14:editId="4F713115">
+            <wp:extent cx="5452745" cy="2337600"/>
+            <wp:effectExtent l="0" t="0" r="0" b="5715"/>
+            <wp:docPr id="775478879" name="图片 10"/>
+            <wp:cNvGraphicFramePr>
+              <a:graphicFrameLocks xmlns:a="http://schemas.openxmlformats.org/drawingml/2006/main" noChangeAspect="1"/>
+            </wp:cNvGraphicFramePr>
+            <a:graphic xmlns:a="http://schemas.openxmlformats.org/drawingml/2006/main">
+              <a:graphicData uri="http://schemas.openxmlformats.org/drawingml/2006/picture">
+                <pic:pic xmlns:pic="http://schemas.openxmlformats.org/drawingml/2006/picture">
+                  <pic:nvPicPr>
+                    <pic:cNvPr id="775478879" name=""/>
+                    <pic:cNvPicPr/>
+                  </pic:nvPicPr>
+                  <pic:blipFill>
+                    <a:blip r:embed="rId61" cstate="print">
+                      <a:extLst>
+                        <a:ext uri="{28A0092B-C50C-407E-A947-70E740481C1C}">
+                          <a14:useLocalDpi xmlns:a14="http://schemas.microsoft.com/office/drawing/2010/main" val="0"/>
+                        </a:ext>
+                      </a:extLst>
+                    </a:blip>
+                    <a:stretch>
+                      <a:fillRect/>
+                    </a:stretch>
+                  </pic:blipFill>
+                  <pic:spPr>
+                    <a:xfrm>
+                      <a:off x="0" y="0"/>
+                      <a:ext cx="5452745" cy="2337600"/>
+                    </a:xfrm>
+                    <a:prstGeom prst="rect">
+                      <a:avLst/>
+                    </a:prstGeom>
+                  </pic:spPr>
+                </pic:pic>
+              </a:graphicData>
+            </a:graphic>
+          </wp:inline>
+        </w:drawing>
+      </w:r>
+    </w:p>
+    <w:p>
+      <w:pPr>
+        <w:spacing w:line="460" w:lineRule="exact"/>
+        <w:jc w:val="center"/>
+        <w:rPr>
+          <w:rFonts w:hint="eastAsia"/>
+          <w:sz w:val="24"/>
+        </w:rPr>
+      </w:pPr>
+      <w:r>
+        <w:rPr>
+          <w:rFonts w:hint="eastAsia"/>
+          <w:sz w:val="24"/>
+        </w:rPr>
+        <w:t>图</w:t>
+      </w:r>
+      <w:r>
+        <w:rPr>
+          <w:rFonts w:hint="eastAsia"/>
+          <w:sz w:val="24"/>
+        </w:rPr>
+        <w:t xml:space="preserve">5-3 </w:t>
+      </w:r>
+      <w:r>
+        <w:rPr>
+          <w:rFonts w:hint="eastAsia"/>
+          <w:sz w:val="24"/>
+        </w:rPr>
+        <w:t>检索页面截图</w:t>
       </w:r>
     </w:p>
     <w:p>
@@ -16352,7 +17699,7 @@
           <w:sz w:val="24"/>
         </w:rPr>
       </w:pPr>
-      <w:bookmarkStart w:id="68" w:name="_Toc227273328"/>
+      <w:bookmarkStart w:id="68" w:name="_Toc227354895"/>
       <w:r>
         <w:rPr>
           <w:rFonts w:ascii="黑体" w:eastAsia="黑体" w:hAnsi="黑体" w:hint="eastAsia"/>
@@ -16377,6 +17724,139 @@
           <w:sz w:val="24"/>
         </w:rPr>
         <w:t>聊天页面支持多会话管理、图片附加、答案展示、来源图片展示和检索轨迹查看。与单纯的聊天框相比，该页面更强调资料问答的上下文和证据感，这是本项目与普通对话应用的一个实际差别。</w:t>
+      </w:r>
+    </w:p>
+    <w:p>
+      <w:pPr>
+        <w:spacing w:line="460" w:lineRule="exact"/>
+        <w:ind w:firstLine="480"/>
+        <w:rPr>
+          <w:rFonts w:hint="eastAsia"/>
+          <w:sz w:val="24"/>
+        </w:rPr>
+      </w:pPr>
+      <w:r>
+        <w:rPr>
+          <w:rFonts w:hint="eastAsia"/>
+          <w:sz w:val="24"/>
+        </w:rPr>
+        <w:t>如图</w:t>
+      </w:r>
+      <w:r>
+        <w:rPr>
+          <w:rFonts w:hint="eastAsia"/>
+          <w:sz w:val="24"/>
+        </w:rPr>
+        <w:t>5-4</w:t>
+      </w:r>
+      <w:r>
+        <w:rPr>
+          <w:rFonts w:hint="eastAsia"/>
+          <w:sz w:val="24"/>
+        </w:rPr>
+        <w:t>所示，聊天页面将答案内容、来源图片和检索轨迹放在同一交互界面中。用户不仅能看到最终回答，还能进一步展开</w:t>
+      </w:r>
+      <w:r>
+        <w:rPr>
+          <w:rFonts w:hint="eastAsia"/>
+          <w:sz w:val="24"/>
+        </w:rPr>
+        <w:t xml:space="preserve"> RAG </w:t>
+      </w:r>
+      <w:r>
+        <w:rPr>
+          <w:rFonts w:hint="eastAsia"/>
+          <w:sz w:val="24"/>
+        </w:rPr>
+        <w:t>过程查看查询、检索和评分信息，这一设计直接支撑了论文前文所强调的可解释性目标。</w:t>
+      </w:r>
+    </w:p>
+    <w:p>
+      <w:pPr>
+        <w:spacing w:before="120" w:after="120"/>
+        <w:jc w:val="center"/>
+        <w:rPr>
+          <w:rFonts w:hint="eastAsia"/>
+        </w:rPr>
+      </w:pPr>
+      <w:r>
+        <w:rPr>
+          <w:rFonts w:hint="eastAsia"/>
+          <w:noProof/>
+        </w:rPr>
+        <w:lastRenderedPageBreak/>
+        <w:drawing>
+          <wp:inline distT="0" distB="0" distL="0" distR="0" wp14:anchorId="68B47AC8" wp14:editId="2C302E69">
+            <wp:extent cx="5452745" cy="2337600"/>
+            <wp:effectExtent l="0" t="0" r="0" b="5715"/>
+            <wp:docPr id="1552303403" name="图片 11"/>
+            <wp:cNvGraphicFramePr>
+              <a:graphicFrameLocks xmlns:a="http://schemas.openxmlformats.org/drawingml/2006/main" noChangeAspect="1"/>
+            </wp:cNvGraphicFramePr>
+            <a:graphic xmlns:a="http://schemas.openxmlformats.org/drawingml/2006/main">
+              <a:graphicData uri="http://schemas.openxmlformats.org/drawingml/2006/picture">
+                <pic:pic xmlns:pic="http://schemas.openxmlformats.org/drawingml/2006/picture">
+                  <pic:nvPicPr>
+                    <pic:cNvPr id="1552303403" name=""/>
+                    <pic:cNvPicPr/>
+                  </pic:nvPicPr>
+                  <pic:blipFill>
+                    <a:blip r:embed="rId62" cstate="print">
+                      <a:extLst>
+                        <a:ext uri="{28A0092B-C50C-407E-A947-70E740481C1C}">
+                          <a14:useLocalDpi xmlns:a14="http://schemas.microsoft.com/office/drawing/2010/main" val="0"/>
+                        </a:ext>
+                      </a:extLst>
+                    </a:blip>
+                    <a:stretch>
+                      <a:fillRect/>
+                    </a:stretch>
+                  </pic:blipFill>
+                  <pic:spPr>
+                    <a:xfrm>
+                      <a:off x="0" y="0"/>
+                      <a:ext cx="5452745" cy="2337600"/>
+                    </a:xfrm>
+                    <a:prstGeom prst="rect">
+                      <a:avLst/>
+                    </a:prstGeom>
+                  </pic:spPr>
+                </pic:pic>
+              </a:graphicData>
+            </a:graphic>
+          </wp:inline>
+        </w:drawing>
+      </w:r>
+    </w:p>
+    <w:p>
+      <w:pPr>
+        <w:spacing w:line="460" w:lineRule="exact"/>
+        <w:jc w:val="center"/>
+        <w:rPr>
+          <w:rFonts w:hint="eastAsia"/>
+          <w:sz w:val="24"/>
+        </w:rPr>
+      </w:pPr>
+      <w:r>
+        <w:rPr>
+          <w:rFonts w:hint="eastAsia"/>
+          <w:sz w:val="24"/>
+        </w:rPr>
+        <w:t>图</w:t>
+      </w:r>
+      <w:r>
+        <w:rPr>
+          <w:rFonts w:hint="eastAsia"/>
+          <w:sz w:val="24"/>
+        </w:rPr>
+        <w:t xml:space="preserve">5-4 </w:t>
+      </w:r>
+      <w:r>
+        <w:rPr>
+          <w:rFonts w:hint="eastAsia"/>
+          <w:sz w:val="24"/>
+        </w:rPr>
+        <w:t>聊天页面与来源回溯截图</w:t>
       </w:r>
     </w:p>
     <w:p>
@@ -16388,7 +17868,7 @@
           <w:b/>
         </w:rPr>
       </w:pPr>
-      <w:bookmarkStart w:id="69" w:name="_Toc227273329"/>
+      <w:bookmarkStart w:id="69" w:name="_Toc227354896"/>
       <w:r>
         <w:rPr>
           <w:rFonts w:ascii="黑体" w:hAnsi="黑体" w:hint="eastAsia"/>
@@ -16438,7 +17918,7 @@
           <w:b/>
         </w:rPr>
       </w:pPr>
-      <w:bookmarkStart w:id="70" w:name="_Toc227273330"/>
+      <w:bookmarkStart w:id="70" w:name="_Toc227354897"/>
       <w:r>
         <w:rPr>
           <w:rFonts w:ascii="黑体" w:hAnsi="黑体" w:hint="eastAsia"/>
@@ -16485,11 +17965,11 @@
           <w:rFonts w:asciiTheme="minorEastAsia" w:eastAsiaTheme="minorEastAsia" w:hAnsiTheme="minorEastAsia" w:hint="eastAsia"/>
         </w:rPr>
         <w:sectPr>
-          <w:headerReference w:type="even" r:id="rId52"/>
-          <w:headerReference w:type="default" r:id="rId53"/>
-          <w:footerReference w:type="even" r:id="rId54"/>
-          <w:headerReference w:type="first" r:id="rId55"/>
-          <w:footerReference w:type="first" r:id="rId56"/>
+          <w:headerReference w:type="even" r:id="rId63"/>
+          <w:headerReference w:type="default" r:id="rId64"/>
+          <w:footerReference w:type="even" r:id="rId65"/>
+          <w:headerReference w:type="first" r:id="rId66"/>
+          <w:footerReference w:type="first" r:id="rId67"/>
           <w:pgSz w:w="11906" w:h="16838"/>
           <w:pgMar w:top="1417" w:right="1417" w:bottom="1417" w:left="1701" w:header="851" w:footer="851" w:gutter="0"/>
           <w:pgNumType w:fmt="numberInDash"/>
@@ -16508,7 +17988,7 @@
           <w:sz w:val="36"/>
         </w:rPr>
       </w:pPr>
-      <w:bookmarkStart w:id="71" w:name="_Toc227273331"/>
+      <w:bookmarkStart w:id="71" w:name="_Toc227354898"/>
       <w:r>
         <w:rPr>
           <w:rFonts w:ascii="黑体" w:eastAsia="黑体" w:hAnsi="黑体" w:hint="eastAsia"/>
@@ -16528,7 +18008,7 @@
           <w:b/>
         </w:rPr>
       </w:pPr>
-      <w:bookmarkStart w:id="72" w:name="_Toc227273332"/>
+      <w:bookmarkStart w:id="72" w:name="_Toc227354899"/>
       <w:r>
         <w:rPr>
           <w:rFonts w:ascii="黑体" w:hAnsi="黑体" w:hint="eastAsia"/>
@@ -16650,7 +18130,7 @@
           <w:b/>
         </w:rPr>
       </w:pPr>
-      <w:bookmarkStart w:id="73" w:name="_Toc227273333"/>
+      <w:bookmarkStart w:id="73" w:name="_Toc227354900"/>
       <w:r>
         <w:rPr>
           <w:rFonts w:ascii="黑体" w:hAnsi="黑体" w:hint="eastAsia"/>
@@ -16670,7 +18150,7 @@
           <w:sz w:val="24"/>
         </w:rPr>
       </w:pPr>
-      <w:bookmarkStart w:id="74" w:name="_Toc227273334"/>
+      <w:bookmarkStart w:id="74" w:name="_Toc227354901"/>
       <w:r>
         <w:rPr>
           <w:rFonts w:ascii="黑体" w:eastAsia="黑体" w:hAnsi="黑体" w:hint="eastAsia"/>
@@ -16923,7 +18403,7 @@
           <w:sz w:val="24"/>
         </w:rPr>
       </w:pPr>
-      <w:bookmarkStart w:id="75" w:name="_Toc227273335"/>
+      <w:bookmarkStart w:id="75" w:name="_Toc227354902"/>
       <w:r>
         <w:rPr>
           <w:rFonts w:ascii="黑体" w:eastAsia="黑体" w:hAnsi="黑体" w:hint="eastAsia"/>
@@ -17343,7 +18823,7 @@
           <w:sz w:val="24"/>
         </w:rPr>
       </w:pPr>
-      <w:bookmarkStart w:id="76" w:name="_Toc227273336"/>
+      <w:bookmarkStart w:id="76" w:name="_Toc227354903"/>
       <w:r>
         <w:rPr>
           <w:rFonts w:ascii="黑体" w:eastAsia="黑体" w:hAnsi="黑体" w:hint="eastAsia"/>
@@ -17810,7 +19290,7 @@
           <w:sz w:val="24"/>
         </w:rPr>
       </w:pPr>
-      <w:bookmarkStart w:id="77" w:name="_Toc227273337"/>
+      <w:bookmarkStart w:id="77" w:name="_Toc227354904"/>
       <w:r>
         <w:rPr>
           <w:rFonts w:ascii="黑体" w:eastAsia="黑体" w:hAnsi="黑体" w:hint="eastAsia"/>
@@ -18090,7 +19570,7 @@
           <w:b/>
         </w:rPr>
       </w:pPr>
-      <w:bookmarkStart w:id="78" w:name="_Toc227273338"/>
+      <w:bookmarkStart w:id="78" w:name="_Toc227354905"/>
       <w:r>
         <w:rPr>
           <w:rFonts w:ascii="黑体" w:hAnsi="黑体" w:hint="eastAsia"/>
@@ -18110,7 +19590,7 @@
           <w:sz w:val="24"/>
         </w:rPr>
       </w:pPr>
-      <w:bookmarkStart w:id="79" w:name="_Toc227273339"/>
+      <w:bookmarkStart w:id="79" w:name="_Toc227354906"/>
       <w:r>
         <w:rPr>
           <w:rFonts w:ascii="黑体" w:eastAsia="黑体" w:hAnsi="黑体" w:hint="eastAsia"/>
@@ -18978,6 +20458,166 @@
     </w:p>
     <w:p>
       <w:pPr>
+        <w:spacing w:line="460" w:lineRule="exact"/>
+        <w:jc w:val="center"/>
+        <w:rPr>
+          <w:rFonts w:hint="eastAsia"/>
+          <w:sz w:val="24"/>
+        </w:rPr>
+      </w:pPr>
+      <w:r>
+        <w:rPr>
+          <w:rFonts w:hint="eastAsia"/>
+          <w:sz w:val="24"/>
+        </w:rPr>
+        <w:t>图</w:t>
+      </w:r>
+      <w:r>
+        <w:rPr>
+          <w:rFonts w:hint="eastAsia"/>
+          <w:sz w:val="24"/>
+        </w:rPr>
+        <w:t>6-1</w:t>
+      </w:r>
+      <w:r>
+        <w:rPr>
+          <w:rFonts w:hint="eastAsia"/>
+          <w:sz w:val="24"/>
+        </w:rPr>
+        <w:t>把</w:t>
+      </w:r>
+      <w:r>
+        <w:rPr>
+          <w:rFonts w:hint="eastAsia"/>
+          <w:sz w:val="24"/>
+        </w:rPr>
+        <w:t xml:space="preserve"> COCO </w:t>
+      </w:r>
+      <w:r>
+        <w:rPr>
+          <w:rFonts w:hint="eastAsia"/>
+          <w:sz w:val="24"/>
+        </w:rPr>
+        <w:t>子集上的主要检索指标可视化之后，这一差异会更直观。</w:t>
+      </w:r>
+      <w:r>
+        <w:rPr>
+          <w:rFonts w:hint="eastAsia"/>
+          <w:sz w:val="24"/>
+        </w:rPr>
+        <w:t xml:space="preserve">baseline_clip </w:t>
+      </w:r>
+      <w:r>
+        <w:rPr>
+          <w:rFonts w:hint="eastAsia"/>
+          <w:sz w:val="24"/>
+        </w:rPr>
+        <w:t>在首位命中和整体排序质量上都更突出，而</w:t>
+      </w:r>
+      <w:r>
+        <w:rPr>
+          <w:rFonts w:hint="eastAsia"/>
+          <w:sz w:val="24"/>
+        </w:rPr>
+        <w:t xml:space="preserve"> proposed </w:t>
+      </w:r>
+      <w:r>
+        <w:rPr>
+          <w:rFonts w:hint="eastAsia"/>
+          <w:sz w:val="24"/>
+        </w:rPr>
+        <w:t>更像是在保持中后段召回能力的同时牺牲了部分前位排序。</w:t>
+      </w:r>
+    </w:p>
+    <w:p>
+      <w:pPr>
+        <w:spacing w:before="120" w:after="120"/>
+        <w:jc w:val="center"/>
+        <w:rPr>
+          <w:rFonts w:hint="eastAsia"/>
+        </w:rPr>
+      </w:pPr>
+      <w:r>
+        <w:rPr>
+          <w:rFonts w:hint="eastAsia"/>
+          <w:noProof/>
+        </w:rPr>
+        <w:drawing>
+          <wp:inline distT="0" distB="0" distL="0" distR="0" wp14:anchorId="3E66C643" wp14:editId="3A2EB05A">
+            <wp:extent cx="5452745" cy="2760813"/>
+            <wp:effectExtent l="0" t="0" r="0" b="1905"/>
+            <wp:docPr id="1254085620" name="图片 12"/>
+            <wp:cNvGraphicFramePr>
+              <a:graphicFrameLocks xmlns:a="http://schemas.openxmlformats.org/drawingml/2006/main" noChangeAspect="1"/>
+            </wp:cNvGraphicFramePr>
+            <a:graphic xmlns:a="http://schemas.openxmlformats.org/drawingml/2006/main">
+              <a:graphicData uri="http://schemas.openxmlformats.org/drawingml/2006/picture">
+                <pic:pic xmlns:pic="http://schemas.openxmlformats.org/drawingml/2006/picture">
+                  <pic:nvPicPr>
+                    <pic:cNvPr id="1254085620" name=""/>
+                    <pic:cNvPicPr/>
+                  </pic:nvPicPr>
+                  <pic:blipFill>
+                    <a:blip r:embed="rId68" cstate="print">
+                      <a:extLst>
+                        <a:ext uri="{28A0092B-C50C-407E-A947-70E740481C1C}">
+                          <a14:useLocalDpi xmlns:a14="http://schemas.microsoft.com/office/drawing/2010/main" val="0"/>
+                        </a:ext>
+                      </a:extLst>
+                    </a:blip>
+                    <a:stretch>
+                      <a:fillRect/>
+                    </a:stretch>
+                  </pic:blipFill>
+                  <pic:spPr>
+                    <a:xfrm>
+                      <a:off x="0" y="0"/>
+                      <a:ext cx="5452745" cy="2760813"/>
+                    </a:xfrm>
+                    <a:prstGeom prst="rect">
+                      <a:avLst/>
+                    </a:prstGeom>
+                  </pic:spPr>
+                </pic:pic>
+              </a:graphicData>
+            </a:graphic>
+          </wp:inline>
+        </w:drawing>
+      </w:r>
+    </w:p>
+    <w:p>
+      <w:pPr>
+        <w:spacing w:line="460" w:lineRule="exact"/>
+        <w:jc w:val="center"/>
+        <w:rPr>
+          <w:rFonts w:hint="eastAsia"/>
+          <w:sz w:val="24"/>
+        </w:rPr>
+      </w:pPr>
+      <w:r>
+        <w:rPr>
+          <w:rFonts w:hint="eastAsia"/>
+          <w:sz w:val="24"/>
+        </w:rPr>
+        <w:t>图</w:t>
+      </w:r>
+      <w:r>
+        <w:rPr>
+          <w:rFonts w:hint="eastAsia"/>
+          <w:sz w:val="24"/>
+        </w:rPr>
+        <w:t xml:space="preserve">6-1 COCO </w:t>
+      </w:r>
+      <w:r>
+        <w:rPr>
+          <w:rFonts w:hint="eastAsia"/>
+          <w:sz w:val="24"/>
+        </w:rPr>
+        <w:t>检索指标对比图</w:t>
+      </w:r>
+    </w:p>
+    <w:p>
+      <w:pPr>
         <w:pStyle w:val="3"/>
         <w:spacing w:before="120" w:after="120"/>
         <w:jc w:val="left"/>
@@ -18986,7 +20626,7 @@
           <w:sz w:val="24"/>
         </w:rPr>
       </w:pPr>
-      <w:bookmarkStart w:id="80" w:name="_Toc227273340"/>
+      <w:bookmarkStart w:id="80" w:name="_Toc227354907"/>
       <w:r>
         <w:rPr>
           <w:rFonts w:ascii="黑体" w:eastAsia="黑体" w:hAnsi="黑体" w:hint="eastAsia"/>
@@ -19783,6 +21423,7 @@
           <w:rFonts w:hint="eastAsia"/>
           <w:sz w:val="24"/>
         </w:rPr>
+        <w:lastRenderedPageBreak/>
         <w:t xml:space="preserve">OCR </w:t>
       </w:r>
       <w:r>
@@ -19853,6 +21494,166 @@
           <w:sz w:val="24"/>
         </w:rPr>
         <w:t>结果更适合作为正文重点，因为它与系统中的文档知识库和多模态问答场景更接近，也更能体现语义描述桥接方法的工程价值。</w:t>
+      </w:r>
+    </w:p>
+    <w:p>
+      <w:pPr>
+        <w:spacing w:line="460" w:lineRule="exact"/>
+        <w:ind w:firstLine="480"/>
+        <w:rPr>
+          <w:rFonts w:hint="eastAsia"/>
+          <w:sz w:val="24"/>
+        </w:rPr>
+      </w:pPr>
+      <w:r>
+        <w:rPr>
+          <w:rFonts w:hint="eastAsia"/>
+          <w:sz w:val="24"/>
+        </w:rPr>
+        <w:t>如图</w:t>
+      </w:r>
+      <w:r>
+        <w:rPr>
+          <w:rFonts w:hint="eastAsia"/>
+          <w:sz w:val="24"/>
+        </w:rPr>
+        <w:t>6-2</w:t>
+      </w:r>
+      <w:r>
+        <w:rPr>
+          <w:rFonts w:hint="eastAsia"/>
+          <w:sz w:val="24"/>
+        </w:rPr>
+        <w:t>所示，进入文档图像场景后，三种方法之间的差距明显缩小。尤其在</w:t>
+      </w:r>
+      <w:r>
+        <w:rPr>
+          <w:rFonts w:hint="eastAsia"/>
+          <w:sz w:val="24"/>
+        </w:rPr>
+        <w:t xml:space="preserve"> Recall@10 </w:t>
+      </w:r>
+      <w:r>
+        <w:rPr>
+          <w:rFonts w:hint="eastAsia"/>
+          <w:sz w:val="24"/>
+        </w:rPr>
+        <w:t>上，</w:t>
+      </w:r>
+      <w:r>
+        <w:rPr>
+          <w:rFonts w:hint="eastAsia"/>
+          <w:sz w:val="24"/>
+        </w:rPr>
+        <w:t xml:space="preserve">proposed </w:t>
+      </w:r>
+      <w:r>
+        <w:rPr>
+          <w:rFonts w:hint="eastAsia"/>
+          <w:sz w:val="24"/>
+        </w:rPr>
+        <w:t>与</w:t>
+      </w:r>
+      <w:r>
+        <w:rPr>
+          <w:rFonts w:hint="eastAsia"/>
+          <w:sz w:val="24"/>
+        </w:rPr>
+        <w:t xml:space="preserve"> baseline_clip </w:t>
+      </w:r>
+      <w:r>
+        <w:rPr>
+          <w:rFonts w:hint="eastAsia"/>
+          <w:sz w:val="24"/>
+        </w:rPr>
+        <w:t>已经十分接近，这也是本文在后续系统分析中更重视文档场景而不是只强调通用自然图像场景的原因。</w:t>
+      </w:r>
+    </w:p>
+    <w:p>
+      <w:pPr>
+        <w:spacing w:before="120" w:after="120"/>
+        <w:jc w:val="center"/>
+        <w:rPr>
+          <w:rFonts w:hint="eastAsia"/>
+        </w:rPr>
+      </w:pPr>
+      <w:r>
+        <w:rPr>
+          <w:rFonts w:hint="eastAsia"/>
+          <w:noProof/>
+        </w:rPr>
+        <w:drawing>
+          <wp:inline distT="0" distB="0" distL="0" distR="0" wp14:anchorId="13BCF29D" wp14:editId="41CEEB89">
+            <wp:extent cx="5452745" cy="2823488"/>
+            <wp:effectExtent l="0" t="0" r="0" b="0"/>
+            <wp:docPr id="1289316633" name="图片 13"/>
+            <wp:cNvGraphicFramePr>
+              <a:graphicFrameLocks xmlns:a="http://schemas.openxmlformats.org/drawingml/2006/main" noChangeAspect="1"/>
+            </wp:cNvGraphicFramePr>
+            <a:graphic xmlns:a="http://schemas.openxmlformats.org/drawingml/2006/main">
+              <a:graphicData uri="http://schemas.openxmlformats.org/drawingml/2006/picture">
+                <pic:pic xmlns:pic="http://schemas.openxmlformats.org/drawingml/2006/picture">
+                  <pic:nvPicPr>
+                    <pic:cNvPr id="1289316633" name=""/>
+                    <pic:cNvPicPr/>
+                  </pic:nvPicPr>
+                  <pic:blipFill>
+                    <a:blip r:embed="rId69" cstate="print">
+                      <a:extLst>
+                        <a:ext uri="{28A0092B-C50C-407E-A947-70E740481C1C}">
+                          <a14:useLocalDpi xmlns:a14="http://schemas.microsoft.com/office/drawing/2010/main" val="0"/>
+                        </a:ext>
+                      </a:extLst>
+                    </a:blip>
+                    <a:stretch>
+                      <a:fillRect/>
+                    </a:stretch>
+                  </pic:blipFill>
+                  <pic:spPr>
+                    <a:xfrm>
+                      <a:off x="0" y="0"/>
+                      <a:ext cx="5452745" cy="2823488"/>
+                    </a:xfrm>
+                    <a:prstGeom prst="rect">
+                      <a:avLst/>
+                    </a:prstGeom>
+                  </pic:spPr>
+                </pic:pic>
+              </a:graphicData>
+            </a:graphic>
+          </wp:inline>
+        </w:drawing>
+      </w:r>
+    </w:p>
+    <w:p>
+      <w:pPr>
+        <w:spacing w:line="460" w:lineRule="exact"/>
+        <w:jc w:val="center"/>
+        <w:rPr>
+          <w:rFonts w:hint="eastAsia"/>
+          <w:sz w:val="24"/>
+        </w:rPr>
+      </w:pPr>
+      <w:r>
+        <w:rPr>
+          <w:rFonts w:hint="eastAsia"/>
+          <w:sz w:val="24"/>
+        </w:rPr>
+        <w:t>图</w:t>
+      </w:r>
+      <w:r>
+        <w:rPr>
+          <w:rFonts w:hint="eastAsia"/>
+          <w:sz w:val="24"/>
+        </w:rPr>
+        <w:t xml:space="preserve">6-2 UniDoc </w:t>
+      </w:r>
+      <w:r>
+        <w:rPr>
+          <w:rFonts w:hint="eastAsia"/>
+          <w:sz w:val="24"/>
+        </w:rPr>
+        <w:t>跨域检索指标对比图</w:t>
       </w:r>
     </w:p>
     <w:p>
@@ -19865,7 +21666,7 @@
           <w:sz w:val="24"/>
         </w:rPr>
       </w:pPr>
-      <w:bookmarkStart w:id="81" w:name="_Toc227273341"/>
+      <w:bookmarkStart w:id="81" w:name="_Toc227354908"/>
       <w:r>
         <w:rPr>
           <w:rFonts w:ascii="黑体" w:eastAsia="黑体" w:hAnsi="黑体" w:hint="eastAsia"/>
@@ -19979,29 +21780,46 @@
           <w:rFonts w:hint="eastAsia"/>
           <w:sz w:val="24"/>
         </w:rPr>
+        <w:t xml:space="preserve">3. OCR </w:t>
+      </w:r>
+      <w:r>
+        <w:rPr>
+          <w:rFonts w:hint="eastAsia"/>
+          <w:sz w:val="24"/>
+        </w:rPr>
+        <w:t>文本基线没有在现有结果中表现出明显优势，表明仅依赖</w:t>
+      </w:r>
+      <w:r>
+        <w:rPr>
+          <w:rFonts w:hint="eastAsia"/>
+          <w:sz w:val="24"/>
+        </w:rPr>
+        <w:t xml:space="preserve"> OCR </w:t>
+      </w:r>
+      <w:r>
+        <w:rPr>
+          <w:rFonts w:hint="eastAsia"/>
+          <w:sz w:val="24"/>
+        </w:rPr>
+        <w:t>文本不足以覆盖多模态资料场景。</w:t>
+      </w:r>
+    </w:p>
+    <w:p>
+      <w:pPr>
+        <w:spacing w:line="460" w:lineRule="exact"/>
+        <w:ind w:firstLine="480"/>
+        <w:rPr>
+          <w:rFonts w:hint="eastAsia"/>
+          <w:sz w:val="24"/>
+        </w:rPr>
+      </w:pPr>
+      <w:r>
+        <w:rPr>
+          <w:rFonts w:hint="eastAsia"/>
+          <w:sz w:val="24"/>
+        </w:rPr>
         <w:lastRenderedPageBreak/>
-        <w:t xml:space="preserve">3. OCR </w:t>
-      </w:r>
-      <w:r>
-        <w:rPr>
-          <w:rFonts w:hint="eastAsia"/>
-          <w:sz w:val="24"/>
-        </w:rPr>
-        <w:t>文本基线没有在现有结果中表现出明显优势，表明仅依赖</w:t>
-      </w:r>
-      <w:r>
-        <w:rPr>
-          <w:rFonts w:hint="eastAsia"/>
-          <w:sz w:val="24"/>
-        </w:rPr>
-        <w:t xml:space="preserve"> OCR </w:t>
-      </w:r>
-      <w:r>
-        <w:rPr>
-          <w:rFonts w:hint="eastAsia"/>
-          <w:sz w:val="24"/>
-        </w:rPr>
-        <w:t>文本不足以覆盖多模态资料场景。</w:t>
+        <w:t>因此，本文不会把语义描述桥接方法表述为“检索指标全面最优”，而是把它定位为一种更适合系统统一实现、可解释性和跨模块衔接的工程方案。</w:t>
       </w:r>
     </w:p>
     <w:p>
@@ -20018,7 +21836,21 @@
           <w:rFonts w:hint="eastAsia"/>
           <w:sz w:val="24"/>
         </w:rPr>
-        <w:t>因此，本文不会把语义描述桥接方法表述为“检索指标全面最优”，而是把它定位为一种更适合系统统一实现、可解释性和跨模块衔接的工程方案。</w:t>
+        <w:t>之所以在本文中仍把语义描述桥接作为主方法，并不是因为它在所有检索指标上都超过了</w:t>
+      </w:r>
+      <w:r>
+        <w:rPr>
+          <w:rFonts w:hint="eastAsia"/>
+          <w:sz w:val="24"/>
+        </w:rPr>
+        <w:t xml:space="preserve"> baseline_clip</w:t>
+      </w:r>
+      <w:r>
+        <w:rPr>
+          <w:rFonts w:hint="eastAsia"/>
+          <w:sz w:val="24"/>
+        </w:rPr>
+        <w:t>。更直接的原因在于，当前系统同时要处理图片知识库、文档知识库和会话问答三类链路，桥接表示能够把图片资料和文档片段统一送入相近的文本检索与证据组织流程中。相比单独维护一条更强但更割裂的检索支路，这种做法与系统整体实现更一致，也更便于展示来源和解释中间过程。</w:t>
       </w:r>
     </w:p>
     <w:p>
@@ -20035,21 +21867,108 @@
           <w:rFonts w:hint="eastAsia"/>
           <w:sz w:val="24"/>
         </w:rPr>
-        <w:t>之所以在本文中仍把语义描述桥接作为主方法，并不是因为它在所有检索指标上都超过了</w:t>
-      </w:r>
-      <w:r>
-        <w:rPr>
-          <w:rFonts w:hint="eastAsia"/>
-          <w:sz w:val="24"/>
-        </w:rPr>
-        <w:t xml:space="preserve"> baseline_clip</w:t>
-      </w:r>
-      <w:r>
-        <w:rPr>
-          <w:rFonts w:hint="eastAsia"/>
-          <w:sz w:val="24"/>
-        </w:rPr>
-        <w:t>。更直接的原因在于，当前系统同时要处理图片知识库、文档知识库和会话问答三类链路，桥接表示能够把图片资料和文档片段统一送入相近的文本检索与证据组织流程中。相比单独维护一条更强但更割裂的检索支路，这种做法与系统整体实现更一致，也更便于展示来源和解释中间过程。</w:t>
+        <w:t>检索时延结果如图</w:t>
+      </w:r>
+      <w:r>
+        <w:rPr>
+          <w:rFonts w:hint="eastAsia"/>
+          <w:sz w:val="24"/>
+        </w:rPr>
+        <w:t>6-3</w:t>
+      </w:r>
+      <w:r>
+        <w:rPr>
+          <w:rFonts w:hint="eastAsia"/>
+          <w:sz w:val="24"/>
+        </w:rPr>
+        <w:t>所示。结合前文的限制说明，这里的时延只用于同批次离线实验内部比较，不作为跨设备绝对性能结论。从当前结果看，不同方法之间的时延差异存在，但并没有大到足以改变本文对系统主方法的判断，真正更关键的仍然是能否和系统整体链路稳定衔接。</w:t>
+      </w:r>
+    </w:p>
+    <w:p>
+      <w:pPr>
+        <w:spacing w:before="120" w:after="120"/>
+        <w:jc w:val="center"/>
+        <w:rPr>
+          <w:rFonts w:hint="eastAsia"/>
+        </w:rPr>
+      </w:pPr>
+      <w:r>
+        <w:rPr>
+          <w:rFonts w:hint="eastAsia"/>
+          <w:noProof/>
+        </w:rPr>
+        <w:drawing>
+          <wp:inline distT="0" distB="0" distL="0" distR="0" wp14:anchorId="7B66F802" wp14:editId="0EC1F489">
+            <wp:extent cx="5452745" cy="3187129"/>
+            <wp:effectExtent l="0" t="0" r="0" b="0"/>
+            <wp:docPr id="674452790" name="图片 14"/>
+            <wp:cNvGraphicFramePr>
+              <a:graphicFrameLocks xmlns:a="http://schemas.openxmlformats.org/drawingml/2006/main" noChangeAspect="1"/>
+            </wp:cNvGraphicFramePr>
+            <a:graphic xmlns:a="http://schemas.openxmlformats.org/drawingml/2006/main">
+              <a:graphicData uri="http://schemas.openxmlformats.org/drawingml/2006/picture">
+                <pic:pic xmlns:pic="http://schemas.openxmlformats.org/drawingml/2006/picture">
+                  <pic:nvPicPr>
+                    <pic:cNvPr id="674452790" name=""/>
+                    <pic:cNvPicPr/>
+                  </pic:nvPicPr>
+                  <pic:blipFill>
+                    <a:blip r:embed="rId70" cstate="print">
+                      <a:extLst>
+                        <a:ext uri="{28A0092B-C50C-407E-A947-70E740481C1C}">
+                          <a14:useLocalDpi xmlns:a14="http://schemas.microsoft.com/office/drawing/2010/main" val="0"/>
+                        </a:ext>
+                      </a:extLst>
+                    </a:blip>
+                    <a:stretch>
+                      <a:fillRect/>
+                    </a:stretch>
+                  </pic:blipFill>
+                  <pic:spPr>
+                    <a:xfrm>
+                      <a:off x="0" y="0"/>
+                      <a:ext cx="5452745" cy="3187129"/>
+                    </a:xfrm>
+                    <a:prstGeom prst="rect">
+                      <a:avLst/>
+                    </a:prstGeom>
+                  </pic:spPr>
+                </pic:pic>
+              </a:graphicData>
+            </a:graphic>
+          </wp:inline>
+        </w:drawing>
+      </w:r>
+    </w:p>
+    <w:p>
+      <w:pPr>
+        <w:spacing w:line="460" w:lineRule="exact"/>
+        <w:jc w:val="center"/>
+        <w:rPr>
+          <w:rFonts w:hint="eastAsia"/>
+          <w:sz w:val="24"/>
+        </w:rPr>
+      </w:pPr>
+      <w:r>
+        <w:rPr>
+          <w:rFonts w:hint="eastAsia"/>
+          <w:sz w:val="24"/>
+        </w:rPr>
+        <w:t>图</w:t>
+      </w:r>
+      <w:r>
+        <w:rPr>
+          <w:rFonts w:hint="eastAsia"/>
+          <w:sz w:val="24"/>
+        </w:rPr>
+        <w:t xml:space="preserve">6-3 </w:t>
+      </w:r>
+      <w:r>
+        <w:rPr>
+          <w:rFonts w:hint="eastAsia"/>
+          <w:sz w:val="24"/>
+        </w:rPr>
+        <w:t>检索时延对比图</w:t>
       </w:r>
     </w:p>
     <w:p>
@@ -20061,7 +21980,7 @@
           <w:b/>
         </w:rPr>
       </w:pPr>
-      <w:bookmarkStart w:id="82" w:name="_Toc227273342"/>
+      <w:bookmarkStart w:id="82" w:name="_Toc227354909"/>
       <w:r>
         <w:rPr>
           <w:rFonts w:ascii="黑体" w:hAnsi="黑体" w:hint="eastAsia"/>
@@ -20081,7 +22000,7 @@
           <w:sz w:val="24"/>
         </w:rPr>
       </w:pPr>
-      <w:bookmarkStart w:id="83" w:name="_Toc227273343"/>
+      <w:bookmarkStart w:id="83" w:name="_Toc227354910"/>
       <w:r>
         <w:rPr>
           <w:rFonts w:ascii="黑体" w:eastAsia="黑体" w:hAnsi="黑体" w:hint="eastAsia"/>
@@ -20291,6 +22210,7 @@
               <w:rPr>
                 <w:rFonts w:hint="eastAsia"/>
               </w:rPr>
+              <w:lastRenderedPageBreak/>
               <w:t>baseline_clip</w:t>
             </w:r>
           </w:p>
@@ -21022,6 +22942,124 @@
     </w:p>
     <w:p>
       <w:pPr>
+        <w:spacing w:line="460" w:lineRule="exact"/>
+        <w:jc w:val="center"/>
+        <w:rPr>
+          <w:rFonts w:hint="eastAsia"/>
+          <w:sz w:val="24"/>
+        </w:rPr>
+      </w:pPr>
+      <w:r>
+        <w:rPr>
+          <w:rFonts w:hint="eastAsia"/>
+          <w:sz w:val="24"/>
+        </w:rPr>
+        <w:t>图</w:t>
+      </w:r>
+      <w:r>
+        <w:rPr>
+          <w:rFonts w:hint="eastAsia"/>
+          <w:sz w:val="24"/>
+        </w:rPr>
+        <w:t>6-4</w:t>
+      </w:r>
+      <w:r>
+        <w:rPr>
+          <w:rFonts w:hint="eastAsia"/>
+          <w:sz w:val="24"/>
+        </w:rPr>
+        <w:t>以图形方式展示了四种生成设置的总体差异。它进一步印证了一个较稳定的判断：是否接入检索，比在当前设置下具体选择哪一路检索方法更先决定问答是否可靠。</w:t>
+      </w:r>
+    </w:p>
+    <w:p>
+      <w:pPr>
+        <w:spacing w:before="120" w:after="120"/>
+        <w:jc w:val="center"/>
+        <w:rPr>
+          <w:rFonts w:hint="eastAsia"/>
+        </w:rPr>
+      </w:pPr>
+      <w:r>
+        <w:rPr>
+          <w:rFonts w:hint="eastAsia"/>
+          <w:noProof/>
+        </w:rPr>
+        <w:drawing>
+          <wp:inline distT="0" distB="0" distL="0" distR="0" wp14:anchorId="7DA3A3AC" wp14:editId="6CA8473E">
+            <wp:extent cx="5452745" cy="2750884"/>
+            <wp:effectExtent l="0" t="0" r="0" b="0"/>
+            <wp:docPr id="33979986" name="图片 15"/>
+            <wp:cNvGraphicFramePr>
+              <a:graphicFrameLocks xmlns:a="http://schemas.openxmlformats.org/drawingml/2006/main" noChangeAspect="1"/>
+            </wp:cNvGraphicFramePr>
+            <a:graphic xmlns:a="http://schemas.openxmlformats.org/drawingml/2006/main">
+              <a:graphicData uri="http://schemas.openxmlformats.org/drawingml/2006/picture">
+                <pic:pic xmlns:pic="http://schemas.openxmlformats.org/drawingml/2006/picture">
+                  <pic:nvPicPr>
+                    <pic:cNvPr id="33979986" name=""/>
+                    <pic:cNvPicPr/>
+                  </pic:nvPicPr>
+                  <pic:blipFill>
+                    <a:blip r:embed="rId71" cstate="print">
+                      <a:extLst>
+                        <a:ext uri="{28A0092B-C50C-407E-A947-70E740481C1C}">
+                          <a14:useLocalDpi xmlns:a14="http://schemas.microsoft.com/office/drawing/2010/main" val="0"/>
+                        </a:ext>
+                      </a:extLst>
+                    </a:blip>
+                    <a:stretch>
+                      <a:fillRect/>
+                    </a:stretch>
+                  </pic:blipFill>
+                  <pic:spPr>
+                    <a:xfrm>
+                      <a:off x="0" y="0"/>
+                      <a:ext cx="5452745" cy="2750884"/>
+                    </a:xfrm>
+                    <a:prstGeom prst="rect">
+                      <a:avLst/>
+                    </a:prstGeom>
+                  </pic:spPr>
+                </pic:pic>
+              </a:graphicData>
+            </a:graphic>
+          </wp:inline>
+        </w:drawing>
+      </w:r>
+    </w:p>
+    <w:p>
+      <w:pPr>
+        <w:spacing w:line="460" w:lineRule="exact"/>
+        <w:jc w:val="center"/>
+        <w:rPr>
+          <w:rFonts w:hint="eastAsia"/>
+          <w:sz w:val="24"/>
+        </w:rPr>
+      </w:pPr>
+      <w:r>
+        <w:rPr>
+          <w:rFonts w:hint="eastAsia"/>
+          <w:sz w:val="24"/>
+        </w:rPr>
+        <w:t>图</w:t>
+      </w:r>
+      <w:r>
+        <w:rPr>
+          <w:rFonts w:hint="eastAsia"/>
+          <w:sz w:val="24"/>
+        </w:rPr>
+        <w:t xml:space="preserve">6-4 </w:t>
+      </w:r>
+      <w:r>
+        <w:rPr>
+          <w:rFonts w:hint="eastAsia"/>
+          <w:sz w:val="24"/>
+        </w:rPr>
+        <w:t>生成总体指标对比图</w:t>
+      </w:r>
+    </w:p>
+    <w:p>
+      <w:pPr>
         <w:pStyle w:val="3"/>
         <w:spacing w:before="120" w:after="120"/>
         <w:jc w:val="left"/>
@@ -21030,7 +23068,7 @@
           <w:sz w:val="24"/>
         </w:rPr>
       </w:pPr>
-      <w:bookmarkStart w:id="84" w:name="_Toc227273344"/>
+      <w:bookmarkStart w:id="84" w:name="_Toc227354911"/>
       <w:r>
         <w:rPr>
           <w:rFonts w:ascii="黑体" w:eastAsia="黑体" w:hAnsi="黑体" w:hint="eastAsia"/>
@@ -21237,6 +23275,124 @@
     </w:p>
     <w:p>
       <w:pPr>
+        <w:spacing w:line="460" w:lineRule="exact"/>
+        <w:jc w:val="center"/>
+        <w:rPr>
+          <w:rFonts w:hint="eastAsia"/>
+          <w:sz w:val="24"/>
+        </w:rPr>
+      </w:pPr>
+      <w:r>
+        <w:rPr>
+          <w:rFonts w:hint="eastAsia"/>
+          <w:sz w:val="24"/>
+        </w:rPr>
+        <w:t>图</w:t>
+      </w:r>
+      <w:r>
+        <w:rPr>
+          <w:rFonts w:hint="eastAsia"/>
+          <w:sz w:val="24"/>
+        </w:rPr>
+        <w:t>6-5</w:t>
+      </w:r>
+      <w:r>
+        <w:rPr>
+          <w:rFonts w:hint="eastAsia"/>
+          <w:sz w:val="24"/>
+        </w:rPr>
+        <w:t>进一步给出了不同题型下的正确性对比。可以看到，不同检索方法在题型上的表现并不完全一致，这也说明本文没有把任何单一结果简单上升为“全面最优”结论，而是更关注它们在整体系统链路中的实际适配性。</w:t>
+      </w:r>
+    </w:p>
+    <w:p>
+      <w:pPr>
+        <w:spacing w:before="120" w:after="120"/>
+        <w:jc w:val="center"/>
+        <w:rPr>
+          <w:rFonts w:hint="eastAsia"/>
+        </w:rPr>
+      </w:pPr>
+      <w:r>
+        <w:rPr>
+          <w:rFonts w:hint="eastAsia"/>
+          <w:noProof/>
+        </w:rPr>
+        <w:drawing>
+          <wp:inline distT="0" distB="0" distL="0" distR="0" wp14:anchorId="0E8739E8" wp14:editId="46E224BD">
+            <wp:extent cx="5452745" cy="2450539"/>
+            <wp:effectExtent l="0" t="0" r="0" b="6985"/>
+            <wp:docPr id="1764888139" name="图片 16"/>
+            <wp:cNvGraphicFramePr>
+              <a:graphicFrameLocks xmlns:a="http://schemas.openxmlformats.org/drawingml/2006/main" noChangeAspect="1"/>
+            </wp:cNvGraphicFramePr>
+            <a:graphic xmlns:a="http://schemas.openxmlformats.org/drawingml/2006/main">
+              <a:graphicData uri="http://schemas.openxmlformats.org/drawingml/2006/picture">
+                <pic:pic xmlns:pic="http://schemas.openxmlformats.org/drawingml/2006/picture">
+                  <pic:nvPicPr>
+                    <pic:cNvPr id="1764888139" name=""/>
+                    <pic:cNvPicPr/>
+                  </pic:nvPicPr>
+                  <pic:blipFill>
+                    <a:blip r:embed="rId72" cstate="print">
+                      <a:extLst>
+                        <a:ext uri="{28A0092B-C50C-407E-A947-70E740481C1C}">
+                          <a14:useLocalDpi xmlns:a14="http://schemas.microsoft.com/office/drawing/2010/main" val="0"/>
+                        </a:ext>
+                      </a:extLst>
+                    </a:blip>
+                    <a:stretch>
+                      <a:fillRect/>
+                    </a:stretch>
+                  </pic:blipFill>
+                  <pic:spPr>
+                    <a:xfrm>
+                      <a:off x="0" y="0"/>
+                      <a:ext cx="5452745" cy="2450539"/>
+                    </a:xfrm>
+                    <a:prstGeom prst="rect">
+                      <a:avLst/>
+                    </a:prstGeom>
+                  </pic:spPr>
+                </pic:pic>
+              </a:graphicData>
+            </a:graphic>
+          </wp:inline>
+        </w:drawing>
+      </w:r>
+    </w:p>
+    <w:p>
+      <w:pPr>
+        <w:spacing w:line="460" w:lineRule="exact"/>
+        <w:jc w:val="center"/>
+        <w:rPr>
+          <w:rFonts w:hint="eastAsia"/>
+          <w:sz w:val="24"/>
+        </w:rPr>
+      </w:pPr>
+      <w:r>
+        <w:rPr>
+          <w:rFonts w:hint="eastAsia"/>
+          <w:sz w:val="24"/>
+        </w:rPr>
+        <w:t>图</w:t>
+      </w:r>
+      <w:r>
+        <w:rPr>
+          <w:rFonts w:hint="eastAsia"/>
+          <w:sz w:val="24"/>
+        </w:rPr>
+        <w:t xml:space="preserve">6-5 </w:t>
+      </w:r>
+      <w:r>
+        <w:rPr>
+          <w:rFonts w:hint="eastAsia"/>
+          <w:sz w:val="24"/>
+        </w:rPr>
+        <w:t>不同题型生成正确性对比图</w:t>
+      </w:r>
+    </w:p>
+    <w:p>
+      <w:pPr>
         <w:pStyle w:val="2"/>
         <w:spacing w:before="156" w:after="156"/>
         <w:rPr>
@@ -21244,12 +23400,13 @@
           <w:b/>
         </w:rPr>
       </w:pPr>
-      <w:bookmarkStart w:id="85" w:name="_Toc227273345"/>
+      <w:bookmarkStart w:id="85" w:name="_Toc227354912"/>
       <w:r>
         <w:rPr>
           <w:rFonts w:ascii="黑体" w:hAnsi="黑体" w:hint="eastAsia"/>
           <w:b/>
         </w:rPr>
+        <w:lastRenderedPageBreak/>
         <w:t>6.5 微调补充实验分析</w:t>
       </w:r>
       <w:bookmarkEnd w:id="85"/>
@@ -21264,7 +23421,7 @@
           <w:sz w:val="24"/>
         </w:rPr>
       </w:pPr>
-      <w:bookmarkStart w:id="86" w:name="_Toc227273346"/>
+      <w:bookmarkStart w:id="86" w:name="_Toc227354913"/>
       <w:r>
         <w:rPr>
           <w:rFonts w:ascii="黑体" w:eastAsia="黑体" w:hAnsi="黑体" w:hint="eastAsia"/>
@@ -21601,6 +23758,166 @@
     </w:p>
     <w:p>
       <w:pPr>
+        <w:spacing w:line="460" w:lineRule="exact"/>
+        <w:jc w:val="center"/>
+        <w:rPr>
+          <w:rFonts w:hint="eastAsia"/>
+          <w:sz w:val="24"/>
+        </w:rPr>
+      </w:pPr>
+      <w:r>
+        <w:rPr>
+          <w:rFonts w:hint="eastAsia"/>
+          <w:sz w:val="24"/>
+        </w:rPr>
+        <w:t>图</w:t>
+      </w:r>
+      <w:r>
+        <w:rPr>
+          <w:rFonts w:hint="eastAsia"/>
+          <w:sz w:val="24"/>
+        </w:rPr>
+        <w:t>6-6</w:t>
+      </w:r>
+      <w:r>
+        <w:rPr>
+          <w:rFonts w:hint="eastAsia"/>
+          <w:sz w:val="24"/>
+        </w:rPr>
+        <w:t>把三个模型状态的平均得分差异可视化之后，可以更直观看到</w:t>
+      </w:r>
+      <w:r>
+        <w:rPr>
+          <w:rFonts w:hint="eastAsia"/>
+          <w:sz w:val="24"/>
+        </w:rPr>
+        <w:t xml:space="preserve"> Base</w:t>
+      </w:r>
+      <w:r>
+        <w:rPr>
+          <w:rFonts w:hint="eastAsia"/>
+          <w:sz w:val="24"/>
+        </w:rPr>
+        <w:t>、</w:t>
+      </w:r>
+      <w:r>
+        <w:rPr>
+          <w:rFonts w:hint="eastAsia"/>
+          <w:sz w:val="24"/>
+        </w:rPr>
+        <w:t xml:space="preserve">Ckpt75 </w:t>
+      </w:r>
+      <w:r>
+        <w:rPr>
+          <w:rFonts w:hint="eastAsia"/>
+          <w:sz w:val="24"/>
+        </w:rPr>
+        <w:t>和</w:t>
+      </w:r>
+      <w:r>
+        <w:rPr>
+          <w:rFonts w:hint="eastAsia"/>
+          <w:sz w:val="24"/>
+        </w:rPr>
+        <w:t xml:space="preserve"> Ckpt140 </w:t>
+      </w:r>
+      <w:r>
+        <w:rPr>
+          <w:rFonts w:hint="eastAsia"/>
+          <w:sz w:val="24"/>
+        </w:rPr>
+        <w:t>之间的整体变化趋势。就现有结果而言，微调确实带来了提升，但提升幅度仍然应按补充验证来理解，而不是把它写成与系统主实验同等重要的独立研究结论。</w:t>
+      </w:r>
+    </w:p>
+    <w:p>
+      <w:pPr>
+        <w:spacing w:before="120" w:after="120"/>
+        <w:jc w:val="center"/>
+        <w:rPr>
+          <w:rFonts w:hint="eastAsia"/>
+        </w:rPr>
+      </w:pPr>
+      <w:r>
+        <w:rPr>
+          <w:rFonts w:hint="eastAsia"/>
+          <w:noProof/>
+        </w:rPr>
+        <w:drawing>
+          <wp:inline distT="0" distB="0" distL="0" distR="0" wp14:anchorId="5DC2A1AE" wp14:editId="508985E3">
+            <wp:extent cx="5452745" cy="3564421"/>
+            <wp:effectExtent l="0" t="0" r="0" b="0"/>
+            <wp:docPr id="959993336" name="图片 17"/>
+            <wp:cNvGraphicFramePr>
+              <a:graphicFrameLocks xmlns:a="http://schemas.openxmlformats.org/drawingml/2006/main" noChangeAspect="1"/>
+            </wp:cNvGraphicFramePr>
+            <a:graphic xmlns:a="http://schemas.openxmlformats.org/drawingml/2006/main">
+              <a:graphicData uri="http://schemas.openxmlformats.org/drawingml/2006/picture">
+                <pic:pic xmlns:pic="http://schemas.openxmlformats.org/drawingml/2006/picture">
+                  <pic:nvPicPr>
+                    <pic:cNvPr id="959993336" name=""/>
+                    <pic:cNvPicPr/>
+                  </pic:nvPicPr>
+                  <pic:blipFill>
+                    <a:blip r:embed="rId73" cstate="print">
+                      <a:extLst>
+                        <a:ext uri="{28A0092B-C50C-407E-A947-70E740481C1C}">
+                          <a14:useLocalDpi xmlns:a14="http://schemas.microsoft.com/office/drawing/2010/main" val="0"/>
+                        </a:ext>
+                      </a:extLst>
+                    </a:blip>
+                    <a:stretch>
+                      <a:fillRect/>
+                    </a:stretch>
+                  </pic:blipFill>
+                  <pic:spPr>
+                    <a:xfrm>
+                      <a:off x="0" y="0"/>
+                      <a:ext cx="5452745" cy="3564421"/>
+                    </a:xfrm>
+                    <a:prstGeom prst="rect">
+                      <a:avLst/>
+                    </a:prstGeom>
+                  </pic:spPr>
+                </pic:pic>
+              </a:graphicData>
+            </a:graphic>
+          </wp:inline>
+        </w:drawing>
+      </w:r>
+    </w:p>
+    <w:p>
+      <w:pPr>
+        <w:spacing w:line="460" w:lineRule="exact"/>
+        <w:jc w:val="center"/>
+        <w:rPr>
+          <w:rFonts w:hint="eastAsia"/>
+          <w:sz w:val="24"/>
+        </w:rPr>
+      </w:pPr>
+      <w:r>
+        <w:rPr>
+          <w:rFonts w:hint="eastAsia"/>
+          <w:sz w:val="24"/>
+        </w:rPr>
+        <w:t>图</w:t>
+      </w:r>
+      <w:r>
+        <w:rPr>
+          <w:rFonts w:hint="eastAsia"/>
+          <w:sz w:val="24"/>
+        </w:rPr>
+        <w:t xml:space="preserve">6-6 </w:t>
+      </w:r>
+      <w:r>
+        <w:rPr>
+          <w:rFonts w:hint="eastAsia"/>
+          <w:sz w:val="24"/>
+        </w:rPr>
+        <w:t>微调总体得分对比图</w:t>
+      </w:r>
+    </w:p>
+    <w:p>
+      <w:pPr>
         <w:pStyle w:val="3"/>
         <w:spacing w:before="120" w:after="120"/>
         <w:jc w:val="left"/>
@@ -21609,12 +23926,13 @@
           <w:sz w:val="24"/>
         </w:rPr>
       </w:pPr>
-      <w:bookmarkStart w:id="87" w:name="_Toc227273347"/>
+      <w:bookmarkStart w:id="87" w:name="_Toc227354914"/>
       <w:r>
         <w:rPr>
           <w:rFonts w:ascii="黑体" w:eastAsia="黑体" w:hAnsi="黑体" w:hint="eastAsia"/>
           <w:sz w:val="24"/>
         </w:rPr>
+        <w:lastRenderedPageBreak/>
         <w:t>6.5.2 稳定性分析</w:t>
       </w:r>
       <w:bookmarkEnd w:id="87"/>
@@ -21689,15 +24007,7 @@
           <w:rFonts w:hint="eastAsia"/>
           <w:sz w:val="24"/>
         </w:rPr>
-        <w:t>在样本层面的波动更稳健，作为阶段性成果更适合用于论文中的补充说明。</w:t>
-      </w:r>
-      <w:r>
-        <w:rPr>
-          <w:rFonts w:hint="eastAsia"/>
-          <w:sz w:val="24"/>
-        </w:rPr>
-        <w:lastRenderedPageBreak/>
-        <w:t>这一判断并不与结果矛盾，而是体现了工程评估中“平均效果”和“稳定性”需要同时考虑。</w:t>
+        <w:t>在样本层面的波动更稳健，作为阶段性成果更适合用于论文中的补充说明。这一判断并不与结果矛盾，而是体现了工程评估中“平均效果”和“稳定性”需要同时考虑。</w:t>
       </w:r>
     </w:p>
     <w:p>
@@ -21715,6 +24025,152 @@
           <w:sz w:val="24"/>
         </w:rPr>
         <w:t>需要强调的是，微调实验属于补充验证内容，不构成本文系统主实验的主体。正文对其定位应保持克制，避免将其写成与主系统无关的独立研究线。</w:t>
+      </w:r>
+    </w:p>
+    <w:p>
+      <w:pPr>
+        <w:spacing w:line="460" w:lineRule="exact"/>
+        <w:jc w:val="center"/>
+        <w:rPr>
+          <w:rFonts w:hint="eastAsia"/>
+          <w:sz w:val="24"/>
+        </w:rPr>
+      </w:pPr>
+      <w:r>
+        <w:rPr>
+          <w:rFonts w:hint="eastAsia"/>
+          <w:sz w:val="24"/>
+        </w:rPr>
+        <w:t>图</w:t>
+      </w:r>
+      <w:r>
+        <w:rPr>
+          <w:rFonts w:hint="eastAsia"/>
+          <w:sz w:val="24"/>
+        </w:rPr>
+        <w:t>6-7</w:t>
+      </w:r>
+      <w:r>
+        <w:rPr>
+          <w:rFonts w:hint="eastAsia"/>
+          <w:sz w:val="24"/>
+        </w:rPr>
+        <w:t>展示了训练过程中的学习曲线变化。结合平均得分表和已有分析报告，本文更倾向于把</w:t>
+      </w:r>
+      <w:r>
+        <w:rPr>
+          <w:rFonts w:hint="eastAsia"/>
+          <w:sz w:val="24"/>
+        </w:rPr>
+        <w:t xml:space="preserve"> Ckpt75 </w:t>
+      </w:r>
+      <w:r>
+        <w:rPr>
+          <w:rFonts w:hint="eastAsia"/>
+          <w:sz w:val="24"/>
+        </w:rPr>
+        <w:t>视为相对稳妥的阶段性检查点，而把</w:t>
+      </w:r>
+      <w:r>
+        <w:rPr>
+          <w:rFonts w:hint="eastAsia"/>
+          <w:sz w:val="24"/>
+        </w:rPr>
+        <w:t xml:space="preserve"> Ckpt140 </w:t>
+      </w:r>
+      <w:r>
+        <w:rPr>
+          <w:rFonts w:hint="eastAsia"/>
+          <w:sz w:val="24"/>
+        </w:rPr>
+        <w:t>的更高平均分作为补充参考，而不是直接据此得出“训练越久越好”的简单结论。</w:t>
+      </w:r>
+    </w:p>
+    <w:p>
+      <w:pPr>
+        <w:spacing w:before="120" w:after="120"/>
+        <w:jc w:val="center"/>
+        <w:rPr>
+          <w:rFonts w:hint="eastAsia"/>
+        </w:rPr>
+      </w:pPr>
+      <w:r>
+        <w:rPr>
+          <w:rFonts w:hint="eastAsia"/>
+          <w:noProof/>
+        </w:rPr>
+        <w:drawing>
+          <wp:inline distT="0" distB="0" distL="0" distR="0" wp14:anchorId="1CA977BD" wp14:editId="0624E59E">
+            <wp:extent cx="5452745" cy="2332636"/>
+            <wp:effectExtent l="0" t="0" r="0" b="0"/>
+            <wp:docPr id="102793803" name="图片 18"/>
+            <wp:cNvGraphicFramePr>
+              <a:graphicFrameLocks xmlns:a="http://schemas.openxmlformats.org/drawingml/2006/main" noChangeAspect="1"/>
+            </wp:cNvGraphicFramePr>
+            <a:graphic xmlns:a="http://schemas.openxmlformats.org/drawingml/2006/main">
+              <a:graphicData uri="http://schemas.openxmlformats.org/drawingml/2006/picture">
+                <pic:pic xmlns:pic="http://schemas.openxmlformats.org/drawingml/2006/picture">
+                  <pic:nvPicPr>
+                    <pic:cNvPr id="102793803" name=""/>
+                    <pic:cNvPicPr/>
+                  </pic:nvPicPr>
+                  <pic:blipFill>
+                    <a:blip r:embed="rId74" cstate="print">
+                      <a:extLst>
+                        <a:ext uri="{28A0092B-C50C-407E-A947-70E740481C1C}">
+                          <a14:useLocalDpi xmlns:a14="http://schemas.microsoft.com/office/drawing/2010/main" val="0"/>
+                        </a:ext>
+                      </a:extLst>
+                    </a:blip>
+                    <a:stretch>
+                      <a:fillRect/>
+                    </a:stretch>
+                  </pic:blipFill>
+                  <pic:spPr>
+                    <a:xfrm>
+                      <a:off x="0" y="0"/>
+                      <a:ext cx="5452745" cy="2332636"/>
+                    </a:xfrm>
+                    <a:prstGeom prst="rect">
+                      <a:avLst/>
+                    </a:prstGeom>
+                  </pic:spPr>
+                </pic:pic>
+              </a:graphicData>
+            </a:graphic>
+          </wp:inline>
+        </w:drawing>
+      </w:r>
+    </w:p>
+    <w:p>
+      <w:pPr>
+        <w:spacing w:line="460" w:lineRule="exact"/>
+        <w:jc w:val="center"/>
+        <w:rPr>
+          <w:rFonts w:hint="eastAsia"/>
+          <w:sz w:val="24"/>
+        </w:rPr>
+      </w:pPr>
+      <w:r>
+        <w:rPr>
+          <w:rFonts w:hint="eastAsia"/>
+          <w:sz w:val="24"/>
+        </w:rPr>
+        <w:t>图</w:t>
+      </w:r>
+      <w:r>
+        <w:rPr>
+          <w:rFonts w:hint="eastAsia"/>
+          <w:sz w:val="24"/>
+        </w:rPr>
+        <w:t xml:space="preserve">6-7 </w:t>
+      </w:r>
+      <w:r>
+        <w:rPr>
+          <w:rFonts w:hint="eastAsia"/>
+          <w:sz w:val="24"/>
+        </w:rPr>
+        <w:t>微调学习曲线图</w:t>
       </w:r>
     </w:p>
     <w:p>
@@ -21726,7 +24182,7 @@
           <w:b/>
         </w:rPr>
       </w:pPr>
-      <w:bookmarkStart w:id="88" w:name="_Toc227273348"/>
+      <w:bookmarkStart w:id="88" w:name="_Toc227354915"/>
       <w:r>
         <w:rPr>
           <w:rFonts w:ascii="黑体" w:hAnsi="黑体" w:hint="eastAsia"/>
@@ -21863,6 +24319,7 @@
           <w:rFonts w:hint="eastAsia"/>
           <w:sz w:val="24"/>
         </w:rPr>
+        <w:lastRenderedPageBreak/>
         <w:t xml:space="preserve">4. </w:t>
       </w:r>
       <w:r>
@@ -21882,7 +24339,7 @@
           <w:b/>
         </w:rPr>
       </w:pPr>
-      <w:bookmarkStart w:id="89" w:name="_Toc227273349"/>
+      <w:bookmarkStart w:id="89" w:name="_Toc227354916"/>
       <w:r>
         <w:rPr>
           <w:rFonts w:ascii="黑体" w:hAnsi="黑体" w:hint="eastAsia"/>
@@ -21915,11 +24372,11 @@
           <w:rFonts w:asciiTheme="minorEastAsia" w:eastAsiaTheme="minorEastAsia" w:hAnsiTheme="minorEastAsia" w:hint="eastAsia"/>
         </w:rPr>
         <w:sectPr>
-          <w:headerReference w:type="even" r:id="rId57"/>
-          <w:headerReference w:type="default" r:id="rId58"/>
-          <w:footerReference w:type="even" r:id="rId59"/>
-          <w:headerReference w:type="first" r:id="rId60"/>
-          <w:footerReference w:type="first" r:id="rId61"/>
+          <w:headerReference w:type="even" r:id="rId75"/>
+          <w:headerReference w:type="default" r:id="rId76"/>
+          <w:footerReference w:type="even" r:id="rId77"/>
+          <w:headerReference w:type="first" r:id="rId78"/>
+          <w:footerReference w:type="first" r:id="rId79"/>
           <w:pgSz w:w="11906" w:h="16838"/>
           <w:pgMar w:top="1417" w:right="1417" w:bottom="1417" w:left="1701" w:header="851" w:footer="851" w:gutter="0"/>
           <w:pgNumType w:fmt="numberInDash"/>
@@ -21938,7 +24395,7 @@
           <w:sz w:val="36"/>
         </w:rPr>
       </w:pPr>
-      <w:bookmarkStart w:id="90" w:name="_Toc227273350"/>
+      <w:bookmarkStart w:id="90" w:name="_Toc227354917"/>
       <w:r>
         <w:rPr>
           <w:rFonts w:ascii="黑体" w:eastAsia="黑体" w:hAnsi="黑体" w:hint="eastAsia"/>
@@ -21958,7 +24415,7 @@
           <w:b/>
         </w:rPr>
       </w:pPr>
-      <w:bookmarkStart w:id="91" w:name="_Toc227273351"/>
+      <w:bookmarkStart w:id="91" w:name="_Toc227354918"/>
       <w:r>
         <w:rPr>
           <w:rFonts w:ascii="黑体" w:hAnsi="黑体" w:hint="eastAsia"/>
@@ -22104,7 +24561,7 @@
           <w:b/>
         </w:rPr>
       </w:pPr>
-      <w:bookmarkStart w:id="92" w:name="_Toc227273352"/>
+      <w:bookmarkStart w:id="92" w:name="_Toc227354919"/>
       <w:r>
         <w:rPr>
           <w:rFonts w:ascii="黑体" w:hAnsi="黑体" w:hint="eastAsia"/>
@@ -22165,7 +24622,7 @@
           <w:b/>
         </w:rPr>
       </w:pPr>
-      <w:bookmarkStart w:id="93" w:name="_Toc227273353"/>
+      <w:bookmarkStart w:id="93" w:name="_Toc227354920"/>
       <w:r>
         <w:rPr>
           <w:rFonts w:ascii="黑体" w:hAnsi="黑体" w:hint="eastAsia"/>
@@ -22284,11 +24741,11 @@
           <w:rFonts w:asciiTheme="minorEastAsia" w:eastAsiaTheme="minorEastAsia" w:hAnsiTheme="minorEastAsia" w:hint="eastAsia"/>
         </w:rPr>
         <w:sectPr>
-          <w:headerReference w:type="even" r:id="rId62"/>
-          <w:headerReference w:type="default" r:id="rId63"/>
-          <w:footerReference w:type="even" r:id="rId64"/>
-          <w:headerReference w:type="first" r:id="rId65"/>
-          <w:footerReference w:type="first" r:id="rId66"/>
+          <w:headerReference w:type="even" r:id="rId80"/>
+          <w:headerReference w:type="default" r:id="rId81"/>
+          <w:footerReference w:type="even" r:id="rId82"/>
+          <w:headerReference w:type="first" r:id="rId83"/>
+          <w:footerReference w:type="first" r:id="rId84"/>
           <w:pgSz w:w="11906" w:h="16838"/>
           <w:pgMar w:top="1417" w:right="1417" w:bottom="1417" w:left="1701" w:header="851" w:footer="851" w:gutter="0"/>
           <w:pgNumType w:fmt="numberInDash"/>
@@ -22307,7 +24764,7 @@
           <w:sz w:val="36"/>
         </w:rPr>
       </w:pPr>
-      <w:bookmarkStart w:id="94" w:name="_Toc227273354"/>
+      <w:bookmarkStart w:id="94" w:name="_Toc227354921"/>
       <w:r>
         <w:rPr>
           <w:rFonts w:ascii="黑体" w:eastAsia="黑体" w:hAnsi="黑体" w:hint="eastAsia"/>
@@ -23021,11 +25478,11 @@
           <w:rFonts w:asciiTheme="minorEastAsia" w:eastAsiaTheme="minorEastAsia" w:hAnsiTheme="minorEastAsia" w:hint="eastAsia"/>
         </w:rPr>
         <w:sectPr>
-          <w:headerReference w:type="even" r:id="rId67"/>
-          <w:headerReference w:type="default" r:id="rId68"/>
-          <w:footerReference w:type="even" r:id="rId69"/>
-          <w:headerReference w:type="first" r:id="rId70"/>
-          <w:footerReference w:type="first" r:id="rId71"/>
+          <w:headerReference w:type="even" r:id="rId85"/>
+          <w:headerReference w:type="default" r:id="rId86"/>
+          <w:footerReference w:type="even" r:id="rId87"/>
+          <w:headerReference w:type="first" r:id="rId88"/>
+          <w:footerReference w:type="first" r:id="rId89"/>
           <w:pgSz w:w="11906" w:h="16838"/>
           <w:pgMar w:top="1417" w:right="1417" w:bottom="1417" w:left="1701" w:header="851" w:footer="851" w:gutter="0"/>
           <w:pgNumType w:fmt="numberInDash"/>
@@ -23044,7 +25501,7 @@
           <w:sz w:val="36"/>
         </w:rPr>
       </w:pPr>
-      <w:bookmarkStart w:id="95" w:name="_Toc227273355"/>
+      <w:bookmarkStart w:id="95" w:name="_Toc227354922"/>
       <w:r>
         <w:rPr>
           <w:rFonts w:ascii="黑体" w:eastAsia="黑体" w:hAnsi="黑体" w:hint="eastAsia"/>
@@ -23097,11 +25554,11 @@
       </w:pPr>
     </w:p>
     <w:sectPr>
-      <w:headerReference w:type="even" r:id="rId72"/>
-      <w:headerReference w:type="default" r:id="rId73"/>
-      <w:footerReference w:type="even" r:id="rId74"/>
-      <w:headerReference w:type="first" r:id="rId75"/>
-      <w:footerReference w:type="first" r:id="rId76"/>
+      <w:headerReference w:type="even" r:id="rId90"/>
+      <w:headerReference w:type="default" r:id="rId91"/>
+      <w:footerReference w:type="even" r:id="rId92"/>
+      <w:headerReference w:type="first" r:id="rId93"/>
+      <w:footerReference w:type="first" r:id="rId94"/>
       <w:pgSz w:w="11906" w:h="16838"/>
       <w:pgMar w:top="1417" w:right="1417" w:bottom="1417" w:left="1701" w:header="851" w:footer="851" w:gutter="0"/>
       <w:pgNumType w:fmt="numberInDash"/>
@@ -23526,7 +25983,7 @@
         <w:rStyle w:val="af7"/>
         <w:noProof/>
       </w:rPr>
-      <w:t>5</w:t>
+      <w:t>11</w:t>
     </w:r>
     <w:r>
       <w:rPr>
@@ -24843,7 +27300,7 @@
     <w:uiPriority w:val="9"/>
     <w:unhideWhenUsed/>
     <w:qFormat/>
-    <w:rsid w:val="008956F2"/>
+    <w:rsid w:val="00BD166A"/>
     <w:pPr>
       <w:keepNext/>
       <w:keepLines/>
@@ -25284,7 +27741,7 @@
     <w:basedOn w:val="a0"/>
     <w:link w:val="3"/>
     <w:uiPriority w:val="9"/>
-    <w:rsid w:val="008956F2"/>
+    <w:rsid w:val="00BD166A"/>
     <w:rPr>
       <w:rFonts w:ascii="Times New Roman" w:eastAsia="宋体" w:hAnsi="Times New Roman" w:cs="Times New Roman"/>
       <w:b/>
@@ -25300,7 +27757,7 @@
     <w:uiPriority w:val="99"/>
     <w:semiHidden/>
     <w:unhideWhenUsed/>
-    <w:rsid w:val="008956F2"/>
+    <w:rsid w:val="00BD166A"/>
   </w:style>
 </w:styles>
 </file>
